--- a/Documentos_Projeto/Projeto Integrador_IV.docx
+++ b/Documentos_Projeto/Projeto Integrador_IV.docx
@@ -377,7 +377,29 @@
           <w:szCs w:val="24"/>
           <w:lang w:val="pt-BR"/>
         </w:rPr>
-        <w:t xml:space="preserve">DISTRUBUIDO </w:t>
+        <w:t>DISTR</w:t>
+      </w:r>
+      <w:r>
+        <w:rPr>
+          <w:rFonts w:ascii="Times New Roman" w:hAnsi="Times New Roman" w:cs="Times New Roman"/>
+          <w:b/>
+          <w:bCs/>
+          <w:sz w:val="24"/>
+          <w:szCs w:val="24"/>
+          <w:lang w:val="pt-BR"/>
+        </w:rPr>
+        <w:t>I</w:t>
+      </w:r>
+      <w:r>
+        <w:rPr>
+          <w:rFonts w:ascii="Times New Roman" w:hAnsi="Times New Roman" w:cs="Times New Roman"/>
+          <w:b/>
+          <w:bCs/>
+          <w:sz w:val="24"/>
+          <w:szCs w:val="24"/>
+          <w:lang w:val="pt-BR"/>
+        </w:rPr>
+        <w:t xml:space="preserve">BUIDO </w:t>
       </w:r>
       <w:r>
         <w:rPr>
@@ -718,7 +740,7 @@
         <w:p>
           <w:pPr>
             <w:pStyle w:val="CabealhodoSumrio"/>
-            <w:jc w:val="both"/>
+            <w:jc w:val="center"/>
             <w:rPr>
               <w:rFonts w:ascii="Times New Roman" w:hAnsi="Times New Roman" w:cs="Times New Roman"/>
               <w:color w:val="auto"/>
@@ -732,6 +754,7 @@
             <w:t>SUMÁRIO</w:t>
           </w:r>
         </w:p>
+        <w:p/>
         <w:p>
           <w:pPr>
             <w:pStyle w:val="Sumrio1"/>
@@ -762,7 +785,7 @@
             </w:rPr>
             <w:fldChar w:fldCharType="separate"/>
           </w:r>
-          <w:hyperlink w:anchor="_Toc225109114" w:history="1">
+          <w:hyperlink w:anchor="_Toc225120249" w:history="1">
             <w:r>
               <w:rPr>
                 <w:rStyle w:val="Hyperlink"/>
@@ -790,7 +813,7 @@
                 <w:noProof/>
                 <w:webHidden/>
               </w:rPr>
-              <w:instrText xml:space="preserve"> PAGEREF _Toc225109114 \h </w:instrText>
+              <w:instrText xml:space="preserve"> PAGEREF _Toc225120249 \h </w:instrText>
             </w:r>
             <w:r>
               <w:rPr>
@@ -833,7 +856,7 @@
               <w:lang w:eastAsia="pt-BR"/>
             </w:rPr>
           </w:pPr>
-          <w:hyperlink w:anchor="_Toc225109115" w:history="1">
+          <w:hyperlink w:anchor="_Toc225120250" w:history="1">
             <w:r>
               <w:rPr>
                 <w:rStyle w:val="Hyperlink"/>
@@ -861,7 +884,7 @@
                 <w:noProof/>
                 <w:webHidden/>
               </w:rPr>
-              <w:instrText xml:space="preserve"> PAGEREF _Toc225109115 \h </w:instrText>
+              <w:instrText xml:space="preserve"> PAGEREF _Toc225120250 \h </w:instrText>
             </w:r>
             <w:r>
               <w:rPr>
@@ -904,7 +927,7 @@
               <w:lang w:eastAsia="pt-BR"/>
             </w:rPr>
           </w:pPr>
-          <w:hyperlink w:anchor="_Toc225109116" w:history="1">
+          <w:hyperlink w:anchor="_Toc225120251" w:history="1">
             <w:r>
               <w:rPr>
                 <w:rStyle w:val="Hyperlink"/>
@@ -931,7 +954,7 @@
                 <w:noProof/>
                 <w:webHidden/>
               </w:rPr>
-              <w:instrText xml:space="preserve"> PAGEREF _Toc225109116 \h </w:instrText>
+              <w:instrText xml:space="preserve"> PAGEREF _Toc225120251 \h </w:instrText>
             </w:r>
             <w:r>
               <w:rPr>
@@ -974,7 +997,7 @@
               <w:lang w:eastAsia="pt-BR"/>
             </w:rPr>
           </w:pPr>
-          <w:hyperlink w:anchor="_Toc225109117" w:history="1">
+          <w:hyperlink w:anchor="_Toc225120252" w:history="1">
             <w:r>
               <w:rPr>
                 <w:rStyle w:val="Hyperlink"/>
@@ -1001,7 +1024,7 @@
                 <w:noProof/>
                 <w:webHidden/>
               </w:rPr>
-              <w:instrText xml:space="preserve"> PAGEREF _Toc225109117 \h </w:instrText>
+              <w:instrText xml:space="preserve"> PAGEREF _Toc225120252 \h </w:instrText>
             </w:r>
             <w:r>
               <w:rPr>
@@ -1034,7 +1057,7 @@
         </w:p>
         <w:p>
           <w:pPr>
-            <w:pStyle w:val="Sumrio2"/>
+            <w:pStyle w:val="Sumrio1"/>
             <w:tabs>
               <w:tab w:val="right" w:leader="dot" w:pos="8828"/>
             </w:tabs>
@@ -1044,13 +1067,13 @@
               <w:lang w:eastAsia="pt-BR"/>
             </w:rPr>
           </w:pPr>
-          <w:hyperlink w:anchor="_Toc225109118" w:history="1">
+          <w:hyperlink w:anchor="_Toc225120253" w:history="1">
             <w:r>
               <w:rPr>
                 <w:rStyle w:val="Hyperlink"/>
                 <w:noProof/>
               </w:rPr>
-              <w:t>2.3 Desenvolvimento da Solução de Big Data</w:t>
+              <w:t>3.  Conclusão</w:t>
             </w:r>
             <w:r>
               <w:rPr>
@@ -1071,7 +1094,7 @@
                 <w:noProof/>
                 <w:webHidden/>
               </w:rPr>
-              <w:instrText xml:space="preserve"> PAGEREF _Toc225109118 \h </w:instrText>
+              <w:instrText xml:space="preserve"> PAGEREF _Toc225120253 \h </w:instrText>
             </w:r>
             <w:r>
               <w:rPr>
@@ -1104,7 +1127,7 @@
         </w:p>
         <w:p>
           <w:pPr>
-            <w:pStyle w:val="Sumrio2"/>
+            <w:pStyle w:val="Sumrio1"/>
             <w:tabs>
               <w:tab w:val="right" w:leader="dot" w:pos="8828"/>
             </w:tabs>
@@ -1114,13 +1137,13 @@
               <w:lang w:eastAsia="pt-BR"/>
             </w:rPr>
           </w:pPr>
-          <w:hyperlink w:anchor="_Toc225109119" w:history="1">
+          <w:hyperlink w:anchor="_Toc225120254" w:history="1">
             <w:r>
               <w:rPr>
                 <w:rStyle w:val="Hyperlink"/>
                 <w:noProof/>
               </w:rPr>
-              <w:t>3 ORGANIZAÇÃO DO TRABALHO</w:t>
+              <w:t>4. Referências Bibliográficas</w:t>
             </w:r>
             <w:r>
               <w:rPr>
@@ -1141,7 +1164,7 @@
                 <w:noProof/>
                 <w:webHidden/>
               </w:rPr>
-              <w:instrText xml:space="preserve"> PAGEREF _Toc225109119 \h </w:instrText>
+              <w:instrText xml:space="preserve"> PAGEREF _Toc225120254 \h </w:instrText>
             </w:r>
             <w:r>
               <w:rPr>
@@ -1161,7 +1184,7 @@
                 <w:noProof/>
                 <w:webHidden/>
               </w:rPr>
-              <w:t>7</w:t>
+              <w:t>6</w:t>
             </w:r>
             <w:r>
               <w:rPr>
@@ -1184,7 +1207,7 @@
               <w:lang w:eastAsia="pt-BR"/>
             </w:rPr>
           </w:pPr>
-          <w:hyperlink w:anchor="_Toc225109120" w:history="1">
+          <w:hyperlink w:anchor="_Toc225120255" w:history="1">
             <w:r>
               <w:rPr>
                 <w:rStyle w:val="Hyperlink"/>
@@ -1212,7 +1235,7 @@
                 <w:noProof/>
                 <w:webHidden/>
               </w:rPr>
-              <w:instrText xml:space="preserve"> PAGEREF _Toc225109120 \h </w:instrText>
+              <w:instrText xml:space="preserve"> PAGEREF _Toc225120255 \h </w:instrText>
             </w:r>
             <w:r>
               <w:rPr>
@@ -1255,7 +1278,7 @@
               <w:lang w:eastAsia="pt-BR"/>
             </w:rPr>
           </w:pPr>
-          <w:hyperlink w:anchor="_Toc225109121" w:history="1">
+          <w:hyperlink w:anchor="_Toc225120256" w:history="1">
             <w:r>
               <w:rPr>
                 <w:rStyle w:val="Hyperlink"/>
@@ -1283,7 +1306,7 @@
                 <w:noProof/>
                 <w:webHidden/>
               </w:rPr>
-              <w:instrText xml:space="preserve"> PAGEREF _Toc225109121 \h </w:instrText>
+              <w:instrText xml:space="preserve"> PAGEREF _Toc225120256 \h </w:instrText>
             </w:r>
             <w:r>
               <w:rPr>
@@ -1304,6 +1327,503 @@
                 <w:webHidden/>
               </w:rPr>
               <w:t>7</w:t>
+            </w:r>
+            <w:r>
+              <w:rPr>
+                <w:noProof/>
+                <w:webHidden/>
+              </w:rPr>
+              <w:fldChar w:fldCharType="end"/>
+            </w:r>
+          </w:hyperlink>
+        </w:p>
+        <w:p>
+          <w:pPr>
+            <w:pStyle w:val="Sumrio2"/>
+            <w:tabs>
+              <w:tab w:val="right" w:leader="dot" w:pos="8828"/>
+            </w:tabs>
+            <w:rPr>
+              <w:rFonts w:eastAsiaTheme="minorEastAsia"/>
+              <w:noProof/>
+              <w:lang w:eastAsia="pt-BR"/>
+            </w:rPr>
+          </w:pPr>
+          <w:hyperlink w:anchor="_Toc225120257" w:history="1">
+            <w:r>
+              <w:rPr>
+                <w:rStyle w:val="Hyperlink"/>
+                <w:rFonts w:ascii="Times New Roman" w:hAnsi="Times New Roman" w:cs="Times New Roman"/>
+                <w:noProof/>
+              </w:rPr>
+              <w:t>Anexo II – Arquitetura da Solução Proposta</w:t>
+            </w:r>
+            <w:r>
+              <w:rPr>
+                <w:noProof/>
+                <w:webHidden/>
+              </w:rPr>
+              <w:tab/>
+            </w:r>
+            <w:r>
+              <w:rPr>
+                <w:noProof/>
+                <w:webHidden/>
+              </w:rPr>
+              <w:fldChar w:fldCharType="begin"/>
+            </w:r>
+            <w:r>
+              <w:rPr>
+                <w:noProof/>
+                <w:webHidden/>
+              </w:rPr>
+              <w:instrText xml:space="preserve"> PAGEREF _Toc225120257 \h </w:instrText>
+            </w:r>
+            <w:r>
+              <w:rPr>
+                <w:noProof/>
+                <w:webHidden/>
+              </w:rPr>
+            </w:r>
+            <w:r>
+              <w:rPr>
+                <w:noProof/>
+                <w:webHidden/>
+              </w:rPr>
+              <w:fldChar w:fldCharType="separate"/>
+            </w:r>
+            <w:r>
+              <w:rPr>
+                <w:noProof/>
+                <w:webHidden/>
+              </w:rPr>
+              <w:t>8</w:t>
+            </w:r>
+            <w:r>
+              <w:rPr>
+                <w:noProof/>
+                <w:webHidden/>
+              </w:rPr>
+              <w:fldChar w:fldCharType="end"/>
+            </w:r>
+          </w:hyperlink>
+        </w:p>
+        <w:p>
+          <w:pPr>
+            <w:pStyle w:val="Sumrio2"/>
+            <w:tabs>
+              <w:tab w:val="right" w:leader="dot" w:pos="8828"/>
+            </w:tabs>
+            <w:rPr>
+              <w:rFonts w:eastAsiaTheme="minorEastAsia"/>
+              <w:noProof/>
+              <w:lang w:eastAsia="pt-BR"/>
+            </w:rPr>
+          </w:pPr>
+          <w:hyperlink w:anchor="_Toc225120258" w:history="1">
+            <w:r>
+              <w:rPr>
+                <w:rStyle w:val="Hyperlink"/>
+                <w:rFonts w:ascii="Times New Roman" w:hAnsi="Times New Roman" w:cs="Times New Roman"/>
+                <w:noProof/>
+              </w:rPr>
+              <w:t>Anexo III – Data Lake e Databricks Criados.</w:t>
+            </w:r>
+            <w:r>
+              <w:rPr>
+                <w:noProof/>
+                <w:webHidden/>
+              </w:rPr>
+              <w:tab/>
+            </w:r>
+            <w:r>
+              <w:rPr>
+                <w:noProof/>
+                <w:webHidden/>
+              </w:rPr>
+              <w:fldChar w:fldCharType="begin"/>
+            </w:r>
+            <w:r>
+              <w:rPr>
+                <w:noProof/>
+                <w:webHidden/>
+              </w:rPr>
+              <w:instrText xml:space="preserve"> PAGEREF _Toc225120258 \h </w:instrText>
+            </w:r>
+            <w:r>
+              <w:rPr>
+                <w:noProof/>
+                <w:webHidden/>
+              </w:rPr>
+            </w:r>
+            <w:r>
+              <w:rPr>
+                <w:noProof/>
+                <w:webHidden/>
+              </w:rPr>
+              <w:fldChar w:fldCharType="separate"/>
+            </w:r>
+            <w:r>
+              <w:rPr>
+                <w:noProof/>
+                <w:webHidden/>
+              </w:rPr>
+              <w:t>9</w:t>
+            </w:r>
+            <w:r>
+              <w:rPr>
+                <w:noProof/>
+                <w:webHidden/>
+              </w:rPr>
+              <w:fldChar w:fldCharType="end"/>
+            </w:r>
+          </w:hyperlink>
+        </w:p>
+        <w:p>
+          <w:pPr>
+            <w:pStyle w:val="Sumrio2"/>
+            <w:tabs>
+              <w:tab w:val="right" w:leader="dot" w:pos="8828"/>
+            </w:tabs>
+            <w:rPr>
+              <w:rFonts w:eastAsiaTheme="minorEastAsia"/>
+              <w:noProof/>
+              <w:lang w:eastAsia="pt-BR"/>
+            </w:rPr>
+          </w:pPr>
+          <w:hyperlink w:anchor="_Toc225120259" w:history="1">
+            <w:r>
+              <w:rPr>
+                <w:rStyle w:val="Hyperlink"/>
+                <w:rFonts w:ascii="Times New Roman" w:hAnsi="Times New Roman" w:cs="Times New Roman"/>
+                <w:noProof/>
+              </w:rPr>
+              <w:t>Anexo IV – Estrutura dos dados do Data Lake Bronze</w:t>
+            </w:r>
+            <w:r>
+              <w:rPr>
+                <w:noProof/>
+                <w:webHidden/>
+              </w:rPr>
+              <w:tab/>
+            </w:r>
+            <w:r>
+              <w:rPr>
+                <w:noProof/>
+                <w:webHidden/>
+              </w:rPr>
+              <w:fldChar w:fldCharType="begin"/>
+            </w:r>
+            <w:r>
+              <w:rPr>
+                <w:noProof/>
+                <w:webHidden/>
+              </w:rPr>
+              <w:instrText xml:space="preserve"> PAGEREF _Toc225120259 \h </w:instrText>
+            </w:r>
+            <w:r>
+              <w:rPr>
+                <w:noProof/>
+                <w:webHidden/>
+              </w:rPr>
+            </w:r>
+            <w:r>
+              <w:rPr>
+                <w:noProof/>
+                <w:webHidden/>
+              </w:rPr>
+              <w:fldChar w:fldCharType="separate"/>
+            </w:r>
+            <w:r>
+              <w:rPr>
+                <w:noProof/>
+                <w:webHidden/>
+              </w:rPr>
+              <w:t>10</w:t>
+            </w:r>
+            <w:r>
+              <w:rPr>
+                <w:noProof/>
+                <w:webHidden/>
+              </w:rPr>
+              <w:fldChar w:fldCharType="end"/>
+            </w:r>
+          </w:hyperlink>
+        </w:p>
+        <w:p>
+          <w:pPr>
+            <w:pStyle w:val="Sumrio2"/>
+            <w:tabs>
+              <w:tab w:val="right" w:leader="dot" w:pos="8828"/>
+            </w:tabs>
+            <w:rPr>
+              <w:rFonts w:eastAsiaTheme="minorEastAsia"/>
+              <w:noProof/>
+              <w:lang w:eastAsia="pt-BR"/>
+            </w:rPr>
+          </w:pPr>
+          <w:hyperlink w:anchor="_Toc225120260" w:history="1">
+            <w:r>
+              <w:rPr>
+                <w:rStyle w:val="Hyperlink"/>
+                <w:rFonts w:ascii="Times New Roman" w:hAnsi="Times New Roman" w:cs="Times New Roman"/>
+                <w:noProof/>
+              </w:rPr>
+              <w:t>Anexo V – Estrutura dos dados do Data Lake Silver</w:t>
+            </w:r>
+            <w:r>
+              <w:rPr>
+                <w:noProof/>
+                <w:webHidden/>
+              </w:rPr>
+              <w:tab/>
+            </w:r>
+            <w:r>
+              <w:rPr>
+                <w:noProof/>
+                <w:webHidden/>
+              </w:rPr>
+              <w:fldChar w:fldCharType="begin"/>
+            </w:r>
+            <w:r>
+              <w:rPr>
+                <w:noProof/>
+                <w:webHidden/>
+              </w:rPr>
+              <w:instrText xml:space="preserve"> PAGEREF _Toc225120260 \h </w:instrText>
+            </w:r>
+            <w:r>
+              <w:rPr>
+                <w:noProof/>
+                <w:webHidden/>
+              </w:rPr>
+            </w:r>
+            <w:r>
+              <w:rPr>
+                <w:noProof/>
+                <w:webHidden/>
+              </w:rPr>
+              <w:fldChar w:fldCharType="separate"/>
+            </w:r>
+            <w:r>
+              <w:rPr>
+                <w:noProof/>
+                <w:webHidden/>
+              </w:rPr>
+              <w:t>10</w:t>
+            </w:r>
+            <w:r>
+              <w:rPr>
+                <w:noProof/>
+                <w:webHidden/>
+              </w:rPr>
+              <w:fldChar w:fldCharType="end"/>
+            </w:r>
+          </w:hyperlink>
+        </w:p>
+        <w:p>
+          <w:pPr>
+            <w:pStyle w:val="Sumrio2"/>
+            <w:tabs>
+              <w:tab w:val="right" w:leader="dot" w:pos="8828"/>
+            </w:tabs>
+            <w:rPr>
+              <w:rFonts w:eastAsiaTheme="minorEastAsia"/>
+              <w:noProof/>
+              <w:lang w:eastAsia="pt-BR"/>
+            </w:rPr>
+          </w:pPr>
+          <w:hyperlink w:anchor="_Toc225120261" w:history="1">
+            <w:r>
+              <w:rPr>
+                <w:rStyle w:val="Hyperlink"/>
+                <w:rFonts w:ascii="Times New Roman" w:hAnsi="Times New Roman" w:cs="Times New Roman"/>
+                <w:noProof/>
+              </w:rPr>
+              <w:t>Anexo VI – Databricks</w:t>
+            </w:r>
+            <w:r>
+              <w:rPr>
+                <w:noProof/>
+                <w:webHidden/>
+              </w:rPr>
+              <w:tab/>
+            </w:r>
+            <w:r>
+              <w:rPr>
+                <w:noProof/>
+                <w:webHidden/>
+              </w:rPr>
+              <w:fldChar w:fldCharType="begin"/>
+            </w:r>
+            <w:r>
+              <w:rPr>
+                <w:noProof/>
+                <w:webHidden/>
+              </w:rPr>
+              <w:instrText xml:space="preserve"> PAGEREF _Toc225120261 \h </w:instrText>
+            </w:r>
+            <w:r>
+              <w:rPr>
+                <w:noProof/>
+                <w:webHidden/>
+              </w:rPr>
+            </w:r>
+            <w:r>
+              <w:rPr>
+                <w:noProof/>
+                <w:webHidden/>
+              </w:rPr>
+              <w:fldChar w:fldCharType="separate"/>
+            </w:r>
+            <w:r>
+              <w:rPr>
+                <w:noProof/>
+                <w:webHidden/>
+              </w:rPr>
+              <w:t>11</w:t>
+            </w:r>
+            <w:r>
+              <w:rPr>
+                <w:noProof/>
+                <w:webHidden/>
+              </w:rPr>
+              <w:fldChar w:fldCharType="end"/>
+            </w:r>
+          </w:hyperlink>
+        </w:p>
+        <w:p>
+          <w:pPr>
+            <w:pStyle w:val="Sumrio2"/>
+            <w:tabs>
+              <w:tab w:val="right" w:leader="dot" w:pos="8828"/>
+            </w:tabs>
+            <w:rPr>
+              <w:rFonts w:eastAsiaTheme="minorEastAsia"/>
+              <w:noProof/>
+              <w:lang w:eastAsia="pt-BR"/>
+            </w:rPr>
+          </w:pPr>
+          <w:hyperlink w:anchor="_Toc225120262" w:history="1">
+            <w:r>
+              <w:rPr>
+                <w:rStyle w:val="Hyperlink"/>
+                <w:rFonts w:ascii="Times New Roman" w:hAnsi="Times New Roman" w:cs="Times New Roman"/>
+                <w:noProof/>
+              </w:rPr>
+              <w:t>Anexo VII – Painel Estatísticas de Dotação e Empenhos – Power BI</w:t>
+            </w:r>
+            <w:r>
+              <w:rPr>
+                <w:noProof/>
+                <w:webHidden/>
+              </w:rPr>
+              <w:tab/>
+            </w:r>
+            <w:r>
+              <w:rPr>
+                <w:noProof/>
+                <w:webHidden/>
+              </w:rPr>
+              <w:fldChar w:fldCharType="begin"/>
+            </w:r>
+            <w:r>
+              <w:rPr>
+                <w:noProof/>
+                <w:webHidden/>
+              </w:rPr>
+              <w:instrText xml:space="preserve"> PAGEREF _Toc225120262 \h </w:instrText>
+            </w:r>
+            <w:r>
+              <w:rPr>
+                <w:noProof/>
+                <w:webHidden/>
+              </w:rPr>
+            </w:r>
+            <w:r>
+              <w:rPr>
+                <w:noProof/>
+                <w:webHidden/>
+              </w:rPr>
+              <w:fldChar w:fldCharType="separate"/>
+            </w:r>
+            <w:r>
+              <w:rPr>
+                <w:noProof/>
+                <w:webHidden/>
+              </w:rPr>
+              <w:t>12</w:t>
+            </w:r>
+            <w:r>
+              <w:rPr>
+                <w:noProof/>
+                <w:webHidden/>
+              </w:rPr>
+              <w:fldChar w:fldCharType="end"/>
+            </w:r>
+          </w:hyperlink>
+        </w:p>
+        <w:p>
+          <w:pPr>
+            <w:pStyle w:val="Sumrio2"/>
+            <w:tabs>
+              <w:tab w:val="right" w:leader="dot" w:pos="8828"/>
+            </w:tabs>
+            <w:rPr>
+              <w:rFonts w:eastAsiaTheme="minorEastAsia"/>
+              <w:noProof/>
+              <w:lang w:eastAsia="pt-BR"/>
+            </w:rPr>
+          </w:pPr>
+          <w:hyperlink w:anchor="_Toc225120263" w:history="1">
+            <w:r>
+              <w:rPr>
+                <w:rStyle w:val="Hyperlink"/>
+                <w:rFonts w:ascii="Times New Roman" w:hAnsi="Times New Roman" w:cs="Times New Roman"/>
+                <w:noProof/>
+              </w:rPr>
+              <w:t>Anexo VIII – Código Fonte do ETL e Processamento</w:t>
+            </w:r>
+            <w:r>
+              <w:rPr>
+                <w:noProof/>
+                <w:webHidden/>
+              </w:rPr>
+              <w:tab/>
+            </w:r>
+            <w:r>
+              <w:rPr>
+                <w:noProof/>
+                <w:webHidden/>
+              </w:rPr>
+              <w:fldChar w:fldCharType="begin"/>
+            </w:r>
+            <w:r>
+              <w:rPr>
+                <w:noProof/>
+                <w:webHidden/>
+              </w:rPr>
+              <w:instrText xml:space="preserve"> PAGEREF _Toc225120263 \h </w:instrText>
+            </w:r>
+            <w:r>
+              <w:rPr>
+                <w:noProof/>
+                <w:webHidden/>
+              </w:rPr>
+            </w:r>
+            <w:r>
+              <w:rPr>
+                <w:noProof/>
+                <w:webHidden/>
+              </w:rPr>
+              <w:fldChar w:fldCharType="separate"/>
+            </w:r>
+            <w:r>
+              <w:rPr>
+                <w:noProof/>
+                <w:webHidden/>
+              </w:rPr>
+              <w:t>13</w:t>
             </w:r>
             <w:r>
               <w:rPr>
@@ -1481,7 +2001,7 @@
           <w:rFonts w:ascii="Times New Roman" w:hAnsi="Times New Roman" w:cs="Times New Roman"/>
         </w:rPr>
       </w:pPr>
-      <w:bookmarkStart w:id="0" w:name="_Toc225109114"/>
+      <w:bookmarkStart w:id="0" w:name="_Toc225120249"/>
       <w:r>
         <w:rPr>
           <w:rFonts w:ascii="Times New Roman" w:hAnsi="Times New Roman" w:cs="Times New Roman"/>
@@ -1497,13 +2017,7 @@
         <w:tab/>
       </w:r>
     </w:p>
-    <w:p>
-      <w:pPr>
-        <w:spacing w:line="240" w:lineRule="auto"/>
-        <w:ind w:firstLine="720"/>
-        <w:jc w:val="both"/>
-      </w:pPr>
-    </w:p>
+    <w:p/>
     <w:p>
       <w:pPr>
         <w:spacing w:line="240" w:lineRule="auto"/>
@@ -1533,7 +2047,13 @@
         <w:rPr>
           <w:rFonts w:ascii="Times New Roman" w:hAnsi="Times New Roman" w:cs="Times New Roman"/>
         </w:rPr>
-        <w:t xml:space="preserve">Nesse sentido, o objetivo é disponibilizar uma ferramenta que permita a visualização dos saldos em tempo real, com acurácia </w:t>
+        <w:t>O</w:t>
+      </w:r>
+      <w:r>
+        <w:rPr>
+          <w:rFonts w:ascii="Times New Roman" w:hAnsi="Times New Roman" w:cs="Times New Roman"/>
+        </w:rPr>
+        <w:t xml:space="preserve"> objetivo é disponibilizar uma ferramenta que permita a visualização dos saldos em tempo real, com acurácia </w:t>
       </w:r>
       <w:r>
         <w:rPr>
@@ -1562,7 +2082,7 @@
           <w:rFonts w:ascii="Times New Roman" w:hAnsi="Times New Roman" w:cs="Times New Roman"/>
         </w:rPr>
       </w:pPr>
-      <w:bookmarkStart w:id="1" w:name="_Toc225109115"/>
+      <w:bookmarkStart w:id="1" w:name="_Toc225120250"/>
       <w:r>
         <w:rPr>
           <w:rFonts w:ascii="Times New Roman" w:hAnsi="Times New Roman" w:cs="Times New Roman"/>
@@ -1577,12 +2097,11 @@
       </w:r>
       <w:bookmarkEnd w:id="1"/>
     </w:p>
-    <w:p/>
     <w:p>
       <w:pPr>
         <w:pStyle w:val="Ttulo2"/>
       </w:pPr>
-      <w:bookmarkStart w:id="2" w:name="_Toc225109116"/>
+      <w:bookmarkStart w:id="2" w:name="_Toc225120251"/>
       <w:r>
         <w:t>2.1 Contextualização</w:t>
       </w:r>
@@ -1833,7 +2352,6 @@
           <w:b/>
           <w:bCs/>
         </w:rPr>
-        <w:lastRenderedPageBreak/>
         <w:t>Carga Diária:</w:t>
       </w:r>
       <w:r>
@@ -1873,6 +2391,7 @@
           <w:b/>
           <w:bCs/>
         </w:rPr>
+        <w:lastRenderedPageBreak/>
         <w:t>Escalabilidade:</w:t>
       </w:r>
       <w:r>
@@ -1942,12 +2461,7 @@
       <w:pPr>
         <w:pStyle w:val="Ttulo2"/>
       </w:pPr>
-    </w:p>
-    <w:p>
-      <w:pPr>
-        <w:pStyle w:val="Ttulo2"/>
-      </w:pPr>
-      <w:bookmarkStart w:id="3" w:name="_Toc225109117"/>
+      <w:bookmarkStart w:id="3" w:name="_Toc225120252"/>
       <w:r>
         <w:t>2.2 Arquitetura em Nuvem e Processamento Paralelo e Distribuído</w:t>
       </w:r>
@@ -2473,11 +2987,7 @@
         <w:t xml:space="preserve"> </w:t>
       </w:r>
       <w:r>
-        <w:t xml:space="preserve">Isso </w:t>
-      </w:r>
-      <w:r>
-        <w:lastRenderedPageBreak/>
-        <w:t>fixa os mais de 1,4 milhão de registros (DUEOF e Liquidações) na memória RAM do cluster, eliminando gargalos de leitura de disco durante as transformações.</w:t>
+        <w:t>Isso fixa os mais de 1,4 milhão de registros (DUEOF e Liquidações) na memória RAM do cluster, eliminando gargalos de leitura de disco durante as transformações.</w:t>
       </w:r>
     </w:p>
     <w:p>
@@ -2497,7 +3007,17 @@
         <w:t>Tratamento de Evolução Histórica:</w:t>
       </w:r>
       <w:r>
-        <w:t xml:space="preserve"> O código foi preparado para lidar com diferentes layouts (Registros Tipo D e M), tratando as divergências de formato no momento do fatiamento, o que permite consolidar dados de 2003 a 2024 em uma visão única.</w:t>
+        <w:t xml:space="preserve"> O código foi preparado para lidar com diferentes layouts (</w:t>
+      </w:r>
+      <w:r>
+        <w:t xml:space="preserve">DUEOF, Liquidação </w:t>
+      </w:r>
+      <w:r>
+        <w:t xml:space="preserve">Tipo D e M), tratando as divergências de </w:t>
+      </w:r>
+      <w:r>
+        <w:lastRenderedPageBreak/>
+        <w:t>formato no momento do fatiamento, o que permite consolidar dados de 2003 a 2024 em uma visão única.</w:t>
       </w:r>
       <w:r>
         <w:t xml:space="preserve"> Os cálculos dos saldos</w:t>
@@ -2521,7 +3041,16 @@
         <w:t>s</w:t>
       </w:r>
       <w:r>
-        <w:t xml:space="preserve"> nesta camada.</w:t>
+        <w:t xml:space="preserve"> nesta camada</w:t>
+      </w:r>
+      <w:r>
+        <w:t>, considera</w:t>
+      </w:r>
+      <w:r>
+        <w:t>ndo os tipos de documentos e seus efeitos financeiros (somar ou subtrair valor)</w:t>
+      </w:r>
+      <w:r>
+        <w:t>.</w:t>
       </w:r>
     </w:p>
     <w:p>
@@ -2704,15 +3233,45 @@
     </w:p>
     <w:p>
       <w:pPr>
+        <w:pStyle w:val="NormalWeb"/>
+        <w:ind w:firstLine="709"/>
+        <w:jc w:val="both"/>
+      </w:pPr>
+      <w:r>
+        <w:t xml:space="preserve">Os arquivos do projeto estão </w:t>
+      </w:r>
+      <w:r>
+        <w:t>disponíveis</w:t>
+      </w:r>
+      <w:r>
+        <w:t xml:space="preserve"> no seguinte </w:t>
+      </w:r>
+      <w:proofErr w:type="spellStart"/>
+      <w:r>
+        <w:t>git</w:t>
+      </w:r>
+      <w:proofErr w:type="spellEnd"/>
+      <w:r>
+        <w:t xml:space="preserve"> hub</w:t>
+      </w:r>
+      <w:r>
+        <w:t xml:space="preserve">: </w:t>
+      </w:r>
+      <w:r>
+        <w:t>https://github.com/ivaniojr/projeto_integrador_IV_Guilherme_Ivanio.git</w:t>
+      </w:r>
+    </w:p>
+    <w:p>
+      <w:pPr>
         <w:pStyle w:val="Ttulo1"/>
       </w:pPr>
+      <w:bookmarkStart w:id="4" w:name="_Toc225120253"/>
       <w:r>
         <w:t>3</w:t>
       </w:r>
       <w:r>
         <w:t xml:space="preserve">. </w:t>
       </w:r>
-      <w:bookmarkStart w:id="4" w:name="_Toc225109118"/>
       <w:r>
         <w:t xml:space="preserve"> </w:t>
       </w:r>
@@ -2723,26 +3282,150 @@
     </w:p>
     <w:p/>
     <w:p>
-      <w:r>
-        <w:tab/>
-        <w:t xml:space="preserve">O grau de </w:t>
-      </w:r>
-      <w:proofErr w:type="spellStart"/>
-      <w:r>
-        <w:t>eficiea</w:t>
-      </w:r>
-      <w:proofErr w:type="spellEnd"/>
-      <w:r>
+      <w:pPr>
+        <w:ind w:firstLine="720"/>
+        <w:jc w:val="both"/>
+      </w:pPr>
+      <w:r>
+        <w:t xml:space="preserve">Este projeto consolidou uma solução robusta para o monitoramento da execução financeira da SES-GO, superando os gargalos do processamento manual de dados. A arquitetura em nuvem, baseada em </w:t>
+      </w:r>
+      <w:r>
+        <w:rPr>
+          <w:b/>
+          <w:bCs/>
+        </w:rPr>
+        <w:t xml:space="preserve">Azure </w:t>
+      </w:r>
+      <w:proofErr w:type="spellStart"/>
+      <w:r>
+        <w:rPr>
+          <w:b/>
+          <w:bCs/>
+        </w:rPr>
+        <w:t>Databricks</w:t>
+      </w:r>
+      <w:proofErr w:type="spellEnd"/>
+      <w:r>
+        <w:t xml:space="preserve"> e </w:t>
+      </w:r>
+      <w:r>
+        <w:rPr>
+          <w:b/>
+          <w:bCs/>
+        </w:rPr>
+        <w:t>Apache Spark</w:t>
+      </w:r>
+      <w:r>
+        <w:t>, permitiu transformar mais de 1,4 milhão de registros históricos em inteligência estratégica com alta performance e baixo custo.</w:t>
+      </w:r>
+    </w:p>
+    <w:p>
+      <w:pPr>
+        <w:ind w:firstLine="720"/>
+        <w:jc w:val="both"/>
+      </w:pPr>
+      <w:r>
+        <w:t xml:space="preserve">A estratégia de </w:t>
+      </w:r>
+      <w:proofErr w:type="spellStart"/>
+      <w:r>
+        <w:rPr>
+          <w:i/>
+          <w:iCs/>
+        </w:rPr>
+        <w:t>schema</w:t>
+      </w:r>
+      <w:proofErr w:type="spellEnd"/>
+      <w:r>
+        <w:rPr>
+          <w:i/>
+          <w:iCs/>
+        </w:rPr>
         <w:t xml:space="preserve"> </w:t>
       </w:r>
-      <w:r>
-        <w:br w:type="page"/>
-      </w:r>
+      <w:proofErr w:type="spellStart"/>
+      <w:r>
+        <w:rPr>
+          <w:i/>
+          <w:iCs/>
+        </w:rPr>
+        <w:t>on</w:t>
+      </w:r>
+      <w:proofErr w:type="spellEnd"/>
+      <w:r>
+        <w:rPr>
+          <w:i/>
+          <w:iCs/>
+        </w:rPr>
+        <w:t xml:space="preserve"> </w:t>
+      </w:r>
+      <w:proofErr w:type="spellStart"/>
+      <w:r>
+        <w:rPr>
+          <w:i/>
+          <w:iCs/>
+        </w:rPr>
+        <w:t>read</w:t>
+      </w:r>
+      <w:proofErr w:type="spellEnd"/>
+      <w:r>
+        <w:t xml:space="preserve"> via </w:t>
+      </w:r>
+      <w:proofErr w:type="spellStart"/>
+      <w:r>
+        <w:rPr>
+          <w:b/>
+          <w:bCs/>
+        </w:rPr>
+        <w:t>PySpark</w:t>
+      </w:r>
+      <w:proofErr w:type="spellEnd"/>
+      <w:r>
+        <w:t xml:space="preserve"> foi determinante para o fatiamento preciso de arquivos de posição fixa, garantindo a integridade dos saldos e a conformidade orçamentária em um ambiente distribuído. Em suma, a entrega do dashboard em </w:t>
+      </w:r>
+      <w:r>
+        <w:rPr>
+          <w:b/>
+          <w:bCs/>
+        </w:rPr>
+        <w:t>Power BI</w:t>
+      </w:r>
+      <w:r>
+        <w:t xml:space="preserve"> automatiza o fluxo de ETL e assegura uma tomada de decisão pautada pela transparência e acurácia.</w:t>
+      </w:r>
+    </w:p>
+    <w:p>
+      <w:pPr>
+        <w:ind w:firstLine="720"/>
+        <w:jc w:val="both"/>
+      </w:pPr>
+      <w:r>
+        <w:t xml:space="preserve">Como evolução, propõe-se a implementação de um modelo </w:t>
+      </w:r>
+      <w:proofErr w:type="spellStart"/>
+      <w:r>
+        <w:rPr>
+          <w:b/>
+          <w:bCs/>
+        </w:rPr>
+        <w:t>multiórgão</w:t>
+      </w:r>
+      <w:proofErr w:type="spellEnd"/>
+      <w:r>
+        <w:t xml:space="preserve"> centralizado no mesmo cluster. Essa abordagem permitiria que diversas Secretarias utilizassem a mesma infraestrutura de processamento, eliminando a necessidade de instâncias individuais e otimizando os recursos tecnológicos do Estado.</w:t>
+      </w:r>
+    </w:p>
+    <w:p>
+      <w:pPr>
+        <w:ind w:firstLine="720"/>
+        <w:jc w:val="both"/>
+      </w:pPr>
     </w:p>
     <w:p>
       <w:pPr>
         <w:pStyle w:val="Ttulo1"/>
       </w:pPr>
+      <w:bookmarkStart w:id="5" w:name="_Toc225120254"/>
       <w:r>
         <w:lastRenderedPageBreak/>
         <w:t>4</w:t>
@@ -2756,11 +3439,10 @@
       <w:r>
         <w:t xml:space="preserve">eferências </w:t>
       </w:r>
-      <w:proofErr w:type="spellStart"/>
-      <w:r>
-        <w:t>Bibliograficas</w:t>
-      </w:r>
-      <w:proofErr w:type="spellEnd"/>
+      <w:r>
+        <w:t>Bibliográficas</w:t>
+      </w:r>
+      <w:bookmarkEnd w:id="5"/>
     </w:p>
     <w:p/>
     <w:p>
@@ -2883,6 +3565,7 @@
         <w:t>Data Systems. Manning, 2015.</w:t>
       </w:r>
     </w:p>
+    <w:p/>
     <w:p/>
     <w:p/>
     <w:p/>
@@ -2898,7 +3581,6 @@
           <w:szCs w:val="28"/>
         </w:rPr>
       </w:pPr>
-      <w:bookmarkStart w:id="5" w:name="_Toc225109120"/>
       <w:r>
         <w:rPr>
           <w:rFonts w:ascii="Times New Roman" w:hAnsi="Times New Roman" w:cs="Times New Roman"/>
@@ -2913,6 +3595,7 @@
           <w:rFonts w:ascii="Times New Roman" w:hAnsi="Times New Roman" w:cs="Times New Roman"/>
         </w:rPr>
       </w:pPr>
+      <w:bookmarkStart w:id="6" w:name="_Toc225120255"/>
       <w:r>
         <w:rPr>
           <w:rFonts w:ascii="Times New Roman" w:hAnsi="Times New Roman" w:cs="Times New Roman"/>
@@ -2920,7 +3603,7 @@
         <w:lastRenderedPageBreak/>
         <w:t>Anexos</w:t>
       </w:r>
-      <w:bookmarkEnd w:id="5"/>
+      <w:bookmarkEnd w:id="6"/>
     </w:p>
     <w:p>
       <w:pPr>
@@ -2930,7 +3613,7 @@
           <w:rFonts w:ascii="Times New Roman" w:hAnsi="Times New Roman" w:cs="Times New Roman"/>
         </w:rPr>
       </w:pPr>
-      <w:bookmarkStart w:id="6" w:name="_Toc225109121"/>
+      <w:bookmarkStart w:id="7" w:name="_Toc225120256"/>
       <w:r>
         <w:rPr>
           <w:rFonts w:ascii="Times New Roman" w:hAnsi="Times New Roman" w:cs="Times New Roman"/>
@@ -2943,7 +3626,7 @@
         </w:rPr>
         <w:t xml:space="preserve"> Estrutura de um dos arquivos de carga.</w:t>
       </w:r>
-      <w:bookmarkEnd w:id="6"/>
+      <w:bookmarkEnd w:id="7"/>
     </w:p>
     <w:p/>
     <w:p>
@@ -3014,6 +3697,7 @@
           <w:rFonts w:ascii="Times New Roman" w:hAnsi="Times New Roman" w:cs="Times New Roman"/>
         </w:rPr>
       </w:pPr>
+      <w:bookmarkStart w:id="8" w:name="_Toc225120257"/>
       <w:r>
         <w:rPr>
           <w:rFonts w:ascii="Times New Roman" w:hAnsi="Times New Roman" w:cs="Times New Roman"/>
@@ -3045,6 +3729,7 @@
         </w:rPr>
         <w:t>Arquitetura da Solução Proposta</w:t>
       </w:r>
+      <w:bookmarkEnd w:id="8"/>
     </w:p>
     <w:p/>
     <w:p>
@@ -3109,6 +3794,7 @@
           <w:rFonts w:ascii="Times New Roman" w:hAnsi="Times New Roman" w:cs="Times New Roman"/>
         </w:rPr>
       </w:pPr>
+      <w:bookmarkStart w:id="9" w:name="_Toc225120258"/>
       <w:r>
         <w:rPr>
           <w:rFonts w:ascii="Times New Roman" w:hAnsi="Times New Roman" w:cs="Times New Roman"/>
@@ -3178,8 +3864,14 @@
         </w:rPr>
         <w:t>Criados</w:t>
       </w:r>
-    </w:p>
-    <w:p/>
+      <w:r>
+        <w:rPr>
+          <w:rFonts w:ascii="Times New Roman" w:hAnsi="Times New Roman" w:cs="Times New Roman"/>
+        </w:rPr>
+        <w:t>.</w:t>
+      </w:r>
+      <w:bookmarkEnd w:id="9"/>
+    </w:p>
     <w:p>
       <w:r>
         <w:rPr>
@@ -3230,17 +3922,50 @@
       </w:pPr>
       <w:r>
         <w:rPr>
+          <w:noProof/>
+        </w:rPr>
+        <w:drawing>
+          <wp:inline distT="0" distB="0" distL="0" distR="0" wp14:anchorId="3E21AB36" wp14:editId="3B8AAE4D">
+            <wp:extent cx="5612130" cy="2163445"/>
+            <wp:effectExtent l="0" t="0" r="7620" b="8255"/>
+            <wp:docPr id="698334709" name="Imagem 1"/>
+            <wp:cNvGraphicFramePr>
+              <a:graphicFrameLocks xmlns:a="http://schemas.openxmlformats.org/drawingml/2006/main" noChangeAspect="1"/>
+            </wp:cNvGraphicFramePr>
+            <a:graphic xmlns:a="http://schemas.openxmlformats.org/drawingml/2006/main">
+              <a:graphicData uri="http://schemas.openxmlformats.org/drawingml/2006/picture">
+                <pic:pic xmlns:pic="http://schemas.openxmlformats.org/drawingml/2006/picture">
+                  <pic:nvPicPr>
+                    <pic:cNvPr id="698334709" name=""/>
+                    <pic:cNvPicPr/>
+                  </pic:nvPicPr>
+                  <pic:blipFill>
+                    <a:blip r:embed="rId13"/>
+                    <a:stretch>
+                      <a:fillRect/>
+                    </a:stretch>
+                  </pic:blipFill>
+                  <pic:spPr>
+                    <a:xfrm>
+                      <a:off x="0" y="0"/>
+                      <a:ext cx="5612130" cy="2163445"/>
+                    </a:xfrm>
+                    <a:prstGeom prst="rect">
+                      <a:avLst/>
+                    </a:prstGeom>
+                  </pic:spPr>
+                </pic:pic>
+              </a:graphicData>
+            </a:graphic>
+          </wp:inline>
+        </w:drawing>
+      </w:r>
+      <w:r>
+        <w:rPr>
           <w:rFonts w:ascii="Times New Roman" w:hAnsi="Times New Roman" w:cs="Times New Roman"/>
         </w:rPr>
         <w:br w:type="page"/>
       </w:r>
-    </w:p>
-    <w:p>
-      <w:pPr>
-        <w:rPr>
-          <w:rFonts w:ascii="Times New Roman" w:hAnsi="Times New Roman" w:cs="Times New Roman"/>
-        </w:rPr>
-      </w:pPr>
     </w:p>
     <w:p>
       <w:pPr>
@@ -3250,6 +3975,105 @@
           <w:rFonts w:ascii="Times New Roman" w:hAnsi="Times New Roman" w:cs="Times New Roman"/>
         </w:rPr>
       </w:pPr>
+      <w:bookmarkStart w:id="10" w:name="_Toc225120259"/>
+      <w:r>
+        <w:rPr>
+          <w:rFonts w:ascii="Times New Roman" w:hAnsi="Times New Roman" w:cs="Times New Roman"/>
+        </w:rPr>
+        <w:lastRenderedPageBreak/>
+        <w:t xml:space="preserve">Anexo </w:t>
+      </w:r>
+      <w:r>
+        <w:rPr>
+          <w:rFonts w:ascii="Times New Roman" w:hAnsi="Times New Roman" w:cs="Times New Roman"/>
+        </w:rPr>
+        <w:t>IV</w:t>
+      </w:r>
+      <w:r>
+        <w:rPr>
+          <w:rFonts w:ascii="Times New Roman" w:hAnsi="Times New Roman" w:cs="Times New Roman"/>
+        </w:rPr>
+        <w:t xml:space="preserve"> –</w:t>
+      </w:r>
+      <w:r>
+        <w:rPr>
+          <w:rFonts w:ascii="Times New Roman" w:hAnsi="Times New Roman" w:cs="Times New Roman"/>
+        </w:rPr>
+        <w:t xml:space="preserve"> </w:t>
+      </w:r>
+      <w:r>
+        <w:rPr>
+          <w:rFonts w:ascii="Times New Roman" w:hAnsi="Times New Roman" w:cs="Times New Roman"/>
+        </w:rPr>
+        <w:t xml:space="preserve">Estrutura dos dados do Data </w:t>
+      </w:r>
+      <w:r>
+        <w:rPr>
+          <w:rFonts w:ascii="Times New Roman" w:hAnsi="Times New Roman" w:cs="Times New Roman"/>
+        </w:rPr>
+        <w:t>L</w:t>
+      </w:r>
+      <w:r>
+        <w:rPr>
+          <w:rFonts w:ascii="Times New Roman" w:hAnsi="Times New Roman" w:cs="Times New Roman"/>
+        </w:rPr>
+        <w:t>ake Bronze</w:t>
+      </w:r>
+      <w:bookmarkEnd w:id="10"/>
+    </w:p>
+    <w:p/>
+    <w:p>
+      <w:r>
+        <w:rPr>
+          <w:noProof/>
+        </w:rPr>
+        <w:drawing>
+          <wp:inline distT="0" distB="0" distL="0" distR="0" wp14:anchorId="5F139C16" wp14:editId="663551FE">
+            <wp:extent cx="5612130" cy="2146935"/>
+            <wp:effectExtent l="0" t="0" r="7620" b="5715"/>
+            <wp:docPr id="1129295162" name="Imagem 1"/>
+            <wp:cNvGraphicFramePr>
+              <a:graphicFrameLocks xmlns:a="http://schemas.openxmlformats.org/drawingml/2006/main" noChangeAspect="1"/>
+            </wp:cNvGraphicFramePr>
+            <a:graphic xmlns:a="http://schemas.openxmlformats.org/drawingml/2006/main">
+              <a:graphicData uri="http://schemas.openxmlformats.org/drawingml/2006/picture">
+                <pic:pic xmlns:pic="http://schemas.openxmlformats.org/drawingml/2006/picture">
+                  <pic:nvPicPr>
+                    <pic:cNvPr id="1129295162" name=""/>
+                    <pic:cNvPicPr/>
+                  </pic:nvPicPr>
+                  <pic:blipFill>
+                    <a:blip r:embed="rId14"/>
+                    <a:stretch>
+                      <a:fillRect/>
+                    </a:stretch>
+                  </pic:blipFill>
+                  <pic:spPr>
+                    <a:xfrm>
+                      <a:off x="0" y="0"/>
+                      <a:ext cx="5612130" cy="2146935"/>
+                    </a:xfrm>
+                    <a:prstGeom prst="rect">
+                      <a:avLst/>
+                    </a:prstGeom>
+                  </pic:spPr>
+                </pic:pic>
+              </a:graphicData>
+            </a:graphic>
+          </wp:inline>
+        </w:drawing>
+      </w:r>
+    </w:p>
+    <w:p/>
+    <w:p>
+      <w:pPr>
+        <w:pStyle w:val="Ttulo2"/>
+        <w:spacing w:line="360" w:lineRule="auto"/>
+        <w:rPr>
+          <w:rFonts w:ascii="Times New Roman" w:hAnsi="Times New Roman" w:cs="Times New Roman"/>
+        </w:rPr>
+      </w:pPr>
+      <w:bookmarkStart w:id="11" w:name="_Toc225120260"/>
       <w:r>
         <w:rPr>
           <w:rFonts w:ascii="Times New Roman" w:hAnsi="Times New Roman" w:cs="Times New Roman"/>
@@ -3260,7 +4084,7 @@
         <w:rPr>
           <w:rFonts w:ascii="Times New Roman" w:hAnsi="Times New Roman" w:cs="Times New Roman"/>
         </w:rPr>
-        <w:t>XX</w:t>
+        <w:t>V</w:t>
       </w:r>
       <w:r>
         <w:rPr>
@@ -3272,6 +4096,266 @@
         <w:rPr>
           <w:rFonts w:ascii="Times New Roman" w:hAnsi="Times New Roman" w:cs="Times New Roman"/>
         </w:rPr>
+        <w:t xml:space="preserve"> Estrutura dos dados do Data Lake </w:t>
+      </w:r>
+      <w:r>
+        <w:rPr>
+          <w:rFonts w:ascii="Times New Roman" w:hAnsi="Times New Roman" w:cs="Times New Roman"/>
+        </w:rPr>
+        <w:t>Silver</w:t>
+      </w:r>
+      <w:bookmarkEnd w:id="11"/>
+    </w:p>
+    <w:p/>
+    <w:p>
+      <w:r>
+        <w:rPr>
+          <w:noProof/>
+        </w:rPr>
+        <w:drawing>
+          <wp:inline distT="0" distB="0" distL="0" distR="0" wp14:anchorId="11CC119B" wp14:editId="34BF7681">
+            <wp:extent cx="5612130" cy="2066290"/>
+            <wp:effectExtent l="0" t="0" r="7620" b="0"/>
+            <wp:docPr id="1534714240" name="Imagem 1"/>
+            <wp:cNvGraphicFramePr>
+              <a:graphicFrameLocks xmlns:a="http://schemas.openxmlformats.org/drawingml/2006/main" noChangeAspect="1"/>
+            </wp:cNvGraphicFramePr>
+            <a:graphic xmlns:a="http://schemas.openxmlformats.org/drawingml/2006/main">
+              <a:graphicData uri="http://schemas.openxmlformats.org/drawingml/2006/picture">
+                <pic:pic xmlns:pic="http://schemas.openxmlformats.org/drawingml/2006/picture">
+                  <pic:nvPicPr>
+                    <pic:cNvPr id="1534714240" name=""/>
+                    <pic:cNvPicPr/>
+                  </pic:nvPicPr>
+                  <pic:blipFill>
+                    <a:blip r:embed="rId15"/>
+                    <a:stretch>
+                      <a:fillRect/>
+                    </a:stretch>
+                  </pic:blipFill>
+                  <pic:spPr>
+                    <a:xfrm>
+                      <a:off x="0" y="0"/>
+                      <a:ext cx="5612130" cy="2066290"/>
+                    </a:xfrm>
+                    <a:prstGeom prst="rect">
+                      <a:avLst/>
+                    </a:prstGeom>
+                  </pic:spPr>
+                </pic:pic>
+              </a:graphicData>
+            </a:graphic>
+          </wp:inline>
+        </w:drawing>
+      </w:r>
+    </w:p>
+    <w:p>
+      <w:pPr>
+        <w:rPr>
+          <w:rFonts w:ascii="Times New Roman" w:eastAsiaTheme="majorEastAsia" w:hAnsi="Times New Roman" w:cs="Times New Roman"/>
+          <w:b/>
+          <w:bCs/>
+          <w:color w:val="4F81BD" w:themeColor="accent1"/>
+          <w:sz w:val="26"/>
+          <w:szCs w:val="26"/>
+        </w:rPr>
+      </w:pPr>
+      <w:r>
+        <w:rPr>
+          <w:rFonts w:ascii="Times New Roman" w:hAnsi="Times New Roman" w:cs="Times New Roman"/>
+        </w:rPr>
+        <w:br w:type="page"/>
+      </w:r>
+    </w:p>
+    <w:p>
+      <w:pPr>
+        <w:pStyle w:val="Ttulo2"/>
+        <w:spacing w:line="360" w:lineRule="auto"/>
+        <w:rPr>
+          <w:rFonts w:ascii="Times New Roman" w:hAnsi="Times New Roman" w:cs="Times New Roman"/>
+        </w:rPr>
+      </w:pPr>
+      <w:bookmarkStart w:id="12" w:name="_Toc225120261"/>
+      <w:r>
+        <w:rPr>
+          <w:rFonts w:ascii="Times New Roman" w:hAnsi="Times New Roman" w:cs="Times New Roman"/>
+        </w:rPr>
+        <w:lastRenderedPageBreak/>
+        <w:t xml:space="preserve">Anexo </w:t>
+      </w:r>
+      <w:r>
+        <w:rPr>
+          <w:rFonts w:ascii="Times New Roman" w:hAnsi="Times New Roman" w:cs="Times New Roman"/>
+        </w:rPr>
+        <w:t>V</w:t>
+      </w:r>
+      <w:r>
+        <w:rPr>
+          <w:rFonts w:ascii="Times New Roman" w:hAnsi="Times New Roman" w:cs="Times New Roman"/>
+        </w:rPr>
+        <w:t>I</w:t>
+      </w:r>
+      <w:r>
+        <w:rPr>
+          <w:rFonts w:ascii="Times New Roman" w:hAnsi="Times New Roman" w:cs="Times New Roman"/>
+        </w:rPr>
+        <w:t xml:space="preserve"> –</w:t>
+      </w:r>
+      <w:r>
+        <w:rPr>
+          <w:rFonts w:ascii="Times New Roman" w:hAnsi="Times New Roman" w:cs="Times New Roman"/>
+        </w:rPr>
+        <w:t xml:space="preserve"> </w:t>
+      </w:r>
+      <w:proofErr w:type="spellStart"/>
+      <w:r>
+        <w:rPr>
+          <w:rFonts w:ascii="Times New Roman" w:hAnsi="Times New Roman" w:cs="Times New Roman"/>
+        </w:rPr>
+        <w:t>Databricks</w:t>
+      </w:r>
+      <w:bookmarkEnd w:id="12"/>
+      <w:proofErr w:type="spellEnd"/>
+    </w:p>
+    <w:p>
+      <w:pPr>
+        <w:rPr>
+          <w:noProof/>
+        </w:rPr>
+      </w:pPr>
+      <w:r>
+        <w:rPr>
+          <w:noProof/>
+        </w:rPr>
+        <w:drawing>
+          <wp:inline distT="0" distB="0" distL="0" distR="0" wp14:anchorId="3DDCA608" wp14:editId="572872A0">
+            <wp:extent cx="5612130" cy="2127885"/>
+            <wp:effectExtent l="0" t="0" r="7620" b="5715"/>
+            <wp:docPr id="881313252" name="Imagem 1"/>
+            <wp:cNvGraphicFramePr>
+              <a:graphicFrameLocks xmlns:a="http://schemas.openxmlformats.org/drawingml/2006/main" noChangeAspect="1"/>
+            </wp:cNvGraphicFramePr>
+            <a:graphic xmlns:a="http://schemas.openxmlformats.org/drawingml/2006/main">
+              <a:graphicData uri="http://schemas.openxmlformats.org/drawingml/2006/picture">
+                <pic:pic xmlns:pic="http://schemas.openxmlformats.org/drawingml/2006/picture">
+                  <pic:nvPicPr>
+                    <pic:cNvPr id="881313252" name=""/>
+                    <pic:cNvPicPr/>
+                  </pic:nvPicPr>
+                  <pic:blipFill>
+                    <a:blip r:embed="rId16"/>
+                    <a:stretch>
+                      <a:fillRect/>
+                    </a:stretch>
+                  </pic:blipFill>
+                  <pic:spPr>
+                    <a:xfrm>
+                      <a:off x="0" y="0"/>
+                      <a:ext cx="5612130" cy="2127885"/>
+                    </a:xfrm>
+                    <a:prstGeom prst="rect">
+                      <a:avLst/>
+                    </a:prstGeom>
+                  </pic:spPr>
+                </pic:pic>
+              </a:graphicData>
+            </a:graphic>
+          </wp:inline>
+        </w:drawing>
+      </w:r>
+    </w:p>
+    <w:p/>
+    <w:p>
+      <w:pPr>
+        <w:rPr>
+          <w:rFonts w:ascii="Times New Roman" w:hAnsi="Times New Roman" w:cs="Times New Roman"/>
+        </w:rPr>
+      </w:pPr>
+      <w:r>
+        <w:rPr>
+          <w:noProof/>
+        </w:rPr>
+        <w:drawing>
+          <wp:inline distT="0" distB="0" distL="0" distR="0" wp14:anchorId="067DC230" wp14:editId="0935A0DD">
+            <wp:extent cx="5612130" cy="2412365"/>
+            <wp:effectExtent l="0" t="0" r="7620" b="6985"/>
+            <wp:docPr id="2023565049" name="Imagem 1"/>
+            <wp:cNvGraphicFramePr>
+              <a:graphicFrameLocks xmlns:a="http://schemas.openxmlformats.org/drawingml/2006/main" noChangeAspect="1"/>
+            </wp:cNvGraphicFramePr>
+            <a:graphic xmlns:a="http://schemas.openxmlformats.org/drawingml/2006/main">
+              <a:graphicData uri="http://schemas.openxmlformats.org/drawingml/2006/picture">
+                <pic:pic xmlns:pic="http://schemas.openxmlformats.org/drawingml/2006/picture">
+                  <pic:nvPicPr>
+                    <pic:cNvPr id="2023565049" name=""/>
+                    <pic:cNvPicPr/>
+                  </pic:nvPicPr>
+                  <pic:blipFill>
+                    <a:blip r:embed="rId17"/>
+                    <a:stretch>
+                      <a:fillRect/>
+                    </a:stretch>
+                  </pic:blipFill>
+                  <pic:spPr>
+                    <a:xfrm>
+                      <a:off x="0" y="0"/>
+                      <a:ext cx="5612130" cy="2412365"/>
+                    </a:xfrm>
+                    <a:prstGeom prst="rect">
+                      <a:avLst/>
+                    </a:prstGeom>
+                  </pic:spPr>
+                </pic:pic>
+              </a:graphicData>
+            </a:graphic>
+          </wp:inline>
+        </w:drawing>
+      </w:r>
+      <w:r>
+        <w:rPr>
+          <w:rFonts w:ascii="Times New Roman" w:hAnsi="Times New Roman" w:cs="Times New Roman"/>
+        </w:rPr>
+        <w:br w:type="page"/>
+      </w:r>
+    </w:p>
+    <w:p>
+      <w:pPr>
+        <w:rPr>
+          <w:rFonts w:ascii="Times New Roman" w:hAnsi="Times New Roman" w:cs="Times New Roman"/>
+        </w:rPr>
+      </w:pPr>
+    </w:p>
+    <w:p>
+      <w:pPr>
+        <w:pStyle w:val="Ttulo2"/>
+        <w:spacing w:line="360" w:lineRule="auto"/>
+        <w:rPr>
+          <w:rFonts w:ascii="Times New Roman" w:hAnsi="Times New Roman" w:cs="Times New Roman"/>
+        </w:rPr>
+      </w:pPr>
+      <w:bookmarkStart w:id="13" w:name="_Toc225120262"/>
+      <w:r>
+        <w:rPr>
+          <w:rFonts w:ascii="Times New Roman" w:hAnsi="Times New Roman" w:cs="Times New Roman"/>
+        </w:rPr>
+        <w:t xml:space="preserve">Anexo </w:t>
+      </w:r>
+      <w:r>
+        <w:rPr>
+          <w:rFonts w:ascii="Times New Roman" w:hAnsi="Times New Roman" w:cs="Times New Roman"/>
+        </w:rPr>
+        <w:t>VII</w:t>
+      </w:r>
+      <w:r>
+        <w:rPr>
+          <w:rFonts w:ascii="Times New Roman" w:hAnsi="Times New Roman" w:cs="Times New Roman"/>
+        </w:rPr>
+        <w:t xml:space="preserve"> –</w:t>
+      </w:r>
+      <w:r>
+        <w:rPr>
+          <w:rFonts w:ascii="Times New Roman" w:hAnsi="Times New Roman" w:cs="Times New Roman"/>
+        </w:rPr>
         <w:t xml:space="preserve"> </w:t>
       </w:r>
       <w:r>
@@ -3292,6 +4376,7 @@
         </w:rPr>
         <w:t xml:space="preserve"> de Dotação e Empenhos – Power BI</w:t>
       </w:r>
+      <w:bookmarkEnd w:id="13"/>
     </w:p>
     <w:p>
       <w:pPr>
@@ -3328,7 +4413,7 @@
                     <pic:cNvPicPr/>
                   </pic:nvPicPr>
                   <pic:blipFill>
-                    <a:blip r:embed="rId13"/>
+                    <a:blip r:embed="rId18"/>
                     <a:stretch>
                       <a:fillRect/>
                     </a:stretch>
@@ -3349,8 +4434,6408 @@
         </w:drawing>
       </w:r>
     </w:p>
+    <w:p>
+      <w:pPr>
+        <w:jc w:val="center"/>
+        <w:rPr>
+          <w:rFonts w:ascii="Times New Roman" w:hAnsi="Times New Roman" w:cs="Times New Roman"/>
+        </w:rPr>
+      </w:pPr>
+    </w:p>
+    <w:p>
+      <w:pPr>
+        <w:rPr>
+          <w:rFonts w:ascii="Times New Roman" w:hAnsi="Times New Roman" w:cs="Times New Roman"/>
+        </w:rPr>
+      </w:pPr>
+      <w:r>
+        <w:rPr>
+          <w:rFonts w:ascii="Times New Roman" w:hAnsi="Times New Roman" w:cs="Times New Roman"/>
+        </w:rPr>
+        <w:br w:type="page"/>
+      </w:r>
+    </w:p>
+    <w:p>
+      <w:pPr>
+        <w:pStyle w:val="Ttulo2"/>
+        <w:spacing w:line="360" w:lineRule="auto"/>
+        <w:rPr>
+          <w:rFonts w:ascii="Times New Roman" w:hAnsi="Times New Roman" w:cs="Times New Roman"/>
+        </w:rPr>
+      </w:pPr>
+      <w:bookmarkStart w:id="14" w:name="_Toc225120263"/>
+      <w:r>
+        <w:rPr>
+          <w:rFonts w:ascii="Times New Roman" w:hAnsi="Times New Roman" w:cs="Times New Roman"/>
+        </w:rPr>
+        <w:lastRenderedPageBreak/>
+        <w:t xml:space="preserve">Anexo </w:t>
+      </w:r>
+      <w:r>
+        <w:rPr>
+          <w:rFonts w:ascii="Times New Roman" w:hAnsi="Times New Roman" w:cs="Times New Roman"/>
+        </w:rPr>
+        <w:t>VII</w:t>
+      </w:r>
+      <w:r>
+        <w:rPr>
+          <w:rFonts w:ascii="Times New Roman" w:hAnsi="Times New Roman" w:cs="Times New Roman"/>
+        </w:rPr>
+        <w:t>I</w:t>
+      </w:r>
+      <w:r>
+        <w:rPr>
+          <w:rFonts w:ascii="Times New Roman" w:hAnsi="Times New Roman" w:cs="Times New Roman"/>
+        </w:rPr>
+        <w:t xml:space="preserve"> –</w:t>
+      </w:r>
+      <w:r>
+        <w:rPr>
+          <w:rFonts w:ascii="Times New Roman" w:hAnsi="Times New Roman" w:cs="Times New Roman"/>
+        </w:rPr>
+        <w:t xml:space="preserve"> </w:t>
+      </w:r>
+      <w:r>
+        <w:rPr>
+          <w:rFonts w:ascii="Times New Roman" w:hAnsi="Times New Roman" w:cs="Times New Roman"/>
+        </w:rPr>
+        <w:t xml:space="preserve">Código Fonte do </w:t>
+      </w:r>
+      <w:r>
+        <w:rPr>
+          <w:rFonts w:ascii="Times New Roman" w:hAnsi="Times New Roman" w:cs="Times New Roman"/>
+        </w:rPr>
+        <w:t>ETL e Processamento</w:t>
+      </w:r>
+      <w:bookmarkEnd w:id="14"/>
+      <w:r>
+        <w:rPr>
+          <w:rFonts w:ascii="Times New Roman" w:hAnsi="Times New Roman" w:cs="Times New Roman"/>
+        </w:rPr>
+        <w:t xml:space="preserve"> </w:t>
+      </w:r>
+    </w:p>
+    <w:p/>
+    <w:p>
+      <w:r>
+        <w:t xml:space="preserve">Este é o código fonte em </w:t>
+      </w:r>
+      <w:proofErr w:type="spellStart"/>
+      <w:r>
+        <w:t>python</w:t>
+      </w:r>
+      <w:proofErr w:type="spellEnd"/>
+      <w:r>
+        <w:t xml:space="preserve"> do </w:t>
+      </w:r>
+      <w:r>
+        <w:t>ETL e do Processamento dos dados.</w:t>
+      </w:r>
+    </w:p>
+    <w:p>
+      <w:r>
+        <w:t xml:space="preserve"># </w:t>
+      </w:r>
+      <w:proofErr w:type="spellStart"/>
+      <w:r>
+        <w:t>Databricks</w:t>
+      </w:r>
+      <w:proofErr w:type="spellEnd"/>
+      <w:r>
+        <w:t xml:space="preserve"> notebook </w:t>
+      </w:r>
+      <w:proofErr w:type="spellStart"/>
+      <w:r>
+        <w:t>source</w:t>
+      </w:r>
+      <w:proofErr w:type="spellEnd"/>
+    </w:p>
+    <w:p>
+      <w:r>
+        <w:t># CONEXÃO E LEITURA DOS DADOS BRUTOS EM TXT</w:t>
+      </w:r>
+    </w:p>
+    <w:p>
+      <w:r>
+        <w:t xml:space="preserve"># 1. Credenciais </w:t>
+      </w:r>
+    </w:p>
+    <w:p>
+      <w:proofErr w:type="spellStart"/>
+      <w:r>
+        <w:t>storage_account_name</w:t>
+      </w:r>
+      <w:proofErr w:type="spellEnd"/>
+      <w:r>
+        <w:t xml:space="preserve"> = "</w:t>
+      </w:r>
+      <w:proofErr w:type="spellStart"/>
+      <w:r>
+        <w:t>datalakeivangui</w:t>
+      </w:r>
+      <w:proofErr w:type="spellEnd"/>
+      <w:r>
+        <w:t xml:space="preserve">" </w:t>
+      </w:r>
+    </w:p>
+    <w:p>
+      <w:proofErr w:type="spellStart"/>
+      <w:r>
+        <w:t>storage_account_key</w:t>
+      </w:r>
+      <w:proofErr w:type="spellEnd"/>
+      <w:r>
+        <w:t xml:space="preserve"> = "uptABhZb3+kqJP0ac8jkdKnyKsjJkmKEfE9XjK0poagNWb85gzkwQYl7T+TXByh8ZYpPFa9dgPyJ+ASt0G1gQA=="         </w:t>
+      </w:r>
+    </w:p>
+    <w:p>
+      <w:proofErr w:type="spellStart"/>
+      <w:r>
+        <w:t>container_name</w:t>
+      </w:r>
+      <w:proofErr w:type="spellEnd"/>
+      <w:r>
+        <w:t xml:space="preserve"> = "bronze-dados-brutos"</w:t>
+      </w:r>
+    </w:p>
+    <w:p/>
+    <w:p>
+      <w:r>
+        <w:t># 2. Caminhos para as duas pastas específicas</w:t>
+      </w:r>
+    </w:p>
+    <w:p>
+      <w:proofErr w:type="spellStart"/>
+      <w:r>
+        <w:t>path_dueof</w:t>
+      </w:r>
+      <w:proofErr w:type="spellEnd"/>
+      <w:r>
+        <w:t xml:space="preserve"> = f"wasbs://{container_name}@{storage_account_name}.blob.core.windows.net/dueof/*.txt"</w:t>
+      </w:r>
+    </w:p>
+    <w:p>
+      <w:proofErr w:type="spellStart"/>
+      <w:r>
+        <w:t>path_liquidacao</w:t>
+      </w:r>
+      <w:proofErr w:type="spellEnd"/>
+      <w:r>
+        <w:t xml:space="preserve"> = f"wasbs://{container_name}@{storage_account_name}.blob.core.windows.net/liquidacao/*.txt"</w:t>
+      </w:r>
+    </w:p>
+    <w:p/>
+    <w:p>
+      <w:r>
+        <w:t># 3. Leitura dos Empenhos (</w:t>
+      </w:r>
+      <w:proofErr w:type="spellStart"/>
+      <w:r>
+        <w:t>dueof</w:t>
+      </w:r>
+      <w:proofErr w:type="spellEnd"/>
+      <w:r>
+        <w:t>)</w:t>
+      </w:r>
+    </w:p>
+    <w:p>
+      <w:proofErr w:type="spellStart"/>
+      <w:r>
+        <w:t>df_dueof_bruto</w:t>
+      </w:r>
+      <w:proofErr w:type="spellEnd"/>
+      <w:r>
+        <w:t xml:space="preserve"> = </w:t>
+      </w:r>
+      <w:proofErr w:type="spellStart"/>
+      <w:r>
+        <w:t>spark.read</w:t>
+      </w:r>
+      <w:proofErr w:type="spellEnd"/>
+      <w:r>
+        <w:t xml:space="preserve"> \</w:t>
+      </w:r>
+    </w:p>
+    <w:p>
+      <w:r>
+        <w:t xml:space="preserve">    .option(f"fs.azure.account.key.{storage_account_name}.blob.core.windows.net", </w:t>
+      </w:r>
+      <w:proofErr w:type="spellStart"/>
+      <w:r>
+        <w:t>storage_account_key</w:t>
+      </w:r>
+      <w:proofErr w:type="spellEnd"/>
+      <w:r>
+        <w:t>) \</w:t>
+      </w:r>
+    </w:p>
+    <w:p>
+      <w:r>
+        <w:t xml:space="preserve">    .</w:t>
+      </w:r>
+      <w:proofErr w:type="spellStart"/>
+      <w:r>
+        <w:t>text</w:t>
+      </w:r>
+      <w:proofErr w:type="spellEnd"/>
+      <w:r>
+        <w:t>(</w:t>
+      </w:r>
+      <w:proofErr w:type="spellStart"/>
+      <w:r>
+        <w:t>path_dueof</w:t>
+      </w:r>
+      <w:proofErr w:type="spellEnd"/>
+      <w:r>
+        <w:t>)</w:t>
+      </w:r>
+    </w:p>
+    <w:p/>
+    <w:p>
+      <w:r>
+        <w:t># 4. Leitura das Liquidações</w:t>
+      </w:r>
+    </w:p>
+    <w:p>
+      <w:proofErr w:type="spellStart"/>
+      <w:r>
+        <w:t>df_liq_bruto</w:t>
+      </w:r>
+      <w:proofErr w:type="spellEnd"/>
+      <w:r>
+        <w:t xml:space="preserve"> = </w:t>
+      </w:r>
+      <w:proofErr w:type="spellStart"/>
+      <w:r>
+        <w:t>spark.read</w:t>
+      </w:r>
+      <w:proofErr w:type="spellEnd"/>
+      <w:r>
+        <w:t xml:space="preserve"> \</w:t>
+      </w:r>
+    </w:p>
+    <w:p>
+      <w:r>
+        <w:t xml:space="preserve">    .option(f"fs.azure.account.key.{storage_account_name}.blob.core.windows.net", </w:t>
+      </w:r>
+      <w:proofErr w:type="spellStart"/>
+      <w:r>
+        <w:t>storage_account_key</w:t>
+      </w:r>
+      <w:proofErr w:type="spellEnd"/>
+      <w:r>
+        <w:t>) \</w:t>
+      </w:r>
+    </w:p>
+    <w:p>
+      <w:r>
+        <w:lastRenderedPageBreak/>
+        <w:t xml:space="preserve">    .</w:t>
+      </w:r>
+      <w:proofErr w:type="spellStart"/>
+      <w:r>
+        <w:t>text</w:t>
+      </w:r>
+      <w:proofErr w:type="spellEnd"/>
+      <w:r>
+        <w:t>(</w:t>
+      </w:r>
+      <w:proofErr w:type="spellStart"/>
+      <w:r>
+        <w:t>path_liquidacao</w:t>
+      </w:r>
+      <w:proofErr w:type="spellEnd"/>
+      <w:r>
+        <w:t>)</w:t>
+      </w:r>
+    </w:p>
+    <w:p/>
+    <w:p>
+      <w:r>
+        <w:t># Testando se os dois funcionam</w:t>
+      </w:r>
+    </w:p>
+    <w:p>
+      <w:r>
+        <w:t>print("Amostra de Empenhos (</w:t>
+      </w:r>
+      <w:proofErr w:type="spellStart"/>
+      <w:r>
+        <w:t>dueof</w:t>
+      </w:r>
+      <w:proofErr w:type="spellEnd"/>
+      <w:r>
+        <w:t>):")</w:t>
+      </w:r>
+    </w:p>
+    <w:p>
+      <w:r>
+        <w:t>display(</w:t>
+      </w:r>
+      <w:proofErr w:type="spellStart"/>
+      <w:r>
+        <w:t>df_dueof_bruto.limit</w:t>
+      </w:r>
+      <w:proofErr w:type="spellEnd"/>
+      <w:r>
+        <w:t>(5))</w:t>
+      </w:r>
+    </w:p>
+    <w:p/>
+    <w:p>
+      <w:r>
+        <w:t>print("Amostra de Liquidações:")</w:t>
+      </w:r>
+    </w:p>
+    <w:p>
+      <w:r>
+        <w:t>display(</w:t>
+      </w:r>
+      <w:proofErr w:type="spellStart"/>
+      <w:r>
+        <w:t>df_liq_bruto.limit</w:t>
+      </w:r>
+      <w:proofErr w:type="spellEnd"/>
+      <w:r>
+        <w:t>(5))</w:t>
+      </w:r>
+    </w:p>
+    <w:p/>
+    <w:p>
+      <w:r>
+        <w:t># COMMAND ----------</w:t>
+      </w:r>
+    </w:p>
+    <w:p/>
+    <w:p>
+      <w:r>
+        <w:t># --- OTIMIZAÇÃO: MEMORY CACHE (SEM GRAVAÇÃO EM DISCO) ---</w:t>
+      </w:r>
+    </w:p>
+    <w:p/>
+    <w:p>
+      <w:r>
+        <w:t>print("Carregando e fixando dados na memória do cluster...")</w:t>
+      </w:r>
+    </w:p>
+    <w:p/>
+    <w:p>
+      <w:r>
+        <w:t># 1. O comando .cache() avisa ao Spark: "Leia o TXT uma vez e guarde na RAM"</w:t>
+      </w:r>
+    </w:p>
+    <w:p>
+      <w:proofErr w:type="spellStart"/>
+      <w:r>
+        <w:t>df_dueof_pronto</w:t>
+      </w:r>
+      <w:proofErr w:type="spellEnd"/>
+      <w:r>
+        <w:t xml:space="preserve"> = </w:t>
+      </w:r>
+      <w:proofErr w:type="spellStart"/>
+      <w:r>
+        <w:t>df_dueof_bruto.cache</w:t>
+      </w:r>
+      <w:proofErr w:type="spellEnd"/>
+      <w:r>
+        <w:t>()</w:t>
+      </w:r>
+    </w:p>
+    <w:p>
+      <w:proofErr w:type="spellStart"/>
+      <w:r>
+        <w:t>df_liq_pronto</w:t>
+      </w:r>
+      <w:proofErr w:type="spellEnd"/>
+      <w:r>
+        <w:t xml:space="preserve"> = </w:t>
+      </w:r>
+      <w:proofErr w:type="spellStart"/>
+      <w:r>
+        <w:t>df_liq_bruto.cache</w:t>
+      </w:r>
+      <w:proofErr w:type="spellEnd"/>
+      <w:r>
+        <w:t>()</w:t>
+      </w:r>
+    </w:p>
+    <w:p/>
+    <w:p>
+      <w:r>
+        <w:t># 2. O comando .</w:t>
+      </w:r>
+      <w:proofErr w:type="spellStart"/>
+      <w:r>
+        <w:t>count</w:t>
+      </w:r>
+      <w:proofErr w:type="spellEnd"/>
+      <w:r>
+        <w:t>() é uma "Ação" que força o Spark a ler os dados AGORA</w:t>
+      </w:r>
+    </w:p>
+    <w:p>
+      <w:r>
+        <w:t># Sem isso, o cache só aconteceria na próxima vez que você desse um display</w:t>
+      </w:r>
+    </w:p>
+    <w:p>
+      <w:r>
+        <w:t>print(</w:t>
+      </w:r>
+      <w:proofErr w:type="spellStart"/>
+      <w:r>
+        <w:t>f"DUEOF</w:t>
+      </w:r>
+      <w:proofErr w:type="spellEnd"/>
+      <w:r>
+        <w:t xml:space="preserve"> carregado: {</w:t>
+      </w:r>
+      <w:proofErr w:type="spellStart"/>
+      <w:r>
+        <w:t>df_dueof_pronto.count</w:t>
+      </w:r>
+      <w:proofErr w:type="spellEnd"/>
+      <w:r>
+        <w:t>()} linhas.")</w:t>
+      </w:r>
+    </w:p>
+    <w:p>
+      <w:r>
+        <w:t>print(</w:t>
+      </w:r>
+      <w:proofErr w:type="spellStart"/>
+      <w:r>
+        <w:t>f"Liquidações</w:t>
+      </w:r>
+      <w:proofErr w:type="spellEnd"/>
+      <w:r>
+        <w:t xml:space="preserve"> carregadas: {</w:t>
+      </w:r>
+      <w:proofErr w:type="spellStart"/>
+      <w:r>
+        <w:t>df_liq_pronto.count</w:t>
+      </w:r>
+      <w:proofErr w:type="spellEnd"/>
+      <w:r>
+        <w:t>()} linhas.")</w:t>
+      </w:r>
+    </w:p>
+    <w:p/>
+    <w:p>
+      <w:r>
+        <w:t># 3. Mantendo a compatibilidade com o resto do seu código</w:t>
+      </w:r>
+    </w:p>
+    <w:p>
+      <w:r>
+        <w:t xml:space="preserve"># </w:t>
+      </w:r>
+      <w:proofErr w:type="spellStart"/>
+      <w:r>
+        <w:t>df_dueof</w:t>
+      </w:r>
+      <w:proofErr w:type="spellEnd"/>
+      <w:r>
+        <w:t xml:space="preserve"> = </w:t>
+      </w:r>
+      <w:proofErr w:type="spellStart"/>
+      <w:r>
+        <w:t>df_dueof_pronto</w:t>
+      </w:r>
+      <w:proofErr w:type="spellEnd"/>
+    </w:p>
+    <w:p>
+      <w:r>
+        <w:lastRenderedPageBreak/>
+        <w:t xml:space="preserve"># </w:t>
+      </w:r>
+      <w:proofErr w:type="spellStart"/>
+      <w:r>
+        <w:t>df_liq</w:t>
+      </w:r>
+      <w:proofErr w:type="spellEnd"/>
+      <w:r>
+        <w:t xml:space="preserve"> = </w:t>
+      </w:r>
+      <w:proofErr w:type="spellStart"/>
+      <w:r>
+        <w:t>df_liq_pronto</w:t>
+      </w:r>
+      <w:proofErr w:type="spellEnd"/>
+    </w:p>
+    <w:p/>
+    <w:p>
+      <w:r>
+        <w:t>print("Sucesso! Os dados estão presos na memória e prontos para o fatiamento.")</w:t>
+      </w:r>
+    </w:p>
+    <w:p/>
+    <w:p>
+      <w:r>
+        <w:t># COMMAND ----------</w:t>
+      </w:r>
+    </w:p>
+    <w:p/>
+    <w:p>
+      <w:proofErr w:type="spellStart"/>
+      <w:r>
+        <w:t>from</w:t>
+      </w:r>
+      <w:proofErr w:type="spellEnd"/>
+      <w:r>
+        <w:t xml:space="preserve"> </w:t>
+      </w:r>
+      <w:proofErr w:type="spellStart"/>
+      <w:r>
+        <w:t>pyspark.sql.functions</w:t>
+      </w:r>
+      <w:proofErr w:type="spellEnd"/>
+      <w:r>
+        <w:t xml:space="preserve"> import </w:t>
+      </w:r>
+      <w:proofErr w:type="spellStart"/>
+      <w:r>
+        <w:t>col</w:t>
+      </w:r>
+      <w:proofErr w:type="spellEnd"/>
+      <w:r>
+        <w:t xml:space="preserve">, </w:t>
+      </w:r>
+      <w:proofErr w:type="spellStart"/>
+      <w:r>
+        <w:t>trim</w:t>
+      </w:r>
+      <w:proofErr w:type="spellEnd"/>
+      <w:r>
+        <w:t xml:space="preserve">, </w:t>
+      </w:r>
+      <w:proofErr w:type="spellStart"/>
+      <w:r>
+        <w:t>lit</w:t>
+      </w:r>
+      <w:proofErr w:type="spellEnd"/>
+      <w:r>
+        <w:t xml:space="preserve">, </w:t>
+      </w:r>
+      <w:proofErr w:type="spellStart"/>
+      <w:r>
+        <w:t>concat</w:t>
+      </w:r>
+      <w:proofErr w:type="spellEnd"/>
+      <w:r>
+        <w:t xml:space="preserve">, sum, </w:t>
+      </w:r>
+      <w:proofErr w:type="spellStart"/>
+      <w:r>
+        <w:t>when</w:t>
+      </w:r>
+      <w:proofErr w:type="spellEnd"/>
+      <w:r>
+        <w:t xml:space="preserve">, </w:t>
+      </w:r>
+      <w:proofErr w:type="spellStart"/>
+      <w:r>
+        <w:t>substring</w:t>
+      </w:r>
+      <w:proofErr w:type="spellEnd"/>
+      <w:r>
+        <w:t xml:space="preserve">, </w:t>
+      </w:r>
+      <w:proofErr w:type="spellStart"/>
+      <w:r>
+        <w:t>to_date</w:t>
+      </w:r>
+      <w:proofErr w:type="spellEnd"/>
+      <w:r>
+        <w:t xml:space="preserve">, </w:t>
+      </w:r>
+      <w:proofErr w:type="spellStart"/>
+      <w:r>
+        <w:t>lpad</w:t>
+      </w:r>
+      <w:proofErr w:type="spellEnd"/>
+      <w:r>
+        <w:t>, min</w:t>
+      </w:r>
+    </w:p>
+    <w:p>
+      <w:proofErr w:type="spellStart"/>
+      <w:r>
+        <w:t>from</w:t>
+      </w:r>
+      <w:proofErr w:type="spellEnd"/>
+      <w:r>
+        <w:t xml:space="preserve"> </w:t>
+      </w:r>
+      <w:proofErr w:type="spellStart"/>
+      <w:r>
+        <w:t>pyspark.sql.types</w:t>
+      </w:r>
+      <w:proofErr w:type="spellEnd"/>
+      <w:r>
+        <w:t xml:space="preserve"> import </w:t>
+      </w:r>
+      <w:proofErr w:type="spellStart"/>
+      <w:r>
+        <w:t>DecimalType</w:t>
+      </w:r>
+      <w:proofErr w:type="spellEnd"/>
+    </w:p>
+    <w:p>
+      <w:proofErr w:type="spellStart"/>
+      <w:r>
+        <w:t>from</w:t>
+      </w:r>
+      <w:proofErr w:type="spellEnd"/>
+      <w:r>
+        <w:t xml:space="preserve"> </w:t>
+      </w:r>
+      <w:proofErr w:type="spellStart"/>
+      <w:r>
+        <w:t>pyspark.sql</w:t>
+      </w:r>
+      <w:proofErr w:type="spellEnd"/>
+      <w:r>
+        <w:t xml:space="preserve"> import </w:t>
+      </w:r>
+      <w:proofErr w:type="spellStart"/>
+      <w:r>
+        <w:t>Window</w:t>
+      </w:r>
+      <w:proofErr w:type="spellEnd"/>
+    </w:p>
+    <w:p/>
+    <w:p>
+      <w:r>
+        <w:t># COMMAND ----------</w:t>
+      </w:r>
+    </w:p>
+    <w:p/>
+    <w:p>
+      <w:r>
+        <w:t>#FATIA A TRIPA E CRIA UM DATAFRAME COM TODOS DADOS DISPONIVEIS</w:t>
+      </w:r>
+    </w:p>
+    <w:p>
+      <w:proofErr w:type="spellStart"/>
+      <w:r>
+        <w:t>df_dueof_estruturado</w:t>
+      </w:r>
+      <w:proofErr w:type="spellEnd"/>
+      <w:r>
+        <w:t xml:space="preserve"> = </w:t>
+      </w:r>
+      <w:proofErr w:type="spellStart"/>
+      <w:r>
+        <w:t>df_dueof_pronto.select</w:t>
+      </w:r>
+      <w:proofErr w:type="spellEnd"/>
+      <w:r>
+        <w:t>(</w:t>
+      </w:r>
+    </w:p>
+    <w:p>
+      <w:r>
+        <w:t xml:space="preserve">    </w:t>
+      </w:r>
+      <w:proofErr w:type="spellStart"/>
+      <w:r>
+        <w:t>col</w:t>
+      </w:r>
+      <w:proofErr w:type="spellEnd"/>
+      <w:r>
+        <w:t>("</w:t>
+      </w:r>
+      <w:proofErr w:type="spellStart"/>
+      <w:r>
+        <w:t>value</w:t>
+      </w:r>
+      <w:proofErr w:type="spellEnd"/>
+      <w:r>
+        <w:t>").</w:t>
+      </w:r>
+      <w:proofErr w:type="spellStart"/>
+      <w:r>
+        <w:t>substr</w:t>
+      </w:r>
+      <w:proofErr w:type="spellEnd"/>
+      <w:r>
+        <w:t>(1, 2).alias("TIPO_DUEOF"),</w:t>
+      </w:r>
+    </w:p>
+    <w:p>
+      <w:r>
+        <w:t xml:space="preserve">    </w:t>
+      </w:r>
+      <w:proofErr w:type="spellStart"/>
+      <w:r>
+        <w:t>col</w:t>
+      </w:r>
+      <w:proofErr w:type="spellEnd"/>
+      <w:r>
+        <w:t>("</w:t>
+      </w:r>
+      <w:proofErr w:type="spellStart"/>
+      <w:r>
+        <w:t>value</w:t>
+      </w:r>
+      <w:proofErr w:type="spellEnd"/>
+      <w:r>
+        <w:t>").</w:t>
+      </w:r>
+      <w:proofErr w:type="spellStart"/>
+      <w:r>
+        <w:t>substr</w:t>
+      </w:r>
+      <w:proofErr w:type="spellEnd"/>
+      <w:r>
+        <w:t>(3, 23).alias("CHAVE"),</w:t>
+      </w:r>
+    </w:p>
+    <w:p>
+      <w:r>
+        <w:t xml:space="preserve">    </w:t>
+      </w:r>
+      <w:proofErr w:type="spellStart"/>
+      <w:r>
+        <w:t>col</w:t>
+      </w:r>
+      <w:proofErr w:type="spellEnd"/>
+      <w:r>
+        <w:t>("</w:t>
+      </w:r>
+      <w:proofErr w:type="spellStart"/>
+      <w:r>
+        <w:t>value</w:t>
+      </w:r>
+      <w:proofErr w:type="spellEnd"/>
+      <w:r>
+        <w:t>").</w:t>
+      </w:r>
+      <w:proofErr w:type="spellStart"/>
+      <w:r>
+        <w:t>substr</w:t>
+      </w:r>
+      <w:proofErr w:type="spellEnd"/>
+      <w:r>
+        <w:t>(3, 16).alias("NUMEMPENHO"),</w:t>
+      </w:r>
+    </w:p>
+    <w:p>
+      <w:r>
+        <w:t xml:space="preserve">    </w:t>
+      </w:r>
+      <w:proofErr w:type="spellStart"/>
+      <w:r>
+        <w:t>col</w:t>
+      </w:r>
+      <w:proofErr w:type="spellEnd"/>
+      <w:r>
+        <w:t>("</w:t>
+      </w:r>
+      <w:proofErr w:type="spellStart"/>
+      <w:r>
+        <w:t>value</w:t>
+      </w:r>
+      <w:proofErr w:type="spellEnd"/>
+      <w:r>
+        <w:t>").</w:t>
+      </w:r>
+      <w:proofErr w:type="spellStart"/>
+      <w:r>
+        <w:t>substr</w:t>
+      </w:r>
+      <w:proofErr w:type="spellEnd"/>
+      <w:r>
+        <w:t>(26, 8).alias("DATA"),</w:t>
+      </w:r>
+    </w:p>
+    <w:p>
+      <w:r>
+        <w:t xml:space="preserve">    </w:t>
+      </w:r>
+      <w:proofErr w:type="spellStart"/>
+      <w:r>
+        <w:t>col</w:t>
+      </w:r>
+      <w:proofErr w:type="spellEnd"/>
+      <w:r>
+        <w:t>("</w:t>
+      </w:r>
+      <w:proofErr w:type="spellStart"/>
+      <w:r>
+        <w:t>value</w:t>
+      </w:r>
+      <w:proofErr w:type="spellEnd"/>
+      <w:r>
+        <w:t>").</w:t>
+      </w:r>
+      <w:proofErr w:type="spellStart"/>
+      <w:r>
+        <w:t>substr</w:t>
+      </w:r>
+      <w:proofErr w:type="spellEnd"/>
+      <w:r>
+        <w:t>(34, 15).alias("NUMPROCESSO"),</w:t>
+      </w:r>
+    </w:p>
+    <w:p>
+      <w:r>
+        <w:t xml:space="preserve">    (</w:t>
+      </w:r>
+      <w:proofErr w:type="spellStart"/>
+      <w:r>
+        <w:t>col</w:t>
+      </w:r>
+      <w:proofErr w:type="spellEnd"/>
+      <w:r>
+        <w:t>("</w:t>
+      </w:r>
+      <w:proofErr w:type="spellStart"/>
+      <w:r>
+        <w:t>value</w:t>
+      </w:r>
+      <w:proofErr w:type="spellEnd"/>
+      <w:r>
+        <w:t>").</w:t>
+      </w:r>
+      <w:proofErr w:type="spellStart"/>
+      <w:r>
+        <w:t>substr</w:t>
+      </w:r>
+      <w:proofErr w:type="spellEnd"/>
+      <w:r>
+        <w:t>(49, 14).</w:t>
+      </w:r>
+      <w:proofErr w:type="spellStart"/>
+      <w:r>
+        <w:t>cast</w:t>
+      </w:r>
+      <w:proofErr w:type="spellEnd"/>
+      <w:r>
+        <w:t>(</w:t>
+      </w:r>
+      <w:proofErr w:type="spellStart"/>
+      <w:r>
+        <w:t>DecimalType</w:t>
+      </w:r>
+      <w:proofErr w:type="spellEnd"/>
+      <w:r>
+        <w:t>(18, 2)) / 100).alias("VALOR"),</w:t>
+      </w:r>
+    </w:p>
+    <w:p>
+      <w:r>
+        <w:t xml:space="preserve">    </w:t>
+      </w:r>
+      <w:proofErr w:type="spellStart"/>
+      <w:r>
+        <w:t>col</w:t>
+      </w:r>
+      <w:proofErr w:type="spellEnd"/>
+      <w:r>
+        <w:t>("</w:t>
+      </w:r>
+      <w:proofErr w:type="spellStart"/>
+      <w:r>
+        <w:t>value</w:t>
+      </w:r>
+      <w:proofErr w:type="spellEnd"/>
+      <w:r>
+        <w:t>").</w:t>
+      </w:r>
+      <w:proofErr w:type="spellStart"/>
+      <w:r>
+        <w:t>substr</w:t>
+      </w:r>
+      <w:proofErr w:type="spellEnd"/>
+      <w:r>
+        <w:t>(63, 14).alias("NUMR_CPF_CNPJ"),</w:t>
+      </w:r>
+    </w:p>
+    <w:p>
+      <w:r>
+        <w:t xml:space="preserve">    </w:t>
+      </w:r>
+      <w:proofErr w:type="spellStart"/>
+      <w:r>
+        <w:t>col</w:t>
+      </w:r>
+      <w:proofErr w:type="spellEnd"/>
+      <w:r>
+        <w:t>("</w:t>
+      </w:r>
+      <w:proofErr w:type="spellStart"/>
+      <w:r>
+        <w:t>value</w:t>
+      </w:r>
+      <w:proofErr w:type="spellEnd"/>
+      <w:r>
+        <w:t>").</w:t>
+      </w:r>
+      <w:proofErr w:type="spellStart"/>
+      <w:r>
+        <w:t>substr</w:t>
+      </w:r>
+      <w:proofErr w:type="spellEnd"/>
+      <w:r>
+        <w:t>(77, 5).alias("FORMALIDADE_FINALIDADE"),</w:t>
+      </w:r>
+    </w:p>
+    <w:p>
+      <w:r>
+        <w:t xml:space="preserve">    </w:t>
+      </w:r>
+      <w:proofErr w:type="spellStart"/>
+      <w:r>
+        <w:t>col</w:t>
+      </w:r>
+      <w:proofErr w:type="spellEnd"/>
+      <w:r>
+        <w:t>("</w:t>
+      </w:r>
+      <w:proofErr w:type="spellStart"/>
+      <w:r>
+        <w:t>value</w:t>
+      </w:r>
+      <w:proofErr w:type="spellEnd"/>
+      <w:r>
+        <w:t>").</w:t>
+      </w:r>
+      <w:proofErr w:type="spellStart"/>
+      <w:r>
+        <w:t>substr</w:t>
+      </w:r>
+      <w:proofErr w:type="spellEnd"/>
+      <w:r>
+        <w:t>(82, 11).alias("CONTA_BANCO_</w:t>
+      </w:r>
+      <w:proofErr w:type="gramStart"/>
+      <w:r>
+        <w:t>DEBITO</w:t>
+      </w:r>
+      <w:proofErr w:type="gramEnd"/>
+      <w:r>
+        <w:t>"),</w:t>
+      </w:r>
+    </w:p>
+    <w:p>
+      <w:r>
+        <w:t xml:space="preserve">    </w:t>
+      </w:r>
+      <w:proofErr w:type="spellStart"/>
+      <w:r>
+        <w:t>col</w:t>
+      </w:r>
+      <w:proofErr w:type="spellEnd"/>
+      <w:r>
+        <w:t>("</w:t>
+      </w:r>
+      <w:proofErr w:type="spellStart"/>
+      <w:r>
+        <w:t>value</w:t>
+      </w:r>
+      <w:proofErr w:type="spellEnd"/>
+      <w:r>
+        <w:t>").</w:t>
+      </w:r>
+      <w:proofErr w:type="spellStart"/>
+      <w:r>
+        <w:t>substr</w:t>
+      </w:r>
+      <w:proofErr w:type="spellEnd"/>
+      <w:r>
+        <w:t>(93, 11).alias("CONTA_BANCO_</w:t>
+      </w:r>
+      <w:proofErr w:type="gramStart"/>
+      <w:r>
+        <w:t>CREDITO</w:t>
+      </w:r>
+      <w:proofErr w:type="gramEnd"/>
+      <w:r>
+        <w:t>"),</w:t>
+      </w:r>
+    </w:p>
+    <w:p>
+      <w:r>
+        <w:t xml:space="preserve">    </w:t>
+      </w:r>
+      <w:proofErr w:type="spellStart"/>
+      <w:r>
+        <w:t>col</w:t>
+      </w:r>
+      <w:proofErr w:type="spellEnd"/>
+      <w:r>
+        <w:t>("</w:t>
+      </w:r>
+      <w:proofErr w:type="spellStart"/>
+      <w:r>
+        <w:t>value</w:t>
+      </w:r>
+      <w:proofErr w:type="spellEnd"/>
+      <w:r>
+        <w:t>").</w:t>
+      </w:r>
+      <w:proofErr w:type="spellStart"/>
+      <w:r>
+        <w:t>substr</w:t>
+      </w:r>
+      <w:proofErr w:type="spellEnd"/>
+      <w:r>
+        <w:t>(104, 2).alias("GRUPO_DESPESA"),</w:t>
+      </w:r>
+    </w:p>
+    <w:p>
+      <w:r>
+        <w:t xml:space="preserve">    </w:t>
+      </w:r>
+      <w:proofErr w:type="spellStart"/>
+      <w:r>
+        <w:t>col</w:t>
+      </w:r>
+      <w:proofErr w:type="spellEnd"/>
+      <w:r>
+        <w:t>("</w:t>
+      </w:r>
+      <w:proofErr w:type="spellStart"/>
+      <w:r>
+        <w:t>value</w:t>
+      </w:r>
+      <w:proofErr w:type="spellEnd"/>
+      <w:r>
+        <w:t>").</w:t>
+      </w:r>
+      <w:proofErr w:type="spellStart"/>
+      <w:r>
+        <w:t>substr</w:t>
+      </w:r>
+      <w:proofErr w:type="spellEnd"/>
+      <w:r>
+        <w:t>(106, 60).alias("NOME_CREDOR"),</w:t>
+      </w:r>
+    </w:p>
+    <w:p>
+      <w:r>
+        <w:lastRenderedPageBreak/>
+        <w:t xml:space="preserve">    </w:t>
+      </w:r>
+      <w:proofErr w:type="spellStart"/>
+      <w:r>
+        <w:t>col</w:t>
+      </w:r>
+      <w:proofErr w:type="spellEnd"/>
+      <w:r>
+        <w:t>("</w:t>
+      </w:r>
+      <w:proofErr w:type="spellStart"/>
+      <w:r>
+        <w:t>value</w:t>
+      </w:r>
+      <w:proofErr w:type="spellEnd"/>
+      <w:r>
+        <w:t>").</w:t>
+      </w:r>
+      <w:proofErr w:type="spellStart"/>
+      <w:r>
+        <w:t>substr</w:t>
+      </w:r>
+      <w:proofErr w:type="spellEnd"/>
+      <w:r>
+        <w:t>(166, 9).alias("CODIGO_BANCO_</w:t>
+      </w:r>
+      <w:proofErr w:type="gramStart"/>
+      <w:r>
+        <w:t>DEBITO</w:t>
+      </w:r>
+      <w:proofErr w:type="gramEnd"/>
+      <w:r>
+        <w:t>"),</w:t>
+      </w:r>
+    </w:p>
+    <w:p>
+      <w:r>
+        <w:t xml:space="preserve">    </w:t>
+      </w:r>
+      <w:proofErr w:type="spellStart"/>
+      <w:r>
+        <w:t>col</w:t>
+      </w:r>
+      <w:proofErr w:type="spellEnd"/>
+      <w:r>
+        <w:t>("</w:t>
+      </w:r>
+      <w:proofErr w:type="spellStart"/>
+      <w:r>
+        <w:t>value</w:t>
+      </w:r>
+      <w:proofErr w:type="spellEnd"/>
+      <w:r>
+        <w:t>").</w:t>
+      </w:r>
+      <w:proofErr w:type="spellStart"/>
+      <w:r>
+        <w:t>substr</w:t>
+      </w:r>
+      <w:proofErr w:type="spellEnd"/>
+      <w:r>
+        <w:t>(175, 9).alias("CODIGO_BANCO_</w:t>
+      </w:r>
+      <w:proofErr w:type="gramStart"/>
+      <w:r>
+        <w:t>CREDITO</w:t>
+      </w:r>
+      <w:proofErr w:type="gramEnd"/>
+      <w:r>
+        <w:t>"),</w:t>
+      </w:r>
+    </w:p>
+    <w:p>
+      <w:r>
+        <w:t xml:space="preserve">    </w:t>
+      </w:r>
+      <w:proofErr w:type="spellStart"/>
+      <w:r>
+        <w:t>col</w:t>
+      </w:r>
+      <w:proofErr w:type="spellEnd"/>
+      <w:r>
+        <w:t>("</w:t>
+      </w:r>
+      <w:proofErr w:type="spellStart"/>
+      <w:r>
+        <w:t>value</w:t>
+      </w:r>
+      <w:proofErr w:type="spellEnd"/>
+      <w:r>
+        <w:t>").</w:t>
+      </w:r>
+      <w:proofErr w:type="spellStart"/>
+      <w:r>
+        <w:t>substr</w:t>
+      </w:r>
+      <w:proofErr w:type="spellEnd"/>
+      <w:r>
+        <w:t>(184, 3).alias("PRAZO_APLICACAO"),</w:t>
+      </w:r>
+    </w:p>
+    <w:p>
+      <w:r>
+        <w:t xml:space="preserve">    </w:t>
+      </w:r>
+      <w:proofErr w:type="spellStart"/>
+      <w:r>
+        <w:t>col</w:t>
+      </w:r>
+      <w:proofErr w:type="spellEnd"/>
+      <w:r>
+        <w:t>("</w:t>
+      </w:r>
+      <w:proofErr w:type="spellStart"/>
+      <w:r>
+        <w:t>value</w:t>
+      </w:r>
+      <w:proofErr w:type="spellEnd"/>
+      <w:r>
+        <w:t>").</w:t>
+      </w:r>
+      <w:proofErr w:type="spellStart"/>
+      <w:r>
+        <w:t>substr</w:t>
+      </w:r>
+      <w:proofErr w:type="spellEnd"/>
+      <w:r>
+        <w:t>(187, 2).alias("STATUS_DOCUMENTO"),</w:t>
+      </w:r>
+    </w:p>
+    <w:p>
+      <w:r>
+        <w:t xml:space="preserve">    </w:t>
+      </w:r>
+      <w:proofErr w:type="spellStart"/>
+      <w:r>
+        <w:t>col</w:t>
+      </w:r>
+      <w:proofErr w:type="spellEnd"/>
+      <w:r>
+        <w:t>("</w:t>
+      </w:r>
+      <w:proofErr w:type="spellStart"/>
+      <w:r>
+        <w:t>value</w:t>
+      </w:r>
+      <w:proofErr w:type="spellEnd"/>
+      <w:r>
+        <w:t>").</w:t>
+      </w:r>
+      <w:proofErr w:type="spellStart"/>
+      <w:r>
+        <w:t>substr</w:t>
+      </w:r>
+      <w:proofErr w:type="spellEnd"/>
+      <w:r>
+        <w:t>(189, 8).alias("DATA_DO_STATUS"),</w:t>
+      </w:r>
+    </w:p>
+    <w:p>
+      <w:r>
+        <w:t xml:space="preserve">    </w:t>
+      </w:r>
+      <w:proofErr w:type="spellStart"/>
+      <w:r>
+        <w:t>col</w:t>
+      </w:r>
+      <w:proofErr w:type="spellEnd"/>
+      <w:r>
+        <w:t>("</w:t>
+      </w:r>
+      <w:proofErr w:type="spellStart"/>
+      <w:r>
+        <w:t>value</w:t>
+      </w:r>
+      <w:proofErr w:type="spellEnd"/>
+      <w:r>
+        <w:t>").</w:t>
+      </w:r>
+      <w:proofErr w:type="spellStart"/>
+      <w:r>
+        <w:t>substr</w:t>
+      </w:r>
+      <w:proofErr w:type="spellEnd"/>
+      <w:r>
+        <w:t>(197, 8).alias("NATUREZA"),</w:t>
+      </w:r>
+    </w:p>
+    <w:p>
+      <w:r>
+        <w:t xml:space="preserve">    </w:t>
+      </w:r>
+      <w:proofErr w:type="spellStart"/>
+      <w:r>
+        <w:t>col</w:t>
+      </w:r>
+      <w:proofErr w:type="spellEnd"/>
+      <w:r>
+        <w:t>("</w:t>
+      </w:r>
+      <w:proofErr w:type="spellStart"/>
+      <w:r>
+        <w:t>value</w:t>
+      </w:r>
+      <w:proofErr w:type="spellEnd"/>
+      <w:r>
+        <w:t>").</w:t>
+      </w:r>
+      <w:proofErr w:type="spellStart"/>
+      <w:r>
+        <w:t>substr</w:t>
+      </w:r>
+      <w:proofErr w:type="spellEnd"/>
+      <w:r>
+        <w:t>(205, 13).alias("CODIGO_DO_PATRIMONIO"),</w:t>
+      </w:r>
+    </w:p>
+    <w:p>
+      <w:r>
+        <w:t xml:space="preserve">    </w:t>
+      </w:r>
+      <w:proofErr w:type="spellStart"/>
+      <w:r>
+        <w:t>col</w:t>
+      </w:r>
+      <w:proofErr w:type="spellEnd"/>
+      <w:r>
+        <w:t>("</w:t>
+      </w:r>
+      <w:proofErr w:type="spellStart"/>
+      <w:r>
+        <w:t>value</w:t>
+      </w:r>
+      <w:proofErr w:type="spellEnd"/>
+      <w:r>
+        <w:t>").</w:t>
+      </w:r>
+      <w:proofErr w:type="spellStart"/>
+      <w:r>
+        <w:t>substr</w:t>
+      </w:r>
+      <w:proofErr w:type="spellEnd"/>
+      <w:r>
+        <w:t>(218, 1).alias("TIPO_EMPENHO"),</w:t>
+      </w:r>
+    </w:p>
+    <w:p>
+      <w:r>
+        <w:t xml:space="preserve">    </w:t>
+      </w:r>
+      <w:proofErr w:type="spellStart"/>
+      <w:r>
+        <w:t>col</w:t>
+      </w:r>
+      <w:proofErr w:type="spellEnd"/>
+      <w:r>
+        <w:t>("</w:t>
+      </w:r>
+      <w:proofErr w:type="spellStart"/>
+      <w:r>
+        <w:t>value</w:t>
+      </w:r>
+      <w:proofErr w:type="spellEnd"/>
+      <w:r>
+        <w:t>").</w:t>
+      </w:r>
+      <w:proofErr w:type="spellStart"/>
+      <w:r>
+        <w:t>substr</w:t>
+      </w:r>
+      <w:proofErr w:type="spellEnd"/>
+      <w:r>
+        <w:t>(219, 10).alias("</w:t>
+      </w:r>
+      <w:proofErr w:type="gramStart"/>
+      <w:r>
+        <w:t>NUMERO</w:t>
+      </w:r>
+      <w:proofErr w:type="gramEnd"/>
+      <w:r>
+        <w:t>_DECRETO"),</w:t>
+      </w:r>
+    </w:p>
+    <w:p>
+      <w:r>
+        <w:t xml:space="preserve">    </w:t>
+      </w:r>
+      <w:proofErr w:type="spellStart"/>
+      <w:r>
+        <w:t>col</w:t>
+      </w:r>
+      <w:proofErr w:type="spellEnd"/>
+      <w:r>
+        <w:t>("</w:t>
+      </w:r>
+      <w:proofErr w:type="spellStart"/>
+      <w:r>
+        <w:t>value</w:t>
+      </w:r>
+      <w:proofErr w:type="spellEnd"/>
+      <w:r>
+        <w:t>").</w:t>
+      </w:r>
+      <w:proofErr w:type="spellStart"/>
+      <w:r>
+        <w:t>substr</w:t>
+      </w:r>
+      <w:proofErr w:type="spellEnd"/>
+      <w:r>
+        <w:t>(229, 8).alias("DATA_LEI"),</w:t>
+      </w:r>
+    </w:p>
+    <w:p>
+      <w:r>
+        <w:t xml:space="preserve">    </w:t>
+      </w:r>
+      <w:proofErr w:type="spellStart"/>
+      <w:r>
+        <w:t>col</w:t>
+      </w:r>
+      <w:proofErr w:type="spellEnd"/>
+      <w:r>
+        <w:t>("</w:t>
+      </w:r>
+      <w:proofErr w:type="spellStart"/>
+      <w:r>
+        <w:t>value</w:t>
+      </w:r>
+      <w:proofErr w:type="spellEnd"/>
+      <w:r>
+        <w:t>").</w:t>
+      </w:r>
+      <w:proofErr w:type="spellStart"/>
+      <w:r>
+        <w:t>substr</w:t>
+      </w:r>
+      <w:proofErr w:type="spellEnd"/>
+      <w:r>
+        <w:t>(237, 7).alias("</w:t>
+      </w:r>
+      <w:proofErr w:type="gramStart"/>
+      <w:r>
+        <w:t>NUMERO</w:t>
+      </w:r>
+      <w:proofErr w:type="gramEnd"/>
+      <w:r>
+        <w:t>_LEI"),</w:t>
+      </w:r>
+    </w:p>
+    <w:p>
+      <w:r>
+        <w:t xml:space="preserve">    </w:t>
+      </w:r>
+      <w:proofErr w:type="spellStart"/>
+      <w:r>
+        <w:t>col</w:t>
+      </w:r>
+      <w:proofErr w:type="spellEnd"/>
+      <w:r>
+        <w:t>("</w:t>
+      </w:r>
+      <w:proofErr w:type="spellStart"/>
+      <w:r>
+        <w:t>value</w:t>
+      </w:r>
+      <w:proofErr w:type="spellEnd"/>
+      <w:r>
+        <w:t>").</w:t>
+      </w:r>
+      <w:proofErr w:type="spellStart"/>
+      <w:r>
+        <w:t>substr</w:t>
+      </w:r>
+      <w:proofErr w:type="spellEnd"/>
+      <w:r>
+        <w:t>(244, 2).alias("FUNCAO"),</w:t>
+      </w:r>
+    </w:p>
+    <w:p>
+      <w:r>
+        <w:t xml:space="preserve">    </w:t>
+      </w:r>
+      <w:proofErr w:type="spellStart"/>
+      <w:r>
+        <w:t>col</w:t>
+      </w:r>
+      <w:proofErr w:type="spellEnd"/>
+      <w:r>
+        <w:t>("</w:t>
+      </w:r>
+      <w:proofErr w:type="spellStart"/>
+      <w:r>
+        <w:t>value</w:t>
+      </w:r>
+      <w:proofErr w:type="spellEnd"/>
+      <w:r>
+        <w:t>").</w:t>
+      </w:r>
+      <w:proofErr w:type="spellStart"/>
+      <w:r>
+        <w:t>substr</w:t>
+      </w:r>
+      <w:proofErr w:type="spellEnd"/>
+      <w:r>
+        <w:t>(246, 3).alias("SUB_FUNCAO"),</w:t>
+      </w:r>
+    </w:p>
+    <w:p>
+      <w:r>
+        <w:t xml:space="preserve">    </w:t>
+      </w:r>
+      <w:proofErr w:type="spellStart"/>
+      <w:r>
+        <w:t>col</w:t>
+      </w:r>
+      <w:proofErr w:type="spellEnd"/>
+      <w:r>
+        <w:t>("</w:t>
+      </w:r>
+      <w:proofErr w:type="spellStart"/>
+      <w:r>
+        <w:t>value</w:t>
+      </w:r>
+      <w:proofErr w:type="spellEnd"/>
+      <w:r>
+        <w:t>").</w:t>
+      </w:r>
+      <w:proofErr w:type="spellStart"/>
+      <w:r>
+        <w:t>substr</w:t>
+      </w:r>
+      <w:proofErr w:type="spellEnd"/>
+      <w:r>
+        <w:t>(249, 4).alias("PROGRAMA"),</w:t>
+      </w:r>
+    </w:p>
+    <w:p>
+      <w:r>
+        <w:t xml:space="preserve">    </w:t>
+      </w:r>
+      <w:proofErr w:type="spellStart"/>
+      <w:r>
+        <w:t>col</w:t>
+      </w:r>
+      <w:proofErr w:type="spellEnd"/>
+      <w:r>
+        <w:t>("</w:t>
+      </w:r>
+      <w:proofErr w:type="spellStart"/>
+      <w:r>
+        <w:t>value</w:t>
+      </w:r>
+      <w:proofErr w:type="spellEnd"/>
+      <w:r>
+        <w:t>").</w:t>
+      </w:r>
+      <w:proofErr w:type="spellStart"/>
+      <w:r>
+        <w:t>substr</w:t>
+      </w:r>
+      <w:proofErr w:type="spellEnd"/>
+      <w:r>
+        <w:t>(253, 4).alias("ACAO"),</w:t>
+      </w:r>
+    </w:p>
+    <w:p>
+      <w:r>
+        <w:t xml:space="preserve">    </w:t>
+      </w:r>
+      <w:proofErr w:type="spellStart"/>
+      <w:r>
+        <w:t>col</w:t>
+      </w:r>
+      <w:proofErr w:type="spellEnd"/>
+      <w:r>
+        <w:t>("</w:t>
+      </w:r>
+      <w:proofErr w:type="spellStart"/>
+      <w:r>
+        <w:t>value</w:t>
+      </w:r>
+      <w:proofErr w:type="spellEnd"/>
+      <w:r>
+        <w:t>").</w:t>
+      </w:r>
+      <w:proofErr w:type="spellStart"/>
+      <w:r>
+        <w:t>substr</w:t>
+      </w:r>
+      <w:proofErr w:type="spellEnd"/>
+      <w:r>
+        <w:t>(257, 8).alias("FONTE"),</w:t>
+      </w:r>
+    </w:p>
+    <w:p>
+      <w:r>
+        <w:t xml:space="preserve">    </w:t>
+      </w:r>
+      <w:proofErr w:type="spellStart"/>
+      <w:r>
+        <w:t>col</w:t>
+      </w:r>
+      <w:proofErr w:type="spellEnd"/>
+      <w:r>
+        <w:t>("</w:t>
+      </w:r>
+      <w:proofErr w:type="spellStart"/>
+      <w:r>
+        <w:t>value</w:t>
+      </w:r>
+      <w:proofErr w:type="spellEnd"/>
+      <w:r>
+        <w:t>").</w:t>
+      </w:r>
+      <w:proofErr w:type="spellStart"/>
+      <w:r>
+        <w:t>substr</w:t>
+      </w:r>
+      <w:proofErr w:type="spellEnd"/>
+      <w:r>
+        <w:t>(265, 12).alias("RECEITA_</w:t>
+      </w:r>
+      <w:proofErr w:type="gramStart"/>
+      <w:r>
+        <w:t>DEBITO</w:t>
+      </w:r>
+      <w:proofErr w:type="gramEnd"/>
+      <w:r>
+        <w:t>"),</w:t>
+      </w:r>
+    </w:p>
+    <w:p>
+      <w:r>
+        <w:t xml:space="preserve">    </w:t>
+      </w:r>
+      <w:proofErr w:type="spellStart"/>
+      <w:r>
+        <w:t>col</w:t>
+      </w:r>
+      <w:proofErr w:type="spellEnd"/>
+      <w:r>
+        <w:t>("</w:t>
+      </w:r>
+      <w:proofErr w:type="spellStart"/>
+      <w:r>
+        <w:t>value</w:t>
+      </w:r>
+      <w:proofErr w:type="spellEnd"/>
+      <w:r>
+        <w:t>").</w:t>
+      </w:r>
+      <w:proofErr w:type="spellStart"/>
+      <w:r>
+        <w:t>substr</w:t>
+      </w:r>
+      <w:proofErr w:type="spellEnd"/>
+      <w:r>
+        <w:t>(277, 12).alias("RECEITA_</w:t>
+      </w:r>
+      <w:proofErr w:type="gramStart"/>
+      <w:r>
+        <w:t>CREDITO</w:t>
+      </w:r>
+      <w:proofErr w:type="gramEnd"/>
+      <w:r>
+        <w:t>"),</w:t>
+      </w:r>
+    </w:p>
+    <w:p>
+      <w:r>
+        <w:t xml:space="preserve">    </w:t>
+      </w:r>
+      <w:proofErr w:type="spellStart"/>
+      <w:r>
+        <w:t>col</w:t>
+      </w:r>
+      <w:proofErr w:type="spellEnd"/>
+      <w:r>
+        <w:t>("</w:t>
+      </w:r>
+      <w:proofErr w:type="spellStart"/>
+      <w:r>
+        <w:t>value</w:t>
+      </w:r>
+      <w:proofErr w:type="spellEnd"/>
+      <w:r>
+        <w:t>").</w:t>
+      </w:r>
+      <w:proofErr w:type="spellStart"/>
+      <w:r>
+        <w:t>substr</w:t>
+      </w:r>
+      <w:proofErr w:type="spellEnd"/>
+      <w:r>
+        <w:t>(289, 13).alias("</w:t>
+      </w:r>
+      <w:proofErr w:type="gramStart"/>
+      <w:r>
+        <w:t>NUMERO</w:t>
+      </w:r>
+      <w:proofErr w:type="gramEnd"/>
+      <w:r>
+        <w:t>_PDF"),</w:t>
+      </w:r>
+    </w:p>
+    <w:p>
+      <w:r>
+        <w:t xml:space="preserve">    </w:t>
+      </w:r>
+      <w:proofErr w:type="spellStart"/>
+      <w:r>
+        <w:t>col</w:t>
+      </w:r>
+      <w:proofErr w:type="spellEnd"/>
+      <w:r>
+        <w:t>("</w:t>
+      </w:r>
+      <w:proofErr w:type="spellStart"/>
+      <w:r>
+        <w:t>value</w:t>
+      </w:r>
+      <w:proofErr w:type="spellEnd"/>
+      <w:r>
+        <w:t>").</w:t>
+      </w:r>
+      <w:proofErr w:type="spellStart"/>
+      <w:r>
+        <w:t>substr</w:t>
+      </w:r>
+      <w:proofErr w:type="spellEnd"/>
+      <w:r>
+        <w:t>(302, 2).alias("MODALIDADE_APLICACAO"),</w:t>
+      </w:r>
+    </w:p>
+    <w:p>
+      <w:r>
+        <w:t xml:space="preserve">    </w:t>
+      </w:r>
+      <w:proofErr w:type="spellStart"/>
+      <w:r>
+        <w:t>col</w:t>
+      </w:r>
+      <w:proofErr w:type="spellEnd"/>
+      <w:r>
+        <w:t>("</w:t>
+      </w:r>
+      <w:proofErr w:type="spellStart"/>
+      <w:r>
+        <w:t>value</w:t>
+      </w:r>
+      <w:proofErr w:type="spellEnd"/>
+      <w:r>
+        <w:t>").</w:t>
+      </w:r>
+      <w:proofErr w:type="spellStart"/>
+      <w:r>
+        <w:t>substr</w:t>
+      </w:r>
+      <w:proofErr w:type="spellEnd"/>
+      <w:r>
+        <w:t>(304, 11).alias("FILLER")</w:t>
+      </w:r>
+    </w:p>
+    <w:p>
+      <w:r>
+        <w:t>)</w:t>
+      </w:r>
+    </w:p>
+    <w:p>
+      <w:r>
+        <w:t xml:space="preserve"># Visualização do </w:t>
+      </w:r>
+      <w:proofErr w:type="gramStart"/>
+      <w:r>
+        <w:t>resultado final</w:t>
+      </w:r>
+      <w:proofErr w:type="gramEnd"/>
+    </w:p>
+    <w:p>
+      <w:r>
+        <w:t>display(</w:t>
+      </w:r>
+      <w:proofErr w:type="spellStart"/>
+      <w:r>
+        <w:t>df_dueof_estruturado.limit</w:t>
+      </w:r>
+      <w:proofErr w:type="spellEnd"/>
+      <w:r>
+        <w:t>(13))</w:t>
+      </w:r>
+    </w:p>
+    <w:p/>
+    <w:p>
+      <w:r>
+        <w:t># COMMAND ----------</w:t>
+      </w:r>
+    </w:p>
+    <w:p/>
+    <w:p>
+      <w:r>
+        <w:t>#FATIA A TRIPA E CRIA DOIS DATAFRAMES - TXT LIQ TEM 2 LAYOUTS</w:t>
+      </w:r>
+    </w:p>
+    <w:p>
+      <w:proofErr w:type="spellStart"/>
+      <w:r>
+        <w:t>df_raw_D</w:t>
+      </w:r>
+      <w:proofErr w:type="spellEnd"/>
+      <w:r>
+        <w:t xml:space="preserve"> = </w:t>
+      </w:r>
+      <w:proofErr w:type="spellStart"/>
+      <w:r>
+        <w:t>df_liq_pronto.filter</w:t>
+      </w:r>
+      <w:proofErr w:type="spellEnd"/>
+      <w:r>
+        <w:t>(</w:t>
+      </w:r>
+      <w:proofErr w:type="spellStart"/>
+      <w:r>
+        <w:t>col</w:t>
+      </w:r>
+      <w:proofErr w:type="spellEnd"/>
+      <w:r>
+        <w:t>("</w:t>
+      </w:r>
+      <w:proofErr w:type="spellStart"/>
+      <w:r>
+        <w:t>value</w:t>
+      </w:r>
+      <w:proofErr w:type="spellEnd"/>
+      <w:r>
+        <w:t>").</w:t>
+      </w:r>
+      <w:proofErr w:type="spellStart"/>
+      <w:r>
+        <w:t>substr</w:t>
+      </w:r>
+      <w:proofErr w:type="spellEnd"/>
+      <w:r>
+        <w:t>(1, 1) == "D")</w:t>
+      </w:r>
+    </w:p>
+    <w:p>
+      <w:proofErr w:type="spellStart"/>
+      <w:r>
+        <w:t>df_raw_M</w:t>
+      </w:r>
+      <w:proofErr w:type="spellEnd"/>
+      <w:r>
+        <w:t xml:space="preserve"> = </w:t>
+      </w:r>
+      <w:proofErr w:type="spellStart"/>
+      <w:r>
+        <w:t>df_liq_pronto.filter</w:t>
+      </w:r>
+      <w:proofErr w:type="spellEnd"/>
+      <w:r>
+        <w:t>(</w:t>
+      </w:r>
+      <w:proofErr w:type="spellStart"/>
+      <w:r>
+        <w:t>col</w:t>
+      </w:r>
+      <w:proofErr w:type="spellEnd"/>
+      <w:r>
+        <w:t>("</w:t>
+      </w:r>
+      <w:proofErr w:type="spellStart"/>
+      <w:r>
+        <w:t>value</w:t>
+      </w:r>
+      <w:proofErr w:type="spellEnd"/>
+      <w:r>
+        <w:t>").</w:t>
+      </w:r>
+      <w:proofErr w:type="spellStart"/>
+      <w:r>
+        <w:t>substr</w:t>
+      </w:r>
+      <w:proofErr w:type="spellEnd"/>
+      <w:r>
+        <w:t>(1, 1) == "M")</w:t>
+      </w:r>
+    </w:p>
+    <w:p/>
+    <w:p>
+      <w:r>
+        <w:t xml:space="preserve"># ESTRUTURAÇÃO DO REGISTRO 'D' </w:t>
+      </w:r>
+    </w:p>
+    <w:p>
+      <w:proofErr w:type="spellStart"/>
+      <w:r>
+        <w:t>df_liq_D</w:t>
+      </w:r>
+      <w:proofErr w:type="spellEnd"/>
+      <w:r>
+        <w:t xml:space="preserve"> = </w:t>
+      </w:r>
+      <w:proofErr w:type="spellStart"/>
+      <w:r>
+        <w:t>df_raw_D.select</w:t>
+      </w:r>
+      <w:proofErr w:type="spellEnd"/>
+      <w:r>
+        <w:t>(</w:t>
+      </w:r>
+    </w:p>
+    <w:p>
+      <w:r>
+        <w:t xml:space="preserve">    </w:t>
+      </w:r>
+      <w:proofErr w:type="spellStart"/>
+      <w:r>
+        <w:t>col</w:t>
+      </w:r>
+      <w:proofErr w:type="spellEnd"/>
+      <w:r>
+        <w:t>("</w:t>
+      </w:r>
+      <w:proofErr w:type="spellStart"/>
+      <w:r>
+        <w:t>value</w:t>
+      </w:r>
+      <w:proofErr w:type="spellEnd"/>
+      <w:r>
+        <w:t>").</w:t>
+      </w:r>
+      <w:proofErr w:type="spellStart"/>
+      <w:r>
+        <w:t>substr</w:t>
+      </w:r>
+      <w:proofErr w:type="spellEnd"/>
+      <w:r>
+        <w:t xml:space="preserve">(1, 1).alias("TIPO_DUEOF"), </w:t>
+      </w:r>
+    </w:p>
+    <w:p>
+      <w:r>
+        <w:t xml:space="preserve">    </w:t>
+      </w:r>
+      <w:proofErr w:type="spellStart"/>
+      <w:r>
+        <w:t>col</w:t>
+      </w:r>
+      <w:proofErr w:type="spellEnd"/>
+      <w:r>
+        <w:t>("</w:t>
+      </w:r>
+      <w:proofErr w:type="spellStart"/>
+      <w:r>
+        <w:t>value</w:t>
+      </w:r>
+      <w:proofErr w:type="spellEnd"/>
+      <w:r>
+        <w:t>").</w:t>
+      </w:r>
+      <w:proofErr w:type="spellStart"/>
+      <w:r>
+        <w:t>substr</w:t>
+      </w:r>
+      <w:proofErr w:type="spellEnd"/>
+      <w:r>
+        <w:t>(2, 16).alias("NUMEMPENHO"),</w:t>
+      </w:r>
+    </w:p>
+    <w:p>
+      <w:r>
+        <w:t xml:space="preserve">    (</w:t>
+      </w:r>
+      <w:proofErr w:type="spellStart"/>
+      <w:r>
+        <w:t>col</w:t>
+      </w:r>
+      <w:proofErr w:type="spellEnd"/>
+      <w:r>
+        <w:t>("</w:t>
+      </w:r>
+      <w:proofErr w:type="spellStart"/>
+      <w:r>
+        <w:t>value</w:t>
+      </w:r>
+      <w:proofErr w:type="spellEnd"/>
+      <w:r>
+        <w:t>").</w:t>
+      </w:r>
+      <w:proofErr w:type="spellStart"/>
+      <w:r>
+        <w:t>substr</w:t>
+      </w:r>
+      <w:proofErr w:type="spellEnd"/>
+      <w:r>
+        <w:t>(18, 17).</w:t>
+      </w:r>
+      <w:proofErr w:type="spellStart"/>
+      <w:r>
+        <w:t>cast</w:t>
+      </w:r>
+      <w:proofErr w:type="spellEnd"/>
+      <w:r>
+        <w:t>(</w:t>
+      </w:r>
+      <w:proofErr w:type="spellStart"/>
+      <w:r>
+        <w:t>DecimalType</w:t>
+      </w:r>
+      <w:proofErr w:type="spellEnd"/>
+      <w:r>
+        <w:t>(19, 2)) / 100).alias("VALOR"),</w:t>
+      </w:r>
+    </w:p>
+    <w:p>
+      <w:r>
+        <w:t xml:space="preserve">    </w:t>
+      </w:r>
+      <w:proofErr w:type="spellStart"/>
+      <w:r>
+        <w:t>col</w:t>
+      </w:r>
+      <w:proofErr w:type="spellEnd"/>
+      <w:r>
+        <w:t>("</w:t>
+      </w:r>
+      <w:proofErr w:type="spellStart"/>
+      <w:r>
+        <w:t>value</w:t>
+      </w:r>
+      <w:proofErr w:type="spellEnd"/>
+      <w:r>
+        <w:t>").</w:t>
+      </w:r>
+      <w:proofErr w:type="spellStart"/>
+      <w:r>
+        <w:t>substr</w:t>
+      </w:r>
+      <w:proofErr w:type="spellEnd"/>
+      <w:r>
+        <w:t>(35, 8).alias("DATA"),</w:t>
+      </w:r>
+    </w:p>
+    <w:p>
+      <w:r>
+        <w:t xml:space="preserve">    </w:t>
+      </w:r>
+      <w:proofErr w:type="spellStart"/>
+      <w:r>
+        <w:t>col</w:t>
+      </w:r>
+      <w:proofErr w:type="spellEnd"/>
+      <w:r>
+        <w:t>("</w:t>
+      </w:r>
+      <w:proofErr w:type="spellStart"/>
+      <w:r>
+        <w:t>value</w:t>
+      </w:r>
+      <w:proofErr w:type="spellEnd"/>
+      <w:r>
+        <w:t>").</w:t>
+      </w:r>
+      <w:proofErr w:type="spellStart"/>
+      <w:r>
+        <w:t>substr</w:t>
+      </w:r>
+      <w:proofErr w:type="spellEnd"/>
+      <w:r>
+        <w:t>(43, 2).alias("TIPODOCUMENTO"),</w:t>
+      </w:r>
+    </w:p>
+    <w:p>
+      <w:r>
+        <w:t xml:space="preserve">    </w:t>
+      </w:r>
+      <w:proofErr w:type="spellStart"/>
+      <w:r>
+        <w:t>col</w:t>
+      </w:r>
+      <w:proofErr w:type="spellEnd"/>
+      <w:r>
+        <w:t>("</w:t>
+      </w:r>
+      <w:proofErr w:type="spellStart"/>
+      <w:r>
+        <w:t>value</w:t>
+      </w:r>
+      <w:proofErr w:type="spellEnd"/>
+      <w:r>
+        <w:t>").</w:t>
+      </w:r>
+      <w:proofErr w:type="spellStart"/>
+      <w:r>
+        <w:t>substr</w:t>
+      </w:r>
+      <w:proofErr w:type="spellEnd"/>
+      <w:r>
+        <w:t>(45, 8).alias("DATADOCUMENTO"),</w:t>
+      </w:r>
+    </w:p>
+    <w:p>
+      <w:r>
+        <w:t xml:space="preserve">    </w:t>
+      </w:r>
+      <w:proofErr w:type="spellStart"/>
+      <w:r>
+        <w:t>col</w:t>
+      </w:r>
+      <w:proofErr w:type="spellEnd"/>
+      <w:r>
+        <w:t>("</w:t>
+      </w:r>
+      <w:proofErr w:type="spellStart"/>
+      <w:r>
+        <w:t>value</w:t>
+      </w:r>
+      <w:proofErr w:type="spellEnd"/>
+      <w:r>
+        <w:t>").</w:t>
+      </w:r>
+      <w:proofErr w:type="spellStart"/>
+      <w:r>
+        <w:t>substr</w:t>
+      </w:r>
+      <w:proofErr w:type="spellEnd"/>
+      <w:r>
+        <w:t>(53, 20).alias("NUMERODOCUMENTO"),</w:t>
+      </w:r>
+    </w:p>
+    <w:p>
+      <w:r>
+        <w:t xml:space="preserve">    </w:t>
+      </w:r>
+      <w:proofErr w:type="spellStart"/>
+      <w:r>
+        <w:t>trim</w:t>
+      </w:r>
+      <w:proofErr w:type="spellEnd"/>
+      <w:r>
+        <w:t>(</w:t>
+      </w:r>
+      <w:proofErr w:type="spellStart"/>
+      <w:r>
+        <w:t>col</w:t>
+      </w:r>
+      <w:proofErr w:type="spellEnd"/>
+      <w:r>
+        <w:t>("</w:t>
+      </w:r>
+      <w:proofErr w:type="spellStart"/>
+      <w:r>
+        <w:t>value</w:t>
+      </w:r>
+      <w:proofErr w:type="spellEnd"/>
+      <w:r>
+        <w:t>").</w:t>
+      </w:r>
+      <w:proofErr w:type="spellStart"/>
+      <w:r>
+        <w:t>substr</w:t>
+      </w:r>
+      <w:proofErr w:type="spellEnd"/>
+      <w:r>
+        <w:t>(73, 120)).alias("DESCRICAO"),</w:t>
+      </w:r>
+    </w:p>
+    <w:p>
+      <w:r>
+        <w:t xml:space="preserve">    </w:t>
+      </w:r>
+      <w:proofErr w:type="spellStart"/>
+      <w:r>
+        <w:t>col</w:t>
+      </w:r>
+      <w:proofErr w:type="spellEnd"/>
+      <w:r>
+        <w:t>("</w:t>
+      </w:r>
+      <w:proofErr w:type="spellStart"/>
+      <w:r>
+        <w:t>value</w:t>
+      </w:r>
+      <w:proofErr w:type="spellEnd"/>
+      <w:r>
+        <w:t>").</w:t>
+      </w:r>
+      <w:proofErr w:type="spellStart"/>
+      <w:r>
+        <w:t>substr</w:t>
+      </w:r>
+      <w:proofErr w:type="spellEnd"/>
+      <w:r>
+        <w:t>(193, 9).alias("NUMEROSERIE"),</w:t>
+      </w:r>
+    </w:p>
+    <w:p>
+      <w:r>
+        <w:t xml:space="preserve">    </w:t>
+      </w:r>
+      <w:proofErr w:type="spellStart"/>
+      <w:r>
+        <w:t>col</w:t>
+      </w:r>
+      <w:proofErr w:type="spellEnd"/>
+      <w:r>
+        <w:t>("</w:t>
+      </w:r>
+      <w:proofErr w:type="spellStart"/>
+      <w:r>
+        <w:t>value</w:t>
+      </w:r>
+      <w:proofErr w:type="spellEnd"/>
+      <w:r>
+        <w:t>").</w:t>
+      </w:r>
+      <w:proofErr w:type="spellStart"/>
+      <w:r>
+        <w:t>substr</w:t>
+      </w:r>
+      <w:proofErr w:type="spellEnd"/>
+      <w:r>
+        <w:t>(202, 5).alias("MODELONOTA"),</w:t>
+      </w:r>
+    </w:p>
+    <w:p>
+      <w:r>
+        <w:t xml:space="preserve">    </w:t>
+      </w:r>
+      <w:proofErr w:type="spellStart"/>
+      <w:r>
+        <w:t>col</w:t>
+      </w:r>
+      <w:proofErr w:type="spellEnd"/>
+      <w:r>
+        <w:t>("</w:t>
+      </w:r>
+      <w:proofErr w:type="spellStart"/>
+      <w:r>
+        <w:t>value</w:t>
+      </w:r>
+      <w:proofErr w:type="spellEnd"/>
+      <w:r>
+        <w:t>").</w:t>
+      </w:r>
+      <w:proofErr w:type="spellStart"/>
+      <w:r>
+        <w:t>substr</w:t>
+      </w:r>
+      <w:proofErr w:type="spellEnd"/>
+      <w:r>
+        <w:t>(207, 8).alias("DATAVALIDADENOTA"),</w:t>
+      </w:r>
+    </w:p>
+    <w:p>
+      <w:r>
+        <w:t xml:space="preserve">    </w:t>
+      </w:r>
+      <w:proofErr w:type="spellStart"/>
+      <w:r>
+        <w:t>col</w:t>
+      </w:r>
+      <w:proofErr w:type="spellEnd"/>
+      <w:r>
+        <w:t>("</w:t>
+      </w:r>
+      <w:proofErr w:type="spellStart"/>
+      <w:r>
+        <w:t>value</w:t>
+      </w:r>
+      <w:proofErr w:type="spellEnd"/>
+      <w:r>
+        <w:t>").</w:t>
+      </w:r>
+      <w:proofErr w:type="spellStart"/>
+      <w:r>
+        <w:t>substr</w:t>
+      </w:r>
+      <w:proofErr w:type="spellEnd"/>
+      <w:r>
+        <w:t>(215, 8).alias("DATA DE REFENCIA"),</w:t>
+      </w:r>
+    </w:p>
+    <w:p>
+      <w:r>
+        <w:t xml:space="preserve">    </w:t>
+      </w:r>
+      <w:proofErr w:type="spellStart"/>
+      <w:r>
+        <w:t>col</w:t>
+      </w:r>
+      <w:proofErr w:type="spellEnd"/>
+      <w:r>
+        <w:t>("</w:t>
+      </w:r>
+      <w:proofErr w:type="spellStart"/>
+      <w:r>
+        <w:t>value</w:t>
+      </w:r>
+      <w:proofErr w:type="spellEnd"/>
+      <w:r>
+        <w:t>").</w:t>
+      </w:r>
+      <w:proofErr w:type="spellStart"/>
+      <w:r>
+        <w:t>substr</w:t>
+      </w:r>
+      <w:proofErr w:type="spellEnd"/>
+      <w:r>
+        <w:t>(223, 20).alias("</w:t>
+      </w:r>
+      <w:proofErr w:type="gramStart"/>
+      <w:r>
+        <w:t>NUMERO</w:t>
+      </w:r>
+      <w:proofErr w:type="gramEnd"/>
+      <w:r>
+        <w:t>_FILA"),</w:t>
+      </w:r>
+    </w:p>
+    <w:p>
+      <w:r>
+        <w:t xml:space="preserve">    </w:t>
+      </w:r>
+      <w:proofErr w:type="spellStart"/>
+      <w:r>
+        <w:t>trim</w:t>
+      </w:r>
+      <w:proofErr w:type="spellEnd"/>
+      <w:r>
+        <w:t>(</w:t>
+      </w:r>
+      <w:proofErr w:type="spellStart"/>
+      <w:r>
+        <w:t>col</w:t>
+      </w:r>
+      <w:proofErr w:type="spellEnd"/>
+      <w:r>
+        <w:t>("</w:t>
+      </w:r>
+      <w:proofErr w:type="spellStart"/>
+      <w:r>
+        <w:t>value</w:t>
+      </w:r>
+      <w:proofErr w:type="spellEnd"/>
+      <w:r>
+        <w:t>").</w:t>
+      </w:r>
+      <w:proofErr w:type="spellStart"/>
+      <w:r>
+        <w:t>substr</w:t>
+      </w:r>
+      <w:proofErr w:type="spellEnd"/>
+      <w:r>
+        <w:t>(243, 150)).alias("DESC_FILA")</w:t>
+      </w:r>
+    </w:p>
+    <w:p>
+      <w:r>
+        <w:t>)</w:t>
+      </w:r>
+    </w:p>
+    <w:p/>
+    <w:p>
+      <w:r>
+        <w:t># ESTRUTURAÇÃO DO REGISTRO 'M'</w:t>
+      </w:r>
+    </w:p>
+    <w:p>
+      <w:proofErr w:type="spellStart"/>
+      <w:r>
+        <w:t>df_liq_M</w:t>
+      </w:r>
+      <w:proofErr w:type="spellEnd"/>
+      <w:r>
+        <w:t xml:space="preserve"> = </w:t>
+      </w:r>
+      <w:proofErr w:type="spellStart"/>
+      <w:r>
+        <w:t>df_raw_M.select</w:t>
+      </w:r>
+      <w:proofErr w:type="spellEnd"/>
+      <w:r>
+        <w:t>(</w:t>
+      </w:r>
+    </w:p>
+    <w:p>
+      <w:r>
+        <w:t xml:space="preserve">    </w:t>
+      </w:r>
+      <w:proofErr w:type="spellStart"/>
+      <w:r>
+        <w:t>col</w:t>
+      </w:r>
+      <w:proofErr w:type="spellEnd"/>
+      <w:r>
+        <w:t>("</w:t>
+      </w:r>
+      <w:proofErr w:type="spellStart"/>
+      <w:r>
+        <w:t>value</w:t>
+      </w:r>
+      <w:proofErr w:type="spellEnd"/>
+      <w:r>
+        <w:t>").</w:t>
+      </w:r>
+      <w:proofErr w:type="spellStart"/>
+      <w:r>
+        <w:t>substr</w:t>
+      </w:r>
+      <w:proofErr w:type="spellEnd"/>
+      <w:r>
+        <w:t>(1, 1).alias("TIPO_DUEOF"),</w:t>
+      </w:r>
+    </w:p>
+    <w:p>
+      <w:r>
+        <w:lastRenderedPageBreak/>
+        <w:t xml:space="preserve">    </w:t>
+      </w:r>
+      <w:proofErr w:type="spellStart"/>
+      <w:r>
+        <w:t>col</w:t>
+      </w:r>
+      <w:proofErr w:type="spellEnd"/>
+      <w:r>
+        <w:t>("</w:t>
+      </w:r>
+      <w:proofErr w:type="spellStart"/>
+      <w:r>
+        <w:t>value</w:t>
+      </w:r>
+      <w:proofErr w:type="spellEnd"/>
+      <w:r>
+        <w:t>").</w:t>
+      </w:r>
+      <w:proofErr w:type="spellStart"/>
+      <w:r>
+        <w:t>substr</w:t>
+      </w:r>
+      <w:proofErr w:type="spellEnd"/>
+      <w:r>
+        <w:t>(2, 16).alias("NUMEMPENHO"),</w:t>
+      </w:r>
+    </w:p>
+    <w:p>
+      <w:r>
+        <w:t xml:space="preserve">    </w:t>
+      </w:r>
+      <w:proofErr w:type="spellStart"/>
+      <w:r>
+        <w:t>col</w:t>
+      </w:r>
+      <w:proofErr w:type="spellEnd"/>
+      <w:r>
+        <w:t>("</w:t>
+      </w:r>
+      <w:proofErr w:type="spellStart"/>
+      <w:r>
+        <w:t>value</w:t>
+      </w:r>
+      <w:proofErr w:type="spellEnd"/>
+      <w:r>
+        <w:t>").</w:t>
+      </w:r>
+      <w:proofErr w:type="spellStart"/>
+      <w:r>
+        <w:t>substr</w:t>
+      </w:r>
+      <w:proofErr w:type="spellEnd"/>
+      <w:r>
+        <w:t>(18, 20).alias("NUMERODOCUMENTO"),</w:t>
+      </w:r>
+    </w:p>
+    <w:p>
+      <w:r>
+        <w:t xml:space="preserve">    </w:t>
+      </w:r>
+      <w:proofErr w:type="spellStart"/>
+      <w:r>
+        <w:t>col</w:t>
+      </w:r>
+      <w:proofErr w:type="spellEnd"/>
+      <w:r>
+        <w:t>("</w:t>
+      </w:r>
+      <w:proofErr w:type="spellStart"/>
+      <w:r>
+        <w:t>value</w:t>
+      </w:r>
+      <w:proofErr w:type="spellEnd"/>
+      <w:r>
+        <w:t>").</w:t>
+      </w:r>
+      <w:proofErr w:type="spellStart"/>
+      <w:r>
+        <w:t>substr</w:t>
+      </w:r>
+      <w:proofErr w:type="spellEnd"/>
+      <w:r>
+        <w:t>(38, 4).alias("SEQMOVLIQ"),</w:t>
+      </w:r>
+    </w:p>
+    <w:p>
+      <w:r>
+        <w:t xml:space="preserve">    </w:t>
+      </w:r>
+      <w:proofErr w:type="spellStart"/>
+      <w:r>
+        <w:t>col</w:t>
+      </w:r>
+      <w:proofErr w:type="spellEnd"/>
+      <w:r>
+        <w:t>("</w:t>
+      </w:r>
+      <w:proofErr w:type="spellStart"/>
+      <w:r>
+        <w:t>value</w:t>
+      </w:r>
+      <w:proofErr w:type="spellEnd"/>
+      <w:r>
+        <w:t>").</w:t>
+      </w:r>
+      <w:proofErr w:type="spellStart"/>
+      <w:r>
+        <w:t>substr</w:t>
+      </w:r>
+      <w:proofErr w:type="spellEnd"/>
+      <w:r>
+        <w:t>(42, 1).alias("TIPOMOVIMENTO"),</w:t>
+      </w:r>
+    </w:p>
+    <w:p>
+      <w:r>
+        <w:t xml:space="preserve">    (</w:t>
+      </w:r>
+      <w:proofErr w:type="spellStart"/>
+      <w:r>
+        <w:t>col</w:t>
+      </w:r>
+      <w:proofErr w:type="spellEnd"/>
+      <w:r>
+        <w:t>("</w:t>
+      </w:r>
+      <w:proofErr w:type="spellStart"/>
+      <w:r>
+        <w:t>value</w:t>
+      </w:r>
+      <w:proofErr w:type="spellEnd"/>
+      <w:r>
+        <w:t>").</w:t>
+      </w:r>
+      <w:proofErr w:type="spellStart"/>
+      <w:r>
+        <w:t>substr</w:t>
+      </w:r>
+      <w:proofErr w:type="spellEnd"/>
+      <w:r>
+        <w:t>(43, 17).</w:t>
+      </w:r>
+      <w:proofErr w:type="spellStart"/>
+      <w:r>
+        <w:t>cast</w:t>
+      </w:r>
+      <w:proofErr w:type="spellEnd"/>
+      <w:r>
+        <w:t>(</w:t>
+      </w:r>
+      <w:proofErr w:type="spellStart"/>
+      <w:r>
+        <w:t>DecimalType</w:t>
+      </w:r>
+      <w:proofErr w:type="spellEnd"/>
+      <w:r>
+        <w:t>(19, 2)) / 100).alias("VALOR"),</w:t>
+      </w:r>
+    </w:p>
+    <w:p>
+      <w:r>
+        <w:t xml:space="preserve">    </w:t>
+      </w:r>
+      <w:proofErr w:type="spellStart"/>
+      <w:r>
+        <w:t>col</w:t>
+      </w:r>
+      <w:proofErr w:type="spellEnd"/>
+      <w:r>
+        <w:t>("</w:t>
+      </w:r>
+      <w:proofErr w:type="spellStart"/>
+      <w:r>
+        <w:t>value</w:t>
+      </w:r>
+      <w:proofErr w:type="spellEnd"/>
+      <w:r>
+        <w:t>").</w:t>
+      </w:r>
+      <w:proofErr w:type="spellStart"/>
+      <w:r>
+        <w:t>substr</w:t>
+      </w:r>
+      <w:proofErr w:type="spellEnd"/>
+      <w:r>
+        <w:t>(60, 8).alias("DATA"),</w:t>
+      </w:r>
+    </w:p>
+    <w:p>
+      <w:r>
+        <w:t xml:space="preserve">    </w:t>
+      </w:r>
+      <w:proofErr w:type="spellStart"/>
+      <w:r>
+        <w:t>col</w:t>
+      </w:r>
+      <w:proofErr w:type="spellEnd"/>
+      <w:r>
+        <w:t>("</w:t>
+      </w:r>
+      <w:proofErr w:type="spellStart"/>
+      <w:r>
+        <w:t>value</w:t>
+      </w:r>
+      <w:proofErr w:type="spellEnd"/>
+      <w:r>
+        <w:t>").</w:t>
+      </w:r>
+      <w:proofErr w:type="spellStart"/>
+      <w:r>
+        <w:t>substr</w:t>
+      </w:r>
+      <w:proofErr w:type="spellEnd"/>
+      <w:r>
+        <w:t>(68, 19).alias("OPREFERENCIA"),</w:t>
+      </w:r>
+    </w:p>
+    <w:p>
+      <w:r>
+        <w:t xml:space="preserve">    </w:t>
+      </w:r>
+      <w:proofErr w:type="spellStart"/>
+      <w:r>
+        <w:t>col</w:t>
+      </w:r>
+      <w:proofErr w:type="spellEnd"/>
+      <w:r>
+        <w:t>("</w:t>
+      </w:r>
+      <w:proofErr w:type="spellStart"/>
+      <w:r>
+        <w:t>value</w:t>
+      </w:r>
+      <w:proofErr w:type="spellEnd"/>
+      <w:r>
+        <w:t>").</w:t>
+      </w:r>
+      <w:proofErr w:type="spellStart"/>
+      <w:r>
+        <w:t>substr</w:t>
+      </w:r>
+      <w:proofErr w:type="spellEnd"/>
+      <w:r>
+        <w:t>(87, 22).alias("MOVOPREFERENCIA"),</w:t>
+      </w:r>
+    </w:p>
+    <w:p>
+      <w:r>
+        <w:t xml:space="preserve">    </w:t>
+      </w:r>
+      <w:proofErr w:type="spellStart"/>
+      <w:r>
+        <w:t>col</w:t>
+      </w:r>
+      <w:proofErr w:type="spellEnd"/>
+      <w:r>
+        <w:t>("</w:t>
+      </w:r>
+      <w:proofErr w:type="spellStart"/>
+      <w:r>
+        <w:t>value</w:t>
+      </w:r>
+      <w:proofErr w:type="spellEnd"/>
+      <w:r>
+        <w:t>").</w:t>
+      </w:r>
+      <w:proofErr w:type="spellStart"/>
+      <w:r>
+        <w:t>substr</w:t>
+      </w:r>
+      <w:proofErr w:type="spellEnd"/>
+      <w:r>
+        <w:t>(109, 1).alias("MOVOPTIPO"),</w:t>
+      </w:r>
+    </w:p>
+    <w:p>
+      <w:r>
+        <w:t xml:space="preserve">    </w:t>
+      </w:r>
+      <w:proofErr w:type="spellStart"/>
+      <w:r>
+        <w:t>col</w:t>
+      </w:r>
+      <w:proofErr w:type="spellEnd"/>
+      <w:r>
+        <w:t>("</w:t>
+      </w:r>
+      <w:proofErr w:type="spellStart"/>
+      <w:r>
+        <w:t>value</w:t>
+      </w:r>
+      <w:proofErr w:type="spellEnd"/>
+      <w:r>
+        <w:t>").</w:t>
+      </w:r>
+      <w:proofErr w:type="spellStart"/>
+      <w:r>
+        <w:t>substr</w:t>
+      </w:r>
+      <w:proofErr w:type="spellEnd"/>
+      <w:r>
+        <w:t>(110, 105).alias("BRANCOS")</w:t>
+      </w:r>
+    </w:p>
+    <w:p>
+      <w:r>
+        <w:t>)</w:t>
+      </w:r>
+    </w:p>
+    <w:p/>
+    <w:p>
+      <w:r>
+        <w:t># Visualização para conferência</w:t>
+      </w:r>
+    </w:p>
+    <w:p>
+      <w:r>
+        <w:t>print("Amostra de Registros Tipo D:")</w:t>
+      </w:r>
+    </w:p>
+    <w:p>
+      <w:r>
+        <w:t>display(</w:t>
+      </w:r>
+      <w:proofErr w:type="spellStart"/>
+      <w:r>
+        <w:t>df_liq_D.limit</w:t>
+      </w:r>
+      <w:proofErr w:type="spellEnd"/>
+      <w:r>
+        <w:t>(5))</w:t>
+      </w:r>
+    </w:p>
+    <w:p/>
+    <w:p/>
+    <w:p>
+      <w:r>
+        <w:t>print("Amostra de Registros Tipo M:")</w:t>
+      </w:r>
+    </w:p>
+    <w:p>
+      <w:r>
+        <w:t>display(</w:t>
+      </w:r>
+      <w:proofErr w:type="spellStart"/>
+      <w:r>
+        <w:t>df_liq_M.limit</w:t>
+      </w:r>
+      <w:proofErr w:type="spellEnd"/>
+      <w:r>
+        <w:t>(5))</w:t>
+      </w:r>
+    </w:p>
+    <w:p/>
+    <w:p>
+      <w:r>
+        <w:t># COMMAND ----------</w:t>
+      </w:r>
+    </w:p>
+    <w:p/>
+    <w:p>
+      <w:r>
+        <w:t>#AJUSTE DOS DATAFRAMES PARA MESMO LAYOUT E JUNÇÃO (DUEOF, LIQ_D, LIQ_M)</w:t>
+      </w:r>
+    </w:p>
+    <w:p/>
+    <w:p>
+      <w:r>
+        <w:t># Lista de tipos para o DUEOF</w:t>
+      </w:r>
+    </w:p>
+    <w:p>
+      <w:proofErr w:type="spellStart"/>
+      <w:r>
+        <w:t>tipos_dueof_selecionados</w:t>
+      </w:r>
+      <w:proofErr w:type="spellEnd"/>
+      <w:r>
+        <w:t xml:space="preserve"> = [</w:t>
+      </w:r>
+    </w:p>
+    <w:p>
+      <w:r>
+        <w:lastRenderedPageBreak/>
+        <w:t xml:space="preserve">    "01", "02", "03", "04", "05","06", "07", "08", "12", "13", "25", </w:t>
+      </w:r>
+    </w:p>
+    <w:p>
+      <w:r>
+        <w:t xml:space="preserve">    "26", "27", "30", "31", "32", "33", "34", "35", "36", "37", "38", "46", "45"</w:t>
+      </w:r>
+    </w:p>
+    <w:p>
+      <w:r>
+        <w:t>]</w:t>
+      </w:r>
+    </w:p>
+    <w:p/>
+    <w:p>
+      <w:r>
+        <w:t># 1. Preparação do DUEOF (Filtrando os tipos específicos)</w:t>
+      </w:r>
+    </w:p>
+    <w:p>
+      <w:proofErr w:type="spellStart"/>
+      <w:r>
+        <w:t>df_dueof_ready</w:t>
+      </w:r>
+      <w:proofErr w:type="spellEnd"/>
+      <w:r>
+        <w:t xml:space="preserve"> = </w:t>
+      </w:r>
+      <w:proofErr w:type="spellStart"/>
+      <w:r>
+        <w:t>df_dueof_estruturado.select</w:t>
+      </w:r>
+      <w:proofErr w:type="spellEnd"/>
+      <w:r>
+        <w:t>(</w:t>
+      </w:r>
+    </w:p>
+    <w:p>
+      <w:r>
+        <w:t xml:space="preserve">    </w:t>
+      </w:r>
+      <w:proofErr w:type="spellStart"/>
+      <w:r>
+        <w:t>col</w:t>
+      </w:r>
+      <w:proofErr w:type="spellEnd"/>
+      <w:r>
+        <w:t>("TIPO_DUEOF"),</w:t>
+      </w:r>
+    </w:p>
+    <w:p>
+      <w:r>
+        <w:t xml:space="preserve">    </w:t>
+      </w:r>
+      <w:proofErr w:type="spellStart"/>
+      <w:r>
+        <w:t>col</w:t>
+      </w:r>
+      <w:proofErr w:type="spellEnd"/>
+      <w:r>
+        <w:t>("NUMEMPENHO"),</w:t>
+      </w:r>
+    </w:p>
+    <w:p>
+      <w:r>
+        <w:t xml:space="preserve">    </w:t>
+      </w:r>
+      <w:proofErr w:type="spellStart"/>
+      <w:r>
+        <w:t>col</w:t>
+      </w:r>
+      <w:proofErr w:type="spellEnd"/>
+      <w:r>
+        <w:t>("VALOR"),</w:t>
+      </w:r>
+    </w:p>
+    <w:p>
+      <w:r>
+        <w:t xml:space="preserve">    </w:t>
+      </w:r>
+      <w:proofErr w:type="spellStart"/>
+      <w:r>
+        <w:t>col</w:t>
+      </w:r>
+      <w:proofErr w:type="spellEnd"/>
+      <w:r>
+        <w:t>("DATA"),</w:t>
+      </w:r>
+    </w:p>
+    <w:p>
+      <w:r>
+        <w:t xml:space="preserve">    </w:t>
+      </w:r>
+      <w:proofErr w:type="spellStart"/>
+      <w:r>
+        <w:t>col</w:t>
+      </w:r>
+      <w:proofErr w:type="spellEnd"/>
+      <w:r>
+        <w:t>("NUMPROCESSO")</w:t>
+      </w:r>
+    </w:p>
+    <w:p>
+      <w:r>
+        <w:t>).</w:t>
+      </w:r>
+      <w:proofErr w:type="spellStart"/>
+      <w:r>
+        <w:t>filter</w:t>
+      </w:r>
+      <w:proofErr w:type="spellEnd"/>
+      <w:r>
+        <w:t>(</w:t>
+      </w:r>
+      <w:proofErr w:type="spellStart"/>
+      <w:r>
+        <w:t>col</w:t>
+      </w:r>
+      <w:proofErr w:type="spellEnd"/>
+      <w:r>
+        <w:t>("TIPO_DUEOF").</w:t>
+      </w:r>
+      <w:proofErr w:type="spellStart"/>
+      <w:r>
+        <w:t>isin</w:t>
+      </w:r>
+      <w:proofErr w:type="spellEnd"/>
+      <w:r>
+        <w:t>(</w:t>
+      </w:r>
+      <w:proofErr w:type="spellStart"/>
+      <w:r>
+        <w:t>tipos_dueof_selecionados</w:t>
+      </w:r>
+      <w:proofErr w:type="spellEnd"/>
+      <w:r>
+        <w:t>))</w:t>
+      </w:r>
+    </w:p>
+    <w:p/>
+    <w:p>
+      <w:r>
+        <w:t xml:space="preserve"># 2. Preparação do </w:t>
+      </w:r>
+      <w:proofErr w:type="spellStart"/>
+      <w:r>
+        <w:t>Liq_D</w:t>
+      </w:r>
+      <w:proofErr w:type="spellEnd"/>
+      <w:r>
+        <w:t xml:space="preserve"> (Todas as instâncias)</w:t>
+      </w:r>
+    </w:p>
+    <w:p>
+      <w:proofErr w:type="spellStart"/>
+      <w:r>
+        <w:t>df_liq_D_ready</w:t>
+      </w:r>
+      <w:proofErr w:type="spellEnd"/>
+      <w:r>
+        <w:t xml:space="preserve"> = </w:t>
+      </w:r>
+      <w:proofErr w:type="spellStart"/>
+      <w:r>
+        <w:t>df_liq_D.select</w:t>
+      </w:r>
+      <w:proofErr w:type="spellEnd"/>
+      <w:r>
+        <w:t>(</w:t>
+      </w:r>
+    </w:p>
+    <w:p>
+      <w:r>
+        <w:t xml:space="preserve">    </w:t>
+      </w:r>
+      <w:proofErr w:type="spellStart"/>
+      <w:r>
+        <w:t>col</w:t>
+      </w:r>
+      <w:proofErr w:type="spellEnd"/>
+      <w:r>
+        <w:t xml:space="preserve">("TIPO_DUEOF"), </w:t>
+      </w:r>
+    </w:p>
+    <w:p>
+      <w:r>
+        <w:t xml:space="preserve">    </w:t>
+      </w:r>
+      <w:proofErr w:type="spellStart"/>
+      <w:r>
+        <w:t>col</w:t>
+      </w:r>
+      <w:proofErr w:type="spellEnd"/>
+      <w:r>
+        <w:t>("NUMEMPENHO"),</w:t>
+      </w:r>
+    </w:p>
+    <w:p>
+      <w:r>
+        <w:t xml:space="preserve">    </w:t>
+      </w:r>
+      <w:proofErr w:type="spellStart"/>
+      <w:r>
+        <w:t>col</w:t>
+      </w:r>
+      <w:proofErr w:type="spellEnd"/>
+      <w:r>
+        <w:t>("VALOR"),</w:t>
+      </w:r>
+    </w:p>
+    <w:p>
+      <w:r>
+        <w:t xml:space="preserve">    </w:t>
+      </w:r>
+      <w:proofErr w:type="spellStart"/>
+      <w:r>
+        <w:t>col</w:t>
+      </w:r>
+      <w:proofErr w:type="spellEnd"/>
+      <w:r>
+        <w:t>("DATA"),</w:t>
+      </w:r>
+    </w:p>
+    <w:p>
+      <w:r>
+        <w:t xml:space="preserve">    </w:t>
+      </w:r>
+      <w:proofErr w:type="spellStart"/>
+      <w:r>
+        <w:t>lit</w:t>
+      </w:r>
+      <w:proofErr w:type="spellEnd"/>
+      <w:r>
+        <w:t>(</w:t>
+      </w:r>
+      <w:proofErr w:type="spellStart"/>
+      <w:r>
+        <w:t>None</w:t>
+      </w:r>
+      <w:proofErr w:type="spellEnd"/>
+      <w:r>
+        <w:t>).alias("NUMPROCESSO")</w:t>
+      </w:r>
+    </w:p>
+    <w:p>
+      <w:r>
+        <w:t>)</w:t>
+      </w:r>
+    </w:p>
+    <w:p/>
+    <w:p>
+      <w:r>
+        <w:t xml:space="preserve"># 3. </w:t>
+      </w:r>
+      <w:proofErr w:type="spellStart"/>
+      <w:r>
+        <w:t>Liq_M</w:t>
+      </w:r>
+      <w:proofErr w:type="spellEnd"/>
+      <w:r>
+        <w:t>: Filtrando movimentos 6 e 7 e concatenando TIPO_DUEOF e TIPOMOVIMENTO</w:t>
+      </w:r>
+    </w:p>
+    <w:p>
+      <w:proofErr w:type="spellStart"/>
+      <w:r>
+        <w:t>df_liq_M_ready</w:t>
+      </w:r>
+      <w:proofErr w:type="spellEnd"/>
+      <w:r>
+        <w:t xml:space="preserve"> = </w:t>
+      </w:r>
+      <w:proofErr w:type="spellStart"/>
+      <w:r>
+        <w:t>df_liq_M.select</w:t>
+      </w:r>
+      <w:proofErr w:type="spellEnd"/>
+      <w:r>
+        <w:t>(</w:t>
+      </w:r>
+    </w:p>
+    <w:p>
+      <w:r>
+        <w:t xml:space="preserve">    </w:t>
+      </w:r>
+      <w:proofErr w:type="spellStart"/>
+      <w:r>
+        <w:t>concat</w:t>
+      </w:r>
+      <w:proofErr w:type="spellEnd"/>
+      <w:r>
+        <w:t>(</w:t>
+      </w:r>
+      <w:proofErr w:type="spellStart"/>
+      <w:r>
+        <w:t>col</w:t>
+      </w:r>
+      <w:proofErr w:type="spellEnd"/>
+      <w:r>
+        <w:t xml:space="preserve">("TIPO_DUEOF"), </w:t>
+      </w:r>
+      <w:proofErr w:type="spellStart"/>
+      <w:r>
+        <w:t>col</w:t>
+      </w:r>
+      <w:proofErr w:type="spellEnd"/>
+      <w:r>
+        <w:t>("TIPOMOVIMENTO")).alias("TIPO_DUEOF"),</w:t>
+      </w:r>
+    </w:p>
+    <w:p>
+      <w:r>
+        <w:t xml:space="preserve">    </w:t>
+      </w:r>
+      <w:proofErr w:type="spellStart"/>
+      <w:r>
+        <w:t>col</w:t>
+      </w:r>
+      <w:proofErr w:type="spellEnd"/>
+      <w:r>
+        <w:t>("NUMEMPENHO"),</w:t>
+      </w:r>
+    </w:p>
+    <w:p>
+      <w:r>
+        <w:lastRenderedPageBreak/>
+        <w:t xml:space="preserve">    </w:t>
+      </w:r>
+      <w:proofErr w:type="spellStart"/>
+      <w:r>
+        <w:t>col</w:t>
+      </w:r>
+      <w:proofErr w:type="spellEnd"/>
+      <w:r>
+        <w:t>("VALOR"),</w:t>
+      </w:r>
+    </w:p>
+    <w:p>
+      <w:r>
+        <w:t xml:space="preserve">    </w:t>
+      </w:r>
+      <w:proofErr w:type="spellStart"/>
+      <w:r>
+        <w:t>col</w:t>
+      </w:r>
+      <w:proofErr w:type="spellEnd"/>
+      <w:r>
+        <w:t>("DATA"),</w:t>
+      </w:r>
+    </w:p>
+    <w:p>
+      <w:r>
+        <w:t xml:space="preserve">    </w:t>
+      </w:r>
+      <w:proofErr w:type="spellStart"/>
+      <w:r>
+        <w:t>lit</w:t>
+      </w:r>
+      <w:proofErr w:type="spellEnd"/>
+      <w:r>
+        <w:t>(</w:t>
+      </w:r>
+      <w:proofErr w:type="spellStart"/>
+      <w:r>
+        <w:t>None</w:t>
+      </w:r>
+      <w:proofErr w:type="spellEnd"/>
+      <w:r>
+        <w:t>).alias("NUMPROCESSO")</w:t>
+      </w:r>
+    </w:p>
+    <w:p>
+      <w:r>
+        <w:t>).</w:t>
+      </w:r>
+      <w:proofErr w:type="spellStart"/>
+      <w:r>
+        <w:t>filter</w:t>
+      </w:r>
+      <w:proofErr w:type="spellEnd"/>
+      <w:r>
+        <w:t>(</w:t>
+      </w:r>
+      <w:proofErr w:type="spellStart"/>
+      <w:r>
+        <w:t>col</w:t>
+      </w:r>
+      <w:proofErr w:type="spellEnd"/>
+      <w:r>
+        <w:t>("TIPOMOVIMENTO").</w:t>
+      </w:r>
+      <w:proofErr w:type="spellStart"/>
+      <w:r>
+        <w:t>isin</w:t>
+      </w:r>
+      <w:proofErr w:type="spellEnd"/>
+      <w:r>
+        <w:t>("6", "7"))</w:t>
+      </w:r>
+    </w:p>
+    <w:p/>
+    <w:p>
+      <w:r>
+        <w:t># 4. CONSOLIDAÇÃO FINAL (Union das 3 fontes)</w:t>
+      </w:r>
+    </w:p>
+    <w:p>
+      <w:proofErr w:type="spellStart"/>
+      <w:r>
+        <w:t>df_final_linhas</w:t>
+      </w:r>
+      <w:proofErr w:type="spellEnd"/>
+      <w:r>
+        <w:t xml:space="preserve"> = </w:t>
+      </w:r>
+      <w:proofErr w:type="spellStart"/>
+      <w:r>
+        <w:t>df_dueof_ready</w:t>
+      </w:r>
+      <w:proofErr w:type="spellEnd"/>
+      <w:r>
+        <w:t xml:space="preserve"> \</w:t>
+      </w:r>
+    </w:p>
+    <w:p>
+      <w:r>
+        <w:t xml:space="preserve">    .</w:t>
+      </w:r>
+      <w:proofErr w:type="spellStart"/>
+      <w:r>
+        <w:t>union</w:t>
+      </w:r>
+      <w:proofErr w:type="spellEnd"/>
+      <w:r>
+        <w:t>(</w:t>
+      </w:r>
+      <w:proofErr w:type="spellStart"/>
+      <w:r>
+        <w:t>df_liq_D_ready</w:t>
+      </w:r>
+      <w:proofErr w:type="spellEnd"/>
+      <w:r>
+        <w:t>) \</w:t>
+      </w:r>
+    </w:p>
+    <w:p>
+      <w:r>
+        <w:t xml:space="preserve">    .</w:t>
+      </w:r>
+      <w:proofErr w:type="spellStart"/>
+      <w:r>
+        <w:t>union</w:t>
+      </w:r>
+      <w:proofErr w:type="spellEnd"/>
+      <w:r>
+        <w:t>(</w:t>
+      </w:r>
+      <w:proofErr w:type="spellStart"/>
+      <w:r>
+        <w:t>df_liq_M_ready</w:t>
+      </w:r>
+      <w:proofErr w:type="spellEnd"/>
+      <w:r>
+        <w:t>)</w:t>
+      </w:r>
+    </w:p>
+    <w:p/>
+    <w:p>
+      <w:r>
+        <w:t># 5. --- ETAPA DE ETL: CORREÇÃO DE TIPOS ---</w:t>
+      </w:r>
+    </w:p>
+    <w:p>
+      <w:proofErr w:type="spellStart"/>
+      <w:r>
+        <w:t>df_final_linhas</w:t>
+      </w:r>
+      <w:proofErr w:type="spellEnd"/>
+      <w:r>
+        <w:t xml:space="preserve"> = </w:t>
+      </w:r>
+      <w:proofErr w:type="spellStart"/>
+      <w:r>
+        <w:t>df_final_linhas.withColumn</w:t>
+      </w:r>
+      <w:proofErr w:type="spellEnd"/>
+      <w:r>
+        <w:t>(</w:t>
+      </w:r>
+    </w:p>
+    <w:p>
+      <w:r>
+        <w:t xml:space="preserve">    # </w:t>
+      </w:r>
+      <w:proofErr w:type="spellStart"/>
+      <w:r>
+        <w:t>lpad</w:t>
+      </w:r>
+      <w:proofErr w:type="spellEnd"/>
+      <w:r>
+        <w:t xml:space="preserve"> garante que datas como 02012026 não percam o '0' à esquerda se forem tratadas como número</w:t>
+      </w:r>
+    </w:p>
+    <w:p>
+      <w:r>
+        <w:t xml:space="preserve">    "DATA", </w:t>
+      </w:r>
+      <w:proofErr w:type="spellStart"/>
+      <w:r>
+        <w:t>to_date</w:t>
+      </w:r>
+      <w:proofErr w:type="spellEnd"/>
+      <w:r>
+        <w:t>(</w:t>
+      </w:r>
+      <w:proofErr w:type="spellStart"/>
+      <w:r>
+        <w:t>lpad</w:t>
+      </w:r>
+      <w:proofErr w:type="spellEnd"/>
+      <w:r>
+        <w:t>(</w:t>
+      </w:r>
+      <w:proofErr w:type="spellStart"/>
+      <w:r>
+        <w:t>col</w:t>
+      </w:r>
+      <w:proofErr w:type="spellEnd"/>
+      <w:r>
+        <w:t>("DATA").</w:t>
+      </w:r>
+      <w:proofErr w:type="spellStart"/>
+      <w:r>
+        <w:t>cast</w:t>
+      </w:r>
+      <w:proofErr w:type="spellEnd"/>
+      <w:r>
+        <w:t>("</w:t>
+      </w:r>
+      <w:proofErr w:type="spellStart"/>
+      <w:r>
+        <w:t>string</w:t>
+      </w:r>
+      <w:proofErr w:type="spellEnd"/>
+      <w:r>
+        <w:t>"), 8, '0'), "</w:t>
+      </w:r>
+      <w:proofErr w:type="spellStart"/>
+      <w:r>
+        <w:t>ddMMyyyy</w:t>
+      </w:r>
+      <w:proofErr w:type="spellEnd"/>
+      <w:r>
+        <w:t>")</w:t>
+      </w:r>
+    </w:p>
+    <w:p>
+      <w:r>
+        <w:t>).</w:t>
+      </w:r>
+      <w:proofErr w:type="spellStart"/>
+      <w:r>
+        <w:t>withColumn</w:t>
+      </w:r>
+      <w:proofErr w:type="spellEnd"/>
+      <w:r>
+        <w:t>(</w:t>
+      </w:r>
+    </w:p>
+    <w:p>
+      <w:r>
+        <w:t xml:space="preserve">    # </w:t>
+      </w:r>
+      <w:proofErr w:type="spellStart"/>
+      <w:r>
+        <w:t>DecimalType</w:t>
+      </w:r>
+      <w:proofErr w:type="spellEnd"/>
+      <w:r>
+        <w:t>(18, 2) resolve o problema das casas decimais "pulando" no Excel</w:t>
+      </w:r>
+    </w:p>
+    <w:p>
+      <w:r>
+        <w:t xml:space="preserve">    "VALOR", </w:t>
+      </w:r>
+      <w:proofErr w:type="spellStart"/>
+      <w:r>
+        <w:t>col</w:t>
+      </w:r>
+      <w:proofErr w:type="spellEnd"/>
+      <w:r>
+        <w:t>("VALOR").</w:t>
+      </w:r>
+      <w:proofErr w:type="spellStart"/>
+      <w:r>
+        <w:t>cast</w:t>
+      </w:r>
+      <w:proofErr w:type="spellEnd"/>
+      <w:r>
+        <w:t>(</w:t>
+      </w:r>
+      <w:proofErr w:type="spellStart"/>
+      <w:r>
+        <w:t>DecimalType</w:t>
+      </w:r>
+      <w:proofErr w:type="spellEnd"/>
+      <w:r>
+        <w:t>(18, 2))</w:t>
+      </w:r>
+    </w:p>
+    <w:p>
+      <w:r>
+        <w:t>)</w:t>
+      </w:r>
+    </w:p>
+    <w:p/>
+    <w:p>
+      <w:r>
+        <w:t># 6. Ordenação Lógica</w:t>
+      </w:r>
+    </w:p>
+    <w:p>
+      <w:proofErr w:type="spellStart"/>
+      <w:r>
+        <w:t>df_final_linhas</w:t>
+      </w:r>
+      <w:proofErr w:type="spellEnd"/>
+      <w:r>
+        <w:t xml:space="preserve"> = </w:t>
+      </w:r>
+      <w:proofErr w:type="spellStart"/>
+      <w:r>
+        <w:t>df_final_linhas.orderBy</w:t>
+      </w:r>
+      <w:proofErr w:type="spellEnd"/>
+      <w:r>
+        <w:t>("NUMEMPENHO", "DATA")</w:t>
+      </w:r>
+    </w:p>
+    <w:p/>
+    <w:p>
+      <w:r>
+        <w:t># Exibição do resultado</w:t>
+      </w:r>
+    </w:p>
+    <w:p>
+      <w:r>
+        <w:t>display(</w:t>
+      </w:r>
+      <w:proofErr w:type="spellStart"/>
+      <w:r>
+        <w:t>df_final_linhas.limit</w:t>
+      </w:r>
+      <w:proofErr w:type="spellEnd"/>
+      <w:r>
+        <w:t>(5))</w:t>
+      </w:r>
+    </w:p>
+    <w:p/>
+    <w:p>
+      <w:r>
+        <w:t># COMMAND ----------</w:t>
+      </w:r>
+    </w:p>
+    <w:p/>
+    <w:p>
+      <w:r>
+        <w:t>#DATAFRAME DOTACAO AGREGADO (</w:t>
+      </w:r>
+      <w:proofErr w:type="spellStart"/>
+      <w:r>
+        <w:t>df_dotacao</w:t>
+      </w:r>
+      <w:proofErr w:type="spellEnd"/>
+      <w:r>
+        <w:t>)</w:t>
+      </w:r>
+    </w:p>
+    <w:p>
+      <w:proofErr w:type="spellStart"/>
+      <w:r>
+        <w:t>dotacao_subtrai</w:t>
+      </w:r>
+      <w:proofErr w:type="spellEnd"/>
+      <w:r>
+        <w:t xml:space="preserve"> = ["02", "13", "33", "36", "38", "45"]</w:t>
+      </w:r>
+    </w:p>
+    <w:p>
+      <w:proofErr w:type="spellStart"/>
+      <w:r>
+        <w:t>dotacao_soma</w:t>
+      </w:r>
+      <w:proofErr w:type="spellEnd"/>
+      <w:r>
+        <w:t xml:space="preserve"> = ["01", "12", "25", "34", "35", "37", "32", "46"]</w:t>
+      </w:r>
+    </w:p>
+    <w:p/>
+    <w:p/>
+    <w:p>
+      <w:proofErr w:type="spellStart"/>
+      <w:r>
+        <w:t>df_dotacao</w:t>
+      </w:r>
+      <w:proofErr w:type="spellEnd"/>
+      <w:r>
+        <w:t xml:space="preserve"> = </w:t>
+      </w:r>
+      <w:proofErr w:type="spellStart"/>
+      <w:r>
+        <w:t>df_final_linhas</w:t>
+      </w:r>
+      <w:proofErr w:type="spellEnd"/>
+      <w:r>
+        <w:t xml:space="preserve"> \</w:t>
+      </w:r>
+    </w:p>
+    <w:p>
+      <w:r>
+        <w:t xml:space="preserve">    .</w:t>
+      </w:r>
+      <w:proofErr w:type="spellStart"/>
+      <w:r>
+        <w:t>withColumn</w:t>
+      </w:r>
+      <w:proofErr w:type="spellEnd"/>
+      <w:r>
+        <w:t xml:space="preserve">("NUMDOTACAO", </w:t>
+      </w:r>
+      <w:proofErr w:type="spellStart"/>
+      <w:r>
+        <w:t>substring</w:t>
+      </w:r>
+      <w:proofErr w:type="spellEnd"/>
+      <w:r>
+        <w:t>(</w:t>
+      </w:r>
+      <w:proofErr w:type="spellStart"/>
+      <w:r>
+        <w:t>col</w:t>
+      </w:r>
+      <w:proofErr w:type="spellEnd"/>
+      <w:r>
+        <w:t>("NUMEMPENHO"), 1, 11)) \</w:t>
+      </w:r>
+    </w:p>
+    <w:p>
+      <w:r>
+        <w:t xml:space="preserve">    .</w:t>
+      </w:r>
+      <w:proofErr w:type="spellStart"/>
+      <w:r>
+        <w:t>groupBy</w:t>
+      </w:r>
+      <w:proofErr w:type="spellEnd"/>
+      <w:r>
+        <w:t>("NUMDOTACAO") \</w:t>
+      </w:r>
+    </w:p>
+    <w:p>
+      <w:r>
+        <w:t xml:space="preserve">    .</w:t>
+      </w:r>
+      <w:proofErr w:type="spellStart"/>
+      <w:r>
+        <w:t>agg</w:t>
+      </w:r>
+      <w:proofErr w:type="spellEnd"/>
+      <w:r>
+        <w:t>(</w:t>
+      </w:r>
+    </w:p>
+    <w:p>
+      <w:r>
+        <w:t xml:space="preserve">        </w:t>
+      </w:r>
+    </w:p>
+    <w:p>
+      <w:r>
+        <w:t xml:space="preserve">        sum(</w:t>
+      </w:r>
+      <w:proofErr w:type="spellStart"/>
+      <w:r>
+        <w:t>when</w:t>
+      </w:r>
+      <w:proofErr w:type="spellEnd"/>
+      <w:r>
+        <w:t>(</w:t>
+      </w:r>
+      <w:proofErr w:type="spellStart"/>
+      <w:r>
+        <w:t>col</w:t>
+      </w:r>
+      <w:proofErr w:type="spellEnd"/>
+      <w:r>
+        <w:t xml:space="preserve">("TIPO_DUEOF") == "32", </w:t>
+      </w:r>
+      <w:proofErr w:type="spellStart"/>
+      <w:r>
+        <w:t>col</w:t>
+      </w:r>
+      <w:proofErr w:type="spellEnd"/>
+      <w:r>
+        <w:t>("VALOR")).</w:t>
+      </w:r>
+      <w:proofErr w:type="spellStart"/>
+      <w:r>
+        <w:t>otherwise</w:t>
+      </w:r>
+      <w:proofErr w:type="spellEnd"/>
+      <w:r>
+        <w:t>(0)).alias("DOTACAO_INICIAL"),</w:t>
+      </w:r>
+    </w:p>
+    <w:p>
+      <w:r>
+        <w:t xml:space="preserve">        (</w:t>
+      </w:r>
+    </w:p>
+    <w:p>
+      <w:r>
+        <w:t xml:space="preserve">            #sum(when(col("TIPO_DUEOF").isin(array(*dotacao_soma))</w:t>
+      </w:r>
+    </w:p>
+    <w:p>
+      <w:r>
+        <w:t xml:space="preserve">            sum(</w:t>
+      </w:r>
+      <w:proofErr w:type="spellStart"/>
+      <w:r>
+        <w:t>when</w:t>
+      </w:r>
+      <w:proofErr w:type="spellEnd"/>
+      <w:r>
+        <w:t>(</w:t>
+      </w:r>
+      <w:proofErr w:type="spellStart"/>
+      <w:r>
+        <w:t>col</w:t>
+      </w:r>
+      <w:proofErr w:type="spellEnd"/>
+      <w:r>
+        <w:t>("TIPO_DUEOF").</w:t>
+      </w:r>
+      <w:proofErr w:type="spellStart"/>
+      <w:r>
+        <w:t>isin</w:t>
+      </w:r>
+      <w:proofErr w:type="spellEnd"/>
+      <w:r>
+        <w:t>(</w:t>
+      </w:r>
+      <w:proofErr w:type="spellStart"/>
+      <w:r>
+        <w:t>dotacao_soma</w:t>
+      </w:r>
+      <w:proofErr w:type="spellEnd"/>
+      <w:r>
+        <w:t xml:space="preserve">), </w:t>
+      </w:r>
+      <w:proofErr w:type="spellStart"/>
+      <w:r>
+        <w:t>col</w:t>
+      </w:r>
+      <w:proofErr w:type="spellEnd"/>
+      <w:r>
+        <w:t>("VALOR")).</w:t>
+      </w:r>
+      <w:proofErr w:type="spellStart"/>
+      <w:r>
+        <w:t>otherwise</w:t>
+      </w:r>
+      <w:proofErr w:type="spellEnd"/>
+      <w:r>
+        <w:t xml:space="preserve">(0)) - </w:t>
+      </w:r>
+    </w:p>
+    <w:p>
+      <w:r>
+        <w:t xml:space="preserve">            #sum(when(col("TIPO_DUEOF").isin(array(*dotacao_subtrai))</w:t>
+      </w:r>
+    </w:p>
+    <w:p>
+      <w:r>
+        <w:t xml:space="preserve">            sum(</w:t>
+      </w:r>
+      <w:proofErr w:type="spellStart"/>
+      <w:r>
+        <w:t>when</w:t>
+      </w:r>
+      <w:proofErr w:type="spellEnd"/>
+      <w:r>
+        <w:t>(</w:t>
+      </w:r>
+      <w:proofErr w:type="spellStart"/>
+      <w:r>
+        <w:t>col</w:t>
+      </w:r>
+      <w:proofErr w:type="spellEnd"/>
+      <w:r>
+        <w:t>("TIPO_DUEOF").</w:t>
+      </w:r>
+      <w:proofErr w:type="spellStart"/>
+      <w:r>
+        <w:t>isin</w:t>
+      </w:r>
+      <w:proofErr w:type="spellEnd"/>
+      <w:r>
+        <w:t>(</w:t>
+      </w:r>
+      <w:proofErr w:type="spellStart"/>
+      <w:r>
+        <w:t>dotacao_subtrai</w:t>
+      </w:r>
+      <w:proofErr w:type="spellEnd"/>
+      <w:r>
+        <w:t xml:space="preserve">), </w:t>
+      </w:r>
+      <w:proofErr w:type="spellStart"/>
+      <w:r>
+        <w:t>col</w:t>
+      </w:r>
+      <w:proofErr w:type="spellEnd"/>
+      <w:r>
+        <w:t>("VALOR")).</w:t>
+      </w:r>
+      <w:proofErr w:type="spellStart"/>
+      <w:r>
+        <w:t>otherwise</w:t>
+      </w:r>
+      <w:proofErr w:type="spellEnd"/>
+      <w:r>
+        <w:t>(0))</w:t>
+      </w:r>
+    </w:p>
+    <w:p>
+      <w:r>
+        <w:t xml:space="preserve">        ).alias("DOTACAO_ATUALIZADA"),</w:t>
+      </w:r>
+    </w:p>
+    <w:p>
+      <w:r>
+        <w:t xml:space="preserve">        (</w:t>
+      </w:r>
+    </w:p>
+    <w:p>
+      <w:r>
+        <w:t xml:space="preserve">        sum(</w:t>
+      </w:r>
+      <w:proofErr w:type="spellStart"/>
+      <w:r>
+        <w:t>when</w:t>
+      </w:r>
+      <w:proofErr w:type="spellEnd"/>
+      <w:r>
+        <w:t>(</w:t>
+      </w:r>
+      <w:proofErr w:type="spellStart"/>
+      <w:r>
+        <w:t>col</w:t>
+      </w:r>
+      <w:proofErr w:type="spellEnd"/>
+      <w:r>
+        <w:t xml:space="preserve">("TIPO_DUEOF") == "03", </w:t>
+      </w:r>
+      <w:proofErr w:type="spellStart"/>
+      <w:r>
+        <w:t>col</w:t>
+      </w:r>
+      <w:proofErr w:type="spellEnd"/>
+      <w:r>
+        <w:t>("VALOR")).</w:t>
+      </w:r>
+      <w:proofErr w:type="spellStart"/>
+      <w:r>
+        <w:t>otherwise</w:t>
+      </w:r>
+      <w:proofErr w:type="spellEnd"/>
+      <w:r>
+        <w:t xml:space="preserve">(0)) + </w:t>
+      </w:r>
+    </w:p>
+    <w:p>
+      <w:r>
+        <w:t xml:space="preserve">        sum(</w:t>
+      </w:r>
+      <w:proofErr w:type="spellStart"/>
+      <w:r>
+        <w:t>when</w:t>
+      </w:r>
+      <w:proofErr w:type="spellEnd"/>
+      <w:r>
+        <w:t>(</w:t>
+      </w:r>
+      <w:proofErr w:type="spellStart"/>
+      <w:r>
+        <w:t>col</w:t>
+      </w:r>
+      <w:proofErr w:type="spellEnd"/>
+      <w:r>
+        <w:t xml:space="preserve">("TIPO_DUEOF") == "31", </w:t>
+      </w:r>
+      <w:proofErr w:type="spellStart"/>
+      <w:r>
+        <w:t>col</w:t>
+      </w:r>
+      <w:proofErr w:type="spellEnd"/>
+      <w:r>
+        <w:t>("VALOR")).</w:t>
+      </w:r>
+      <w:proofErr w:type="spellStart"/>
+      <w:r>
+        <w:t>otherwise</w:t>
+      </w:r>
+      <w:proofErr w:type="spellEnd"/>
+      <w:r>
+        <w:t>(0)) +</w:t>
+      </w:r>
+    </w:p>
+    <w:p>
+      <w:r>
+        <w:t xml:space="preserve">        sum(</w:t>
+      </w:r>
+      <w:proofErr w:type="spellStart"/>
+      <w:r>
+        <w:t>when</w:t>
+      </w:r>
+      <w:proofErr w:type="spellEnd"/>
+      <w:r>
+        <w:t>(</w:t>
+      </w:r>
+      <w:proofErr w:type="spellStart"/>
+      <w:r>
+        <w:t>col</w:t>
+      </w:r>
+      <w:proofErr w:type="spellEnd"/>
+      <w:r>
+        <w:t xml:space="preserve">("TIPO_DUEOF") == "07", </w:t>
+      </w:r>
+      <w:proofErr w:type="spellStart"/>
+      <w:r>
+        <w:t>col</w:t>
+      </w:r>
+      <w:proofErr w:type="spellEnd"/>
+      <w:r>
+        <w:t>("VALOR")).</w:t>
+      </w:r>
+      <w:proofErr w:type="spellStart"/>
+      <w:r>
+        <w:t>otherwise</w:t>
+      </w:r>
+      <w:proofErr w:type="spellEnd"/>
+      <w:r>
+        <w:t xml:space="preserve">(0)) - </w:t>
+      </w:r>
+    </w:p>
+    <w:p>
+      <w:r>
+        <w:t xml:space="preserve">        sum(</w:t>
+      </w:r>
+      <w:proofErr w:type="spellStart"/>
+      <w:r>
+        <w:t>when</w:t>
+      </w:r>
+      <w:proofErr w:type="spellEnd"/>
+      <w:r>
+        <w:t>(</w:t>
+      </w:r>
+      <w:proofErr w:type="spellStart"/>
+      <w:r>
+        <w:t>col</w:t>
+      </w:r>
+      <w:proofErr w:type="spellEnd"/>
+      <w:r>
+        <w:t xml:space="preserve">("TIPO_DUEOF") == "04", </w:t>
+      </w:r>
+      <w:proofErr w:type="spellStart"/>
+      <w:r>
+        <w:t>col</w:t>
+      </w:r>
+      <w:proofErr w:type="spellEnd"/>
+      <w:r>
+        <w:t>("VALOR")).</w:t>
+      </w:r>
+      <w:proofErr w:type="spellStart"/>
+      <w:r>
+        <w:t>otherwise</w:t>
+      </w:r>
+      <w:proofErr w:type="spellEnd"/>
+      <w:r>
+        <w:t>(0)) -</w:t>
+      </w:r>
+    </w:p>
+    <w:p>
+      <w:r>
+        <w:t xml:space="preserve">        sum(</w:t>
+      </w:r>
+      <w:proofErr w:type="spellStart"/>
+      <w:r>
+        <w:t>when</w:t>
+      </w:r>
+      <w:proofErr w:type="spellEnd"/>
+      <w:r>
+        <w:t>(</w:t>
+      </w:r>
+      <w:proofErr w:type="spellStart"/>
+      <w:r>
+        <w:t>col</w:t>
+      </w:r>
+      <w:proofErr w:type="spellEnd"/>
+      <w:r>
+        <w:t xml:space="preserve">("TIPO_DUEOF") == "30", </w:t>
+      </w:r>
+      <w:proofErr w:type="spellStart"/>
+      <w:r>
+        <w:t>col</w:t>
+      </w:r>
+      <w:proofErr w:type="spellEnd"/>
+      <w:r>
+        <w:t>("VALOR")).</w:t>
+      </w:r>
+      <w:proofErr w:type="spellStart"/>
+      <w:r>
+        <w:t>otherwise</w:t>
+      </w:r>
+      <w:proofErr w:type="spellEnd"/>
+      <w:r>
+        <w:t>(0))</w:t>
+      </w:r>
+    </w:p>
+    <w:p>
+      <w:r>
+        <w:t xml:space="preserve">        ).alias("DOTACAO_EMPENHADA"), #</w:t>
+      </w:r>
+      <w:proofErr w:type="gramStart"/>
+      <w:r>
+        <w:t>todos empenhos</w:t>
+      </w:r>
+      <w:proofErr w:type="gramEnd"/>
+      <w:r>
+        <w:t xml:space="preserve"> da dotação</w:t>
+      </w:r>
+    </w:p>
+    <w:p>
+      <w:r>
+        <w:t xml:space="preserve">        ((</w:t>
+      </w:r>
+    </w:p>
+    <w:p>
+      <w:r>
+        <w:lastRenderedPageBreak/>
+        <w:t xml:space="preserve">            sum(</w:t>
+      </w:r>
+      <w:proofErr w:type="spellStart"/>
+      <w:r>
+        <w:t>when</w:t>
+      </w:r>
+      <w:proofErr w:type="spellEnd"/>
+      <w:r>
+        <w:t>(</w:t>
+      </w:r>
+      <w:proofErr w:type="spellStart"/>
+      <w:r>
+        <w:t>col</w:t>
+      </w:r>
+      <w:proofErr w:type="spellEnd"/>
+      <w:r>
+        <w:t>("TIPO_DUEOF").</w:t>
+      </w:r>
+      <w:proofErr w:type="spellStart"/>
+      <w:r>
+        <w:t>isin</w:t>
+      </w:r>
+      <w:proofErr w:type="spellEnd"/>
+      <w:r>
+        <w:t>(</w:t>
+      </w:r>
+      <w:proofErr w:type="spellStart"/>
+      <w:r>
+        <w:t>dotacao_soma</w:t>
+      </w:r>
+      <w:proofErr w:type="spellEnd"/>
+      <w:r>
+        <w:t xml:space="preserve">), </w:t>
+      </w:r>
+      <w:proofErr w:type="spellStart"/>
+      <w:r>
+        <w:t>col</w:t>
+      </w:r>
+      <w:proofErr w:type="spellEnd"/>
+      <w:r>
+        <w:t>("VALOR")).</w:t>
+      </w:r>
+      <w:proofErr w:type="spellStart"/>
+      <w:r>
+        <w:t>otherwise</w:t>
+      </w:r>
+      <w:proofErr w:type="spellEnd"/>
+      <w:r>
+        <w:t xml:space="preserve">(0)) - </w:t>
+      </w:r>
+    </w:p>
+    <w:p>
+      <w:r>
+        <w:t xml:space="preserve">            sum(</w:t>
+      </w:r>
+      <w:proofErr w:type="spellStart"/>
+      <w:r>
+        <w:t>when</w:t>
+      </w:r>
+      <w:proofErr w:type="spellEnd"/>
+      <w:r>
+        <w:t>(</w:t>
+      </w:r>
+      <w:proofErr w:type="spellStart"/>
+      <w:r>
+        <w:t>col</w:t>
+      </w:r>
+      <w:proofErr w:type="spellEnd"/>
+      <w:r>
+        <w:t>("TIPO_DUEOF").</w:t>
+      </w:r>
+      <w:proofErr w:type="spellStart"/>
+      <w:r>
+        <w:t>isin</w:t>
+      </w:r>
+      <w:proofErr w:type="spellEnd"/>
+      <w:r>
+        <w:t>(</w:t>
+      </w:r>
+      <w:proofErr w:type="spellStart"/>
+      <w:r>
+        <w:t>dotacao_subtrai</w:t>
+      </w:r>
+      <w:proofErr w:type="spellEnd"/>
+      <w:r>
+        <w:t xml:space="preserve">), </w:t>
+      </w:r>
+      <w:proofErr w:type="spellStart"/>
+      <w:r>
+        <w:t>col</w:t>
+      </w:r>
+      <w:proofErr w:type="spellEnd"/>
+      <w:r>
+        <w:t>("VALOR")).</w:t>
+      </w:r>
+      <w:proofErr w:type="spellStart"/>
+      <w:r>
+        <w:t>otherwise</w:t>
+      </w:r>
+      <w:proofErr w:type="spellEnd"/>
+      <w:r>
+        <w:t>(0))</w:t>
+      </w:r>
+    </w:p>
+    <w:p>
+      <w:r>
+        <w:t xml:space="preserve">        ) -</w:t>
+      </w:r>
+    </w:p>
+    <w:p>
+      <w:r>
+        <w:t xml:space="preserve">        (</w:t>
+      </w:r>
+    </w:p>
+    <w:p>
+      <w:r>
+        <w:t xml:space="preserve">        sum(</w:t>
+      </w:r>
+      <w:proofErr w:type="spellStart"/>
+      <w:r>
+        <w:t>when</w:t>
+      </w:r>
+      <w:proofErr w:type="spellEnd"/>
+      <w:r>
+        <w:t>(</w:t>
+      </w:r>
+      <w:proofErr w:type="spellStart"/>
+      <w:r>
+        <w:t>col</w:t>
+      </w:r>
+      <w:proofErr w:type="spellEnd"/>
+      <w:r>
+        <w:t xml:space="preserve">("TIPO_DUEOF") == "03", </w:t>
+      </w:r>
+      <w:proofErr w:type="spellStart"/>
+      <w:r>
+        <w:t>col</w:t>
+      </w:r>
+      <w:proofErr w:type="spellEnd"/>
+      <w:r>
+        <w:t>("VALOR")).</w:t>
+      </w:r>
+      <w:proofErr w:type="spellStart"/>
+      <w:r>
+        <w:t>otherwise</w:t>
+      </w:r>
+      <w:proofErr w:type="spellEnd"/>
+      <w:r>
+        <w:t xml:space="preserve">(0)) + </w:t>
+      </w:r>
+    </w:p>
+    <w:p>
+      <w:r>
+        <w:t xml:space="preserve">        sum(</w:t>
+      </w:r>
+      <w:proofErr w:type="spellStart"/>
+      <w:r>
+        <w:t>when</w:t>
+      </w:r>
+      <w:proofErr w:type="spellEnd"/>
+      <w:r>
+        <w:t>(</w:t>
+      </w:r>
+      <w:proofErr w:type="spellStart"/>
+      <w:r>
+        <w:t>col</w:t>
+      </w:r>
+      <w:proofErr w:type="spellEnd"/>
+      <w:r>
+        <w:t xml:space="preserve">("TIPO_DUEOF") == "31", </w:t>
+      </w:r>
+      <w:proofErr w:type="spellStart"/>
+      <w:r>
+        <w:t>col</w:t>
+      </w:r>
+      <w:proofErr w:type="spellEnd"/>
+      <w:r>
+        <w:t>("VALOR")).</w:t>
+      </w:r>
+      <w:proofErr w:type="spellStart"/>
+      <w:r>
+        <w:t>otherwise</w:t>
+      </w:r>
+      <w:proofErr w:type="spellEnd"/>
+      <w:r>
+        <w:t>(0)) +</w:t>
+      </w:r>
+    </w:p>
+    <w:p>
+      <w:r>
+        <w:t xml:space="preserve">        sum(</w:t>
+      </w:r>
+      <w:proofErr w:type="spellStart"/>
+      <w:r>
+        <w:t>when</w:t>
+      </w:r>
+      <w:proofErr w:type="spellEnd"/>
+      <w:r>
+        <w:t>(</w:t>
+      </w:r>
+      <w:proofErr w:type="spellStart"/>
+      <w:r>
+        <w:t>col</w:t>
+      </w:r>
+      <w:proofErr w:type="spellEnd"/>
+      <w:r>
+        <w:t xml:space="preserve">("TIPO_DUEOF") == "07", </w:t>
+      </w:r>
+      <w:proofErr w:type="spellStart"/>
+      <w:r>
+        <w:t>col</w:t>
+      </w:r>
+      <w:proofErr w:type="spellEnd"/>
+      <w:r>
+        <w:t>("VALOR")).</w:t>
+      </w:r>
+      <w:proofErr w:type="spellStart"/>
+      <w:r>
+        <w:t>otherwise</w:t>
+      </w:r>
+      <w:proofErr w:type="spellEnd"/>
+      <w:r>
+        <w:t xml:space="preserve">(0)) - </w:t>
+      </w:r>
+    </w:p>
+    <w:p>
+      <w:r>
+        <w:t xml:space="preserve">        sum(</w:t>
+      </w:r>
+      <w:proofErr w:type="spellStart"/>
+      <w:r>
+        <w:t>when</w:t>
+      </w:r>
+      <w:proofErr w:type="spellEnd"/>
+      <w:r>
+        <w:t>(</w:t>
+      </w:r>
+      <w:proofErr w:type="spellStart"/>
+      <w:r>
+        <w:t>col</w:t>
+      </w:r>
+      <w:proofErr w:type="spellEnd"/>
+      <w:r>
+        <w:t xml:space="preserve">("TIPO_DUEOF") == "04", </w:t>
+      </w:r>
+      <w:proofErr w:type="spellStart"/>
+      <w:r>
+        <w:t>col</w:t>
+      </w:r>
+      <w:proofErr w:type="spellEnd"/>
+      <w:r>
+        <w:t>("VALOR")).</w:t>
+      </w:r>
+      <w:proofErr w:type="spellStart"/>
+      <w:r>
+        <w:t>otherwise</w:t>
+      </w:r>
+      <w:proofErr w:type="spellEnd"/>
+      <w:r>
+        <w:t>(0)) -</w:t>
+      </w:r>
+    </w:p>
+    <w:p>
+      <w:r>
+        <w:t xml:space="preserve">        sum(</w:t>
+      </w:r>
+      <w:proofErr w:type="spellStart"/>
+      <w:r>
+        <w:t>when</w:t>
+      </w:r>
+      <w:proofErr w:type="spellEnd"/>
+      <w:r>
+        <w:t>(</w:t>
+      </w:r>
+      <w:proofErr w:type="spellStart"/>
+      <w:r>
+        <w:t>col</w:t>
+      </w:r>
+      <w:proofErr w:type="spellEnd"/>
+      <w:r>
+        <w:t xml:space="preserve">("TIPO_DUEOF") == "30", </w:t>
+      </w:r>
+      <w:proofErr w:type="spellStart"/>
+      <w:r>
+        <w:t>col</w:t>
+      </w:r>
+      <w:proofErr w:type="spellEnd"/>
+      <w:r>
+        <w:t>("VALOR")).</w:t>
+      </w:r>
+      <w:proofErr w:type="spellStart"/>
+      <w:r>
+        <w:t>otherwise</w:t>
+      </w:r>
+      <w:proofErr w:type="spellEnd"/>
+      <w:r>
+        <w:t>(0))</w:t>
+      </w:r>
+    </w:p>
+    <w:p>
+      <w:r>
+        <w:t xml:space="preserve">        )).alias("DOTACAO_A_EMPENHAR"),</w:t>
+      </w:r>
+    </w:p>
+    <w:p>
+      <w:r>
+        <w:t xml:space="preserve">        min(</w:t>
+      </w:r>
+      <w:proofErr w:type="spellStart"/>
+      <w:r>
+        <w:t>when</w:t>
+      </w:r>
+      <w:proofErr w:type="spellEnd"/>
+      <w:r>
+        <w:t>(</w:t>
+      </w:r>
+      <w:proofErr w:type="spellStart"/>
+      <w:r>
+        <w:t>col</w:t>
+      </w:r>
+      <w:proofErr w:type="spellEnd"/>
+      <w:r>
+        <w:t xml:space="preserve">("TIPO_DUEOF") == "32", </w:t>
+      </w:r>
+      <w:proofErr w:type="spellStart"/>
+      <w:r>
+        <w:t>col</w:t>
+      </w:r>
+      <w:proofErr w:type="spellEnd"/>
+      <w:r>
+        <w:t xml:space="preserve">("DATA"))).alias("DATA")   </w:t>
+      </w:r>
+    </w:p>
+    <w:p>
+      <w:r>
+        <w:t xml:space="preserve">        ) </w:t>
+      </w:r>
+    </w:p>
+    <w:p/>
+    <w:p>
+      <w:r>
+        <w:t>display(</w:t>
+      </w:r>
+      <w:proofErr w:type="spellStart"/>
+      <w:r>
+        <w:t>df_dotacao.limit</w:t>
+      </w:r>
+      <w:proofErr w:type="spellEnd"/>
+      <w:r>
+        <w:t>(5))</w:t>
+      </w:r>
+    </w:p>
+    <w:p/>
+    <w:p>
+      <w:r>
+        <w:t># COMMAND ----------</w:t>
+      </w:r>
+    </w:p>
+    <w:p/>
+    <w:p>
+      <w:r>
+        <w:t># 1. Primeiro, criamos a agregação por NUMEMPENHO (os valores específicos do empenho)</w:t>
+      </w:r>
+    </w:p>
+    <w:p>
+      <w:proofErr w:type="spellStart"/>
+      <w:r>
+        <w:t>df_empenho_agregado</w:t>
+      </w:r>
+      <w:proofErr w:type="spellEnd"/>
+      <w:r>
+        <w:t xml:space="preserve"> = </w:t>
+      </w:r>
+      <w:proofErr w:type="spellStart"/>
+      <w:r>
+        <w:t>df_final_linhas.groupBy</w:t>
+      </w:r>
+      <w:proofErr w:type="spellEnd"/>
+      <w:r>
+        <w:t>("NUMEMPENHO").</w:t>
+      </w:r>
+      <w:proofErr w:type="spellStart"/>
+      <w:r>
+        <w:t>agg</w:t>
+      </w:r>
+      <w:proofErr w:type="spellEnd"/>
+      <w:r>
+        <w:t>(</w:t>
+      </w:r>
+    </w:p>
+    <w:p>
+      <w:r>
+        <w:t xml:space="preserve">    (</w:t>
+      </w:r>
+    </w:p>
+    <w:p>
+      <w:r>
+        <w:t xml:space="preserve">        sum(</w:t>
+      </w:r>
+      <w:proofErr w:type="spellStart"/>
+      <w:r>
+        <w:t>when</w:t>
+      </w:r>
+      <w:proofErr w:type="spellEnd"/>
+      <w:r>
+        <w:t>(</w:t>
+      </w:r>
+      <w:proofErr w:type="spellStart"/>
+      <w:r>
+        <w:t>col</w:t>
+      </w:r>
+      <w:proofErr w:type="spellEnd"/>
+      <w:r>
+        <w:t xml:space="preserve">("TIPO_DUEOF") == "05", </w:t>
+      </w:r>
+      <w:proofErr w:type="spellStart"/>
+      <w:r>
+        <w:t>col</w:t>
+      </w:r>
+      <w:proofErr w:type="spellEnd"/>
+      <w:r>
+        <w:t>("VALOR")).</w:t>
+      </w:r>
+      <w:proofErr w:type="spellStart"/>
+      <w:r>
+        <w:t>otherwise</w:t>
+      </w:r>
+      <w:proofErr w:type="spellEnd"/>
+      <w:r>
+        <w:t xml:space="preserve">(0)) + </w:t>
+      </w:r>
+    </w:p>
+    <w:p>
+      <w:r>
+        <w:t xml:space="preserve">        sum(</w:t>
+      </w:r>
+      <w:proofErr w:type="spellStart"/>
+      <w:r>
+        <w:t>when</w:t>
+      </w:r>
+      <w:proofErr w:type="spellEnd"/>
+      <w:r>
+        <w:t>(</w:t>
+      </w:r>
+      <w:proofErr w:type="spellStart"/>
+      <w:r>
+        <w:t>col</w:t>
+      </w:r>
+      <w:proofErr w:type="spellEnd"/>
+      <w:r>
+        <w:t xml:space="preserve">("TIPO_DUEOF") == "27", </w:t>
+      </w:r>
+      <w:proofErr w:type="spellStart"/>
+      <w:r>
+        <w:t>col</w:t>
+      </w:r>
+      <w:proofErr w:type="spellEnd"/>
+      <w:r>
+        <w:t>("VALOR")).</w:t>
+      </w:r>
+      <w:proofErr w:type="spellStart"/>
+      <w:r>
+        <w:t>otherwise</w:t>
+      </w:r>
+      <w:proofErr w:type="spellEnd"/>
+      <w:r>
+        <w:t>(0)) +</w:t>
+      </w:r>
+    </w:p>
+    <w:p>
+      <w:r>
+        <w:t xml:space="preserve">        sum(</w:t>
+      </w:r>
+      <w:proofErr w:type="spellStart"/>
+      <w:r>
+        <w:t>when</w:t>
+      </w:r>
+      <w:proofErr w:type="spellEnd"/>
+      <w:r>
+        <w:t>(</w:t>
+      </w:r>
+      <w:proofErr w:type="spellStart"/>
+      <w:r>
+        <w:t>col</w:t>
+      </w:r>
+      <w:proofErr w:type="spellEnd"/>
+      <w:r>
+        <w:t xml:space="preserve">("TIPO_DUEOF") == "08", </w:t>
+      </w:r>
+      <w:proofErr w:type="spellStart"/>
+      <w:r>
+        <w:t>col</w:t>
+      </w:r>
+      <w:proofErr w:type="spellEnd"/>
+      <w:r>
+        <w:t>("VALOR")).</w:t>
+      </w:r>
+      <w:proofErr w:type="spellStart"/>
+      <w:r>
+        <w:t>otherwise</w:t>
+      </w:r>
+      <w:proofErr w:type="spellEnd"/>
+      <w:r>
+        <w:t xml:space="preserve">(0)) - </w:t>
+      </w:r>
+    </w:p>
+    <w:p>
+      <w:r>
+        <w:t xml:space="preserve">        sum(</w:t>
+      </w:r>
+      <w:proofErr w:type="spellStart"/>
+      <w:r>
+        <w:t>when</w:t>
+      </w:r>
+      <w:proofErr w:type="spellEnd"/>
+      <w:r>
+        <w:t>(</w:t>
+      </w:r>
+      <w:proofErr w:type="spellStart"/>
+      <w:r>
+        <w:t>col</w:t>
+      </w:r>
+      <w:proofErr w:type="spellEnd"/>
+      <w:r>
+        <w:t xml:space="preserve">("TIPO_DUEOF") == "26", </w:t>
+      </w:r>
+      <w:proofErr w:type="spellStart"/>
+      <w:r>
+        <w:t>col</w:t>
+      </w:r>
+      <w:proofErr w:type="spellEnd"/>
+      <w:r>
+        <w:t>("VALOR")).</w:t>
+      </w:r>
+      <w:proofErr w:type="spellStart"/>
+      <w:r>
+        <w:t>otherwise</w:t>
+      </w:r>
+      <w:proofErr w:type="spellEnd"/>
+      <w:r>
+        <w:t>(0)) -</w:t>
+      </w:r>
+    </w:p>
+    <w:p>
+      <w:r>
+        <w:t xml:space="preserve">        sum(</w:t>
+      </w:r>
+      <w:proofErr w:type="spellStart"/>
+      <w:r>
+        <w:t>when</w:t>
+      </w:r>
+      <w:proofErr w:type="spellEnd"/>
+      <w:r>
+        <w:t>(</w:t>
+      </w:r>
+      <w:proofErr w:type="spellStart"/>
+      <w:r>
+        <w:t>col</w:t>
+      </w:r>
+      <w:proofErr w:type="spellEnd"/>
+      <w:r>
+        <w:t xml:space="preserve">("TIPO_DUEOF") == "06", </w:t>
+      </w:r>
+      <w:proofErr w:type="spellStart"/>
+      <w:r>
+        <w:t>col</w:t>
+      </w:r>
+      <w:proofErr w:type="spellEnd"/>
+      <w:r>
+        <w:t>("VALOR")).</w:t>
+      </w:r>
+      <w:proofErr w:type="spellStart"/>
+      <w:r>
+        <w:t>otherwise</w:t>
+      </w:r>
+      <w:proofErr w:type="spellEnd"/>
+      <w:r>
+        <w:t xml:space="preserve">(0)) </w:t>
+      </w:r>
+    </w:p>
+    <w:p>
+      <w:r>
+        <w:t xml:space="preserve">    ).alias("LIQUIDACAO_PAGO"), #saldo de ordem de pagamento</w:t>
+      </w:r>
+    </w:p>
+    <w:p>
+      <w:r>
+        <w:lastRenderedPageBreak/>
+        <w:t xml:space="preserve">   (</w:t>
+      </w:r>
+    </w:p>
+    <w:p>
+      <w:r>
+        <w:t xml:space="preserve">        sum(</w:t>
+      </w:r>
+      <w:proofErr w:type="spellStart"/>
+      <w:r>
+        <w:t>when</w:t>
+      </w:r>
+      <w:proofErr w:type="spellEnd"/>
+      <w:r>
+        <w:t>(</w:t>
+      </w:r>
+      <w:proofErr w:type="spellStart"/>
+      <w:r>
+        <w:t>col</w:t>
+      </w:r>
+      <w:proofErr w:type="spellEnd"/>
+      <w:r>
+        <w:t xml:space="preserve">("TIPO_DUEOF") == "D", </w:t>
+      </w:r>
+      <w:proofErr w:type="spellStart"/>
+      <w:r>
+        <w:t>col</w:t>
+      </w:r>
+      <w:proofErr w:type="spellEnd"/>
+      <w:r>
+        <w:t>("VALOR")).</w:t>
+      </w:r>
+      <w:proofErr w:type="spellStart"/>
+      <w:r>
+        <w:t>otherwise</w:t>
+      </w:r>
+      <w:proofErr w:type="spellEnd"/>
+      <w:r>
+        <w:t xml:space="preserve">(0)) + </w:t>
+      </w:r>
+    </w:p>
+    <w:p>
+      <w:r>
+        <w:t xml:space="preserve">        sum(</w:t>
+      </w:r>
+      <w:proofErr w:type="spellStart"/>
+      <w:r>
+        <w:t>when</w:t>
+      </w:r>
+      <w:proofErr w:type="spellEnd"/>
+      <w:r>
+        <w:t>(</w:t>
+      </w:r>
+      <w:proofErr w:type="spellStart"/>
+      <w:r>
+        <w:t>col</w:t>
+      </w:r>
+      <w:proofErr w:type="spellEnd"/>
+      <w:r>
+        <w:t xml:space="preserve">("TIPO_DUEOF") == "M6", </w:t>
+      </w:r>
+      <w:proofErr w:type="spellStart"/>
+      <w:r>
+        <w:t>col</w:t>
+      </w:r>
+      <w:proofErr w:type="spellEnd"/>
+      <w:r>
+        <w:t>("VALOR")).</w:t>
+      </w:r>
+      <w:proofErr w:type="spellStart"/>
+      <w:r>
+        <w:t>otherwise</w:t>
+      </w:r>
+      <w:proofErr w:type="spellEnd"/>
+      <w:r>
+        <w:t xml:space="preserve">(0)) - </w:t>
+      </w:r>
+    </w:p>
+    <w:p>
+      <w:r>
+        <w:t xml:space="preserve">        sum(</w:t>
+      </w:r>
+      <w:proofErr w:type="spellStart"/>
+      <w:r>
+        <w:t>when</w:t>
+      </w:r>
+      <w:proofErr w:type="spellEnd"/>
+      <w:r>
+        <w:t>(</w:t>
+      </w:r>
+      <w:proofErr w:type="spellStart"/>
+      <w:r>
+        <w:t>col</w:t>
+      </w:r>
+      <w:proofErr w:type="spellEnd"/>
+      <w:r>
+        <w:t xml:space="preserve">("TIPO_DUEOF") == "M7", </w:t>
+      </w:r>
+      <w:proofErr w:type="spellStart"/>
+      <w:r>
+        <w:t>col</w:t>
+      </w:r>
+      <w:proofErr w:type="spellEnd"/>
+      <w:r>
+        <w:t>("VALOR")).</w:t>
+      </w:r>
+      <w:proofErr w:type="spellStart"/>
+      <w:r>
+        <w:t>otherwise</w:t>
+      </w:r>
+      <w:proofErr w:type="spellEnd"/>
+      <w:r>
+        <w:t>(0))</w:t>
+      </w:r>
+    </w:p>
+    <w:p>
+      <w:r>
+        <w:t xml:space="preserve">    ).alias("LIQUIDADO"), #saldo de liquidação</w:t>
+      </w:r>
+    </w:p>
+    <w:p>
+      <w:r>
+        <w:t xml:space="preserve">    (</w:t>
+      </w:r>
+    </w:p>
+    <w:p>
+      <w:r>
+        <w:t xml:space="preserve">        sum(</w:t>
+      </w:r>
+      <w:proofErr w:type="spellStart"/>
+      <w:r>
+        <w:t>when</w:t>
+      </w:r>
+      <w:proofErr w:type="spellEnd"/>
+      <w:r>
+        <w:t>(</w:t>
+      </w:r>
+      <w:proofErr w:type="spellStart"/>
+      <w:r>
+        <w:t>col</w:t>
+      </w:r>
+      <w:proofErr w:type="spellEnd"/>
+      <w:r>
+        <w:t xml:space="preserve">("TIPO_DUEOF") == "03", </w:t>
+      </w:r>
+      <w:proofErr w:type="spellStart"/>
+      <w:r>
+        <w:t>col</w:t>
+      </w:r>
+      <w:proofErr w:type="spellEnd"/>
+      <w:r>
+        <w:t>("VALOR")).</w:t>
+      </w:r>
+      <w:proofErr w:type="spellStart"/>
+      <w:r>
+        <w:t>otherwise</w:t>
+      </w:r>
+      <w:proofErr w:type="spellEnd"/>
+      <w:r>
+        <w:t>(0))</w:t>
+      </w:r>
+    </w:p>
+    <w:p>
+      <w:r>
+        <w:t xml:space="preserve">    ).alias("EMPENHO_INICIAL"), #primeiro empenho</w:t>
+      </w:r>
+    </w:p>
+    <w:p>
+      <w:r>
+        <w:t xml:space="preserve">    (</w:t>
+      </w:r>
+    </w:p>
+    <w:p>
+      <w:r>
+        <w:t xml:space="preserve">        sum(</w:t>
+      </w:r>
+      <w:proofErr w:type="spellStart"/>
+      <w:r>
+        <w:t>when</w:t>
+      </w:r>
+      <w:proofErr w:type="spellEnd"/>
+      <w:r>
+        <w:t>(</w:t>
+      </w:r>
+      <w:proofErr w:type="spellStart"/>
+      <w:r>
+        <w:t>col</w:t>
+      </w:r>
+      <w:proofErr w:type="spellEnd"/>
+      <w:r>
+        <w:t xml:space="preserve">("TIPO_DUEOF") == "03", </w:t>
+      </w:r>
+      <w:proofErr w:type="spellStart"/>
+      <w:r>
+        <w:t>col</w:t>
+      </w:r>
+      <w:proofErr w:type="spellEnd"/>
+      <w:r>
+        <w:t>("VALOR")).</w:t>
+      </w:r>
+      <w:proofErr w:type="spellStart"/>
+      <w:r>
+        <w:t>otherwise</w:t>
+      </w:r>
+      <w:proofErr w:type="spellEnd"/>
+      <w:r>
+        <w:t xml:space="preserve">(0)) + </w:t>
+      </w:r>
+    </w:p>
+    <w:p>
+      <w:r>
+        <w:t xml:space="preserve">        sum(</w:t>
+      </w:r>
+      <w:proofErr w:type="spellStart"/>
+      <w:r>
+        <w:t>when</w:t>
+      </w:r>
+      <w:proofErr w:type="spellEnd"/>
+      <w:r>
+        <w:t>(</w:t>
+      </w:r>
+      <w:proofErr w:type="spellStart"/>
+      <w:r>
+        <w:t>col</w:t>
+      </w:r>
+      <w:proofErr w:type="spellEnd"/>
+      <w:r>
+        <w:t xml:space="preserve">("TIPO_DUEOF") == "31", </w:t>
+      </w:r>
+      <w:proofErr w:type="spellStart"/>
+      <w:r>
+        <w:t>col</w:t>
+      </w:r>
+      <w:proofErr w:type="spellEnd"/>
+      <w:r>
+        <w:t>("VALOR")).</w:t>
+      </w:r>
+      <w:proofErr w:type="spellStart"/>
+      <w:r>
+        <w:t>otherwise</w:t>
+      </w:r>
+      <w:proofErr w:type="spellEnd"/>
+      <w:r>
+        <w:t>(0)) +</w:t>
+      </w:r>
+    </w:p>
+    <w:p>
+      <w:r>
+        <w:t xml:space="preserve">        sum(</w:t>
+      </w:r>
+      <w:proofErr w:type="spellStart"/>
+      <w:r>
+        <w:t>when</w:t>
+      </w:r>
+      <w:proofErr w:type="spellEnd"/>
+      <w:r>
+        <w:t>(</w:t>
+      </w:r>
+      <w:proofErr w:type="spellStart"/>
+      <w:r>
+        <w:t>col</w:t>
+      </w:r>
+      <w:proofErr w:type="spellEnd"/>
+      <w:r>
+        <w:t xml:space="preserve">("TIPO_DUEOF") == "07", </w:t>
+      </w:r>
+      <w:proofErr w:type="spellStart"/>
+      <w:r>
+        <w:t>col</w:t>
+      </w:r>
+      <w:proofErr w:type="spellEnd"/>
+      <w:r>
+        <w:t>("VALOR")).</w:t>
+      </w:r>
+      <w:proofErr w:type="spellStart"/>
+      <w:r>
+        <w:t>otherwise</w:t>
+      </w:r>
+      <w:proofErr w:type="spellEnd"/>
+      <w:r>
+        <w:t xml:space="preserve">(0)) - </w:t>
+      </w:r>
+    </w:p>
+    <w:p>
+      <w:r>
+        <w:t xml:space="preserve">        sum(</w:t>
+      </w:r>
+      <w:proofErr w:type="spellStart"/>
+      <w:r>
+        <w:t>when</w:t>
+      </w:r>
+      <w:proofErr w:type="spellEnd"/>
+      <w:r>
+        <w:t>(</w:t>
+      </w:r>
+      <w:proofErr w:type="spellStart"/>
+      <w:r>
+        <w:t>col</w:t>
+      </w:r>
+      <w:proofErr w:type="spellEnd"/>
+      <w:r>
+        <w:t xml:space="preserve">("TIPO_DUEOF") == "04", </w:t>
+      </w:r>
+      <w:proofErr w:type="spellStart"/>
+      <w:r>
+        <w:t>col</w:t>
+      </w:r>
+      <w:proofErr w:type="spellEnd"/>
+      <w:r>
+        <w:t>("VALOR")).</w:t>
+      </w:r>
+      <w:proofErr w:type="spellStart"/>
+      <w:r>
+        <w:t>otherwise</w:t>
+      </w:r>
+      <w:proofErr w:type="spellEnd"/>
+      <w:r>
+        <w:t>(0)) -</w:t>
+      </w:r>
+    </w:p>
+    <w:p>
+      <w:r>
+        <w:t xml:space="preserve">        sum(</w:t>
+      </w:r>
+      <w:proofErr w:type="spellStart"/>
+      <w:r>
+        <w:t>when</w:t>
+      </w:r>
+      <w:proofErr w:type="spellEnd"/>
+      <w:r>
+        <w:t>(</w:t>
+      </w:r>
+      <w:proofErr w:type="spellStart"/>
+      <w:r>
+        <w:t>col</w:t>
+      </w:r>
+      <w:proofErr w:type="spellEnd"/>
+      <w:r>
+        <w:t xml:space="preserve">("TIPO_DUEOF") == "30", </w:t>
+      </w:r>
+      <w:proofErr w:type="spellStart"/>
+      <w:r>
+        <w:t>col</w:t>
+      </w:r>
+      <w:proofErr w:type="spellEnd"/>
+      <w:r>
+        <w:t>("VALOR")).</w:t>
+      </w:r>
+      <w:proofErr w:type="spellStart"/>
+      <w:r>
+        <w:t>otherwise</w:t>
+      </w:r>
+      <w:proofErr w:type="spellEnd"/>
+      <w:r>
+        <w:t>(0))</w:t>
+      </w:r>
+    </w:p>
+    <w:p>
+      <w:r>
+        <w:t xml:space="preserve">    ).alias("EMPENHO_ATUALIZADO"), #empenho atualizado</w:t>
+      </w:r>
+    </w:p>
+    <w:p>
+      <w:r>
+        <w:t xml:space="preserve">    ((</w:t>
+      </w:r>
+    </w:p>
+    <w:p>
+      <w:r>
+        <w:t xml:space="preserve">        sum(</w:t>
+      </w:r>
+      <w:proofErr w:type="spellStart"/>
+      <w:r>
+        <w:t>when</w:t>
+      </w:r>
+      <w:proofErr w:type="spellEnd"/>
+      <w:r>
+        <w:t>(</w:t>
+      </w:r>
+      <w:proofErr w:type="spellStart"/>
+      <w:r>
+        <w:t>col</w:t>
+      </w:r>
+      <w:proofErr w:type="spellEnd"/>
+      <w:r>
+        <w:t xml:space="preserve">("TIPO_DUEOF") == "D", </w:t>
+      </w:r>
+      <w:proofErr w:type="spellStart"/>
+      <w:r>
+        <w:t>col</w:t>
+      </w:r>
+      <w:proofErr w:type="spellEnd"/>
+      <w:r>
+        <w:t>("VALOR")).</w:t>
+      </w:r>
+      <w:proofErr w:type="spellStart"/>
+      <w:r>
+        <w:t>otherwise</w:t>
+      </w:r>
+      <w:proofErr w:type="spellEnd"/>
+      <w:r>
+        <w:t xml:space="preserve">(0)) + </w:t>
+      </w:r>
+    </w:p>
+    <w:p>
+      <w:r>
+        <w:t xml:space="preserve">        sum(</w:t>
+      </w:r>
+      <w:proofErr w:type="spellStart"/>
+      <w:r>
+        <w:t>when</w:t>
+      </w:r>
+      <w:proofErr w:type="spellEnd"/>
+      <w:r>
+        <w:t>(</w:t>
+      </w:r>
+      <w:proofErr w:type="spellStart"/>
+      <w:r>
+        <w:t>col</w:t>
+      </w:r>
+      <w:proofErr w:type="spellEnd"/>
+      <w:r>
+        <w:t xml:space="preserve">("TIPO_DUEOF") == "M6", </w:t>
+      </w:r>
+      <w:proofErr w:type="spellStart"/>
+      <w:r>
+        <w:t>col</w:t>
+      </w:r>
+      <w:proofErr w:type="spellEnd"/>
+      <w:r>
+        <w:t>("VALOR")).</w:t>
+      </w:r>
+      <w:proofErr w:type="spellStart"/>
+      <w:r>
+        <w:t>otherwise</w:t>
+      </w:r>
+      <w:proofErr w:type="spellEnd"/>
+      <w:r>
+        <w:t xml:space="preserve">(0)) - </w:t>
+      </w:r>
+    </w:p>
+    <w:p>
+      <w:r>
+        <w:t xml:space="preserve">        sum(</w:t>
+      </w:r>
+      <w:proofErr w:type="spellStart"/>
+      <w:r>
+        <w:t>when</w:t>
+      </w:r>
+      <w:proofErr w:type="spellEnd"/>
+      <w:r>
+        <w:t>(</w:t>
+      </w:r>
+      <w:proofErr w:type="spellStart"/>
+      <w:r>
+        <w:t>col</w:t>
+      </w:r>
+      <w:proofErr w:type="spellEnd"/>
+      <w:r>
+        <w:t xml:space="preserve">("TIPO_DUEOF") == "M7", </w:t>
+      </w:r>
+      <w:proofErr w:type="spellStart"/>
+      <w:r>
+        <w:t>col</w:t>
+      </w:r>
+      <w:proofErr w:type="spellEnd"/>
+      <w:r>
+        <w:t>("VALOR")).</w:t>
+      </w:r>
+      <w:proofErr w:type="spellStart"/>
+      <w:r>
+        <w:t>otherwise</w:t>
+      </w:r>
+      <w:proofErr w:type="spellEnd"/>
+      <w:r>
+        <w:t>(0))</w:t>
+      </w:r>
+    </w:p>
+    <w:p>
+      <w:r>
+        <w:t xml:space="preserve">    ) - (</w:t>
+      </w:r>
+    </w:p>
+    <w:p>
+      <w:r>
+        <w:t xml:space="preserve">        sum(</w:t>
+      </w:r>
+      <w:proofErr w:type="spellStart"/>
+      <w:r>
+        <w:t>when</w:t>
+      </w:r>
+      <w:proofErr w:type="spellEnd"/>
+      <w:r>
+        <w:t>(</w:t>
+      </w:r>
+      <w:proofErr w:type="spellStart"/>
+      <w:r>
+        <w:t>col</w:t>
+      </w:r>
+      <w:proofErr w:type="spellEnd"/>
+      <w:r>
+        <w:t xml:space="preserve">("TIPO_DUEOF") == "05", </w:t>
+      </w:r>
+      <w:proofErr w:type="spellStart"/>
+      <w:r>
+        <w:t>col</w:t>
+      </w:r>
+      <w:proofErr w:type="spellEnd"/>
+      <w:r>
+        <w:t>("VALOR")).</w:t>
+      </w:r>
+      <w:proofErr w:type="spellStart"/>
+      <w:r>
+        <w:t>otherwise</w:t>
+      </w:r>
+      <w:proofErr w:type="spellEnd"/>
+      <w:r>
+        <w:t xml:space="preserve">(0)) + </w:t>
+      </w:r>
+    </w:p>
+    <w:p>
+      <w:r>
+        <w:t xml:space="preserve">        sum(</w:t>
+      </w:r>
+      <w:proofErr w:type="spellStart"/>
+      <w:r>
+        <w:t>when</w:t>
+      </w:r>
+      <w:proofErr w:type="spellEnd"/>
+      <w:r>
+        <w:t>(</w:t>
+      </w:r>
+      <w:proofErr w:type="spellStart"/>
+      <w:r>
+        <w:t>col</w:t>
+      </w:r>
+      <w:proofErr w:type="spellEnd"/>
+      <w:r>
+        <w:t xml:space="preserve">("TIPO_DUEOF") == "27", </w:t>
+      </w:r>
+      <w:proofErr w:type="spellStart"/>
+      <w:r>
+        <w:t>col</w:t>
+      </w:r>
+      <w:proofErr w:type="spellEnd"/>
+      <w:r>
+        <w:t>("VALOR")).</w:t>
+      </w:r>
+      <w:proofErr w:type="spellStart"/>
+      <w:r>
+        <w:t>otherwise</w:t>
+      </w:r>
+      <w:proofErr w:type="spellEnd"/>
+      <w:r>
+        <w:t>(0)) +</w:t>
+      </w:r>
+    </w:p>
+    <w:p>
+      <w:r>
+        <w:t xml:space="preserve">        sum(</w:t>
+      </w:r>
+      <w:proofErr w:type="spellStart"/>
+      <w:r>
+        <w:t>when</w:t>
+      </w:r>
+      <w:proofErr w:type="spellEnd"/>
+      <w:r>
+        <w:t>(</w:t>
+      </w:r>
+      <w:proofErr w:type="spellStart"/>
+      <w:r>
+        <w:t>col</w:t>
+      </w:r>
+      <w:proofErr w:type="spellEnd"/>
+      <w:r>
+        <w:t xml:space="preserve">("TIPO_DUEOF") == "08", </w:t>
+      </w:r>
+      <w:proofErr w:type="spellStart"/>
+      <w:r>
+        <w:t>col</w:t>
+      </w:r>
+      <w:proofErr w:type="spellEnd"/>
+      <w:r>
+        <w:t>("VALOR")).</w:t>
+      </w:r>
+      <w:proofErr w:type="spellStart"/>
+      <w:r>
+        <w:t>otherwise</w:t>
+      </w:r>
+      <w:proofErr w:type="spellEnd"/>
+      <w:r>
+        <w:t xml:space="preserve">(0)) - </w:t>
+      </w:r>
+    </w:p>
+    <w:p>
+      <w:r>
+        <w:t xml:space="preserve">        sum(</w:t>
+      </w:r>
+      <w:proofErr w:type="spellStart"/>
+      <w:r>
+        <w:t>when</w:t>
+      </w:r>
+      <w:proofErr w:type="spellEnd"/>
+      <w:r>
+        <w:t>(</w:t>
+      </w:r>
+      <w:proofErr w:type="spellStart"/>
+      <w:r>
+        <w:t>col</w:t>
+      </w:r>
+      <w:proofErr w:type="spellEnd"/>
+      <w:r>
+        <w:t xml:space="preserve">("TIPO_DUEOF") == "26", </w:t>
+      </w:r>
+      <w:proofErr w:type="spellStart"/>
+      <w:r>
+        <w:t>col</w:t>
+      </w:r>
+      <w:proofErr w:type="spellEnd"/>
+      <w:r>
+        <w:t>("VALOR")).</w:t>
+      </w:r>
+      <w:proofErr w:type="spellStart"/>
+      <w:r>
+        <w:t>otherwise</w:t>
+      </w:r>
+      <w:proofErr w:type="spellEnd"/>
+      <w:r>
+        <w:t>(0)) -</w:t>
+      </w:r>
+    </w:p>
+    <w:p>
+      <w:r>
+        <w:t xml:space="preserve">        sum(</w:t>
+      </w:r>
+      <w:proofErr w:type="spellStart"/>
+      <w:r>
+        <w:t>when</w:t>
+      </w:r>
+      <w:proofErr w:type="spellEnd"/>
+      <w:r>
+        <w:t>(</w:t>
+      </w:r>
+      <w:proofErr w:type="spellStart"/>
+      <w:r>
+        <w:t>col</w:t>
+      </w:r>
+      <w:proofErr w:type="spellEnd"/>
+      <w:r>
+        <w:t xml:space="preserve">("TIPO_DUEOF") == "06", </w:t>
+      </w:r>
+      <w:proofErr w:type="spellStart"/>
+      <w:r>
+        <w:t>col</w:t>
+      </w:r>
+      <w:proofErr w:type="spellEnd"/>
+      <w:r>
+        <w:t>("VALOR")).</w:t>
+      </w:r>
+      <w:proofErr w:type="spellStart"/>
+      <w:r>
+        <w:t>otherwise</w:t>
+      </w:r>
+      <w:proofErr w:type="spellEnd"/>
+      <w:r>
+        <w:t>(0))</w:t>
+      </w:r>
+    </w:p>
+    <w:p>
+      <w:r>
+        <w:t xml:space="preserve">    )).alias("LIQUIDACAO_A_PAGAR"), # LIQUIDADO - LIQUIDACAO_PAGO</w:t>
+      </w:r>
+    </w:p>
+    <w:p>
+      <w:r>
+        <w:lastRenderedPageBreak/>
+        <w:t xml:space="preserve">    ((</w:t>
+      </w:r>
+    </w:p>
+    <w:p>
+      <w:r>
+        <w:t xml:space="preserve">        sum(</w:t>
+      </w:r>
+      <w:proofErr w:type="spellStart"/>
+      <w:r>
+        <w:t>when</w:t>
+      </w:r>
+      <w:proofErr w:type="spellEnd"/>
+      <w:r>
+        <w:t>(</w:t>
+      </w:r>
+      <w:proofErr w:type="spellStart"/>
+      <w:r>
+        <w:t>col</w:t>
+      </w:r>
+      <w:proofErr w:type="spellEnd"/>
+      <w:r>
+        <w:t xml:space="preserve">("TIPO_DUEOF") == "03", </w:t>
+      </w:r>
+      <w:proofErr w:type="spellStart"/>
+      <w:r>
+        <w:t>col</w:t>
+      </w:r>
+      <w:proofErr w:type="spellEnd"/>
+      <w:r>
+        <w:t>("VALOR")).</w:t>
+      </w:r>
+      <w:proofErr w:type="spellStart"/>
+      <w:r>
+        <w:t>otherwise</w:t>
+      </w:r>
+      <w:proofErr w:type="spellEnd"/>
+      <w:r>
+        <w:t xml:space="preserve">(0)) + </w:t>
+      </w:r>
+    </w:p>
+    <w:p>
+      <w:r>
+        <w:t xml:space="preserve">        sum(</w:t>
+      </w:r>
+      <w:proofErr w:type="spellStart"/>
+      <w:r>
+        <w:t>when</w:t>
+      </w:r>
+      <w:proofErr w:type="spellEnd"/>
+      <w:r>
+        <w:t>(</w:t>
+      </w:r>
+      <w:proofErr w:type="spellStart"/>
+      <w:r>
+        <w:t>col</w:t>
+      </w:r>
+      <w:proofErr w:type="spellEnd"/>
+      <w:r>
+        <w:t xml:space="preserve">("TIPO_DUEOF") == "31", </w:t>
+      </w:r>
+      <w:proofErr w:type="spellStart"/>
+      <w:r>
+        <w:t>col</w:t>
+      </w:r>
+      <w:proofErr w:type="spellEnd"/>
+      <w:r>
+        <w:t>("VALOR")).</w:t>
+      </w:r>
+      <w:proofErr w:type="spellStart"/>
+      <w:r>
+        <w:t>otherwise</w:t>
+      </w:r>
+      <w:proofErr w:type="spellEnd"/>
+      <w:r>
+        <w:t>(0)) +</w:t>
+      </w:r>
+    </w:p>
+    <w:p>
+      <w:r>
+        <w:t xml:space="preserve">        sum(</w:t>
+      </w:r>
+      <w:proofErr w:type="spellStart"/>
+      <w:r>
+        <w:t>when</w:t>
+      </w:r>
+      <w:proofErr w:type="spellEnd"/>
+      <w:r>
+        <w:t>(</w:t>
+      </w:r>
+      <w:proofErr w:type="spellStart"/>
+      <w:r>
+        <w:t>col</w:t>
+      </w:r>
+      <w:proofErr w:type="spellEnd"/>
+      <w:r>
+        <w:t xml:space="preserve">("TIPO_DUEOF") == "07", </w:t>
+      </w:r>
+      <w:proofErr w:type="spellStart"/>
+      <w:r>
+        <w:t>col</w:t>
+      </w:r>
+      <w:proofErr w:type="spellEnd"/>
+      <w:r>
+        <w:t>("VALOR")).</w:t>
+      </w:r>
+      <w:proofErr w:type="spellStart"/>
+      <w:r>
+        <w:t>otherwise</w:t>
+      </w:r>
+      <w:proofErr w:type="spellEnd"/>
+      <w:r>
+        <w:t xml:space="preserve">(0)) - </w:t>
+      </w:r>
+    </w:p>
+    <w:p>
+      <w:r>
+        <w:t xml:space="preserve">        sum(</w:t>
+      </w:r>
+      <w:proofErr w:type="spellStart"/>
+      <w:r>
+        <w:t>when</w:t>
+      </w:r>
+      <w:proofErr w:type="spellEnd"/>
+      <w:r>
+        <w:t>(</w:t>
+      </w:r>
+      <w:proofErr w:type="spellStart"/>
+      <w:r>
+        <w:t>col</w:t>
+      </w:r>
+      <w:proofErr w:type="spellEnd"/>
+      <w:r>
+        <w:t xml:space="preserve">("TIPO_DUEOF") == "04", </w:t>
+      </w:r>
+      <w:proofErr w:type="spellStart"/>
+      <w:r>
+        <w:t>col</w:t>
+      </w:r>
+      <w:proofErr w:type="spellEnd"/>
+      <w:r>
+        <w:t>("VALOR")).</w:t>
+      </w:r>
+      <w:proofErr w:type="spellStart"/>
+      <w:r>
+        <w:t>otherwise</w:t>
+      </w:r>
+      <w:proofErr w:type="spellEnd"/>
+      <w:r>
+        <w:t>(0)) -</w:t>
+      </w:r>
+    </w:p>
+    <w:p>
+      <w:r>
+        <w:t xml:space="preserve">        sum(</w:t>
+      </w:r>
+      <w:proofErr w:type="spellStart"/>
+      <w:r>
+        <w:t>when</w:t>
+      </w:r>
+      <w:proofErr w:type="spellEnd"/>
+      <w:r>
+        <w:t>(</w:t>
+      </w:r>
+      <w:proofErr w:type="spellStart"/>
+      <w:r>
+        <w:t>col</w:t>
+      </w:r>
+      <w:proofErr w:type="spellEnd"/>
+      <w:r>
+        <w:t xml:space="preserve">("TIPO_DUEOF") == "30", </w:t>
+      </w:r>
+      <w:proofErr w:type="spellStart"/>
+      <w:r>
+        <w:t>col</w:t>
+      </w:r>
+      <w:proofErr w:type="spellEnd"/>
+      <w:r>
+        <w:t>("VALOR")).</w:t>
+      </w:r>
+      <w:proofErr w:type="spellStart"/>
+      <w:r>
+        <w:t>otherwise</w:t>
+      </w:r>
+      <w:proofErr w:type="spellEnd"/>
+      <w:r>
+        <w:t>(0))</w:t>
+      </w:r>
+    </w:p>
+    <w:p>
+      <w:r>
+        <w:t xml:space="preserve">    )-(</w:t>
+      </w:r>
+    </w:p>
+    <w:p>
+      <w:r>
+        <w:t xml:space="preserve">        sum(</w:t>
+      </w:r>
+      <w:proofErr w:type="spellStart"/>
+      <w:r>
+        <w:t>when</w:t>
+      </w:r>
+      <w:proofErr w:type="spellEnd"/>
+      <w:r>
+        <w:t>(</w:t>
+      </w:r>
+      <w:proofErr w:type="spellStart"/>
+      <w:r>
+        <w:t>col</w:t>
+      </w:r>
+      <w:proofErr w:type="spellEnd"/>
+      <w:r>
+        <w:t xml:space="preserve">("TIPO_DUEOF") == "D", </w:t>
+      </w:r>
+      <w:proofErr w:type="spellStart"/>
+      <w:r>
+        <w:t>col</w:t>
+      </w:r>
+      <w:proofErr w:type="spellEnd"/>
+      <w:r>
+        <w:t>("VALOR")).</w:t>
+      </w:r>
+      <w:proofErr w:type="spellStart"/>
+      <w:r>
+        <w:t>otherwise</w:t>
+      </w:r>
+      <w:proofErr w:type="spellEnd"/>
+      <w:r>
+        <w:t xml:space="preserve">(0)) + </w:t>
+      </w:r>
+    </w:p>
+    <w:p>
+      <w:r>
+        <w:t xml:space="preserve">        sum(</w:t>
+      </w:r>
+      <w:proofErr w:type="spellStart"/>
+      <w:r>
+        <w:t>when</w:t>
+      </w:r>
+      <w:proofErr w:type="spellEnd"/>
+      <w:r>
+        <w:t>(</w:t>
+      </w:r>
+      <w:proofErr w:type="spellStart"/>
+      <w:r>
+        <w:t>col</w:t>
+      </w:r>
+      <w:proofErr w:type="spellEnd"/>
+      <w:r>
+        <w:t xml:space="preserve">("TIPO_DUEOF") == "M6", </w:t>
+      </w:r>
+      <w:proofErr w:type="spellStart"/>
+      <w:r>
+        <w:t>col</w:t>
+      </w:r>
+      <w:proofErr w:type="spellEnd"/>
+      <w:r>
+        <w:t>("VALOR")).</w:t>
+      </w:r>
+      <w:proofErr w:type="spellStart"/>
+      <w:r>
+        <w:t>otherwise</w:t>
+      </w:r>
+      <w:proofErr w:type="spellEnd"/>
+      <w:r>
+        <w:t xml:space="preserve">(0)) - </w:t>
+      </w:r>
+    </w:p>
+    <w:p>
+      <w:r>
+        <w:t xml:space="preserve">        sum(</w:t>
+      </w:r>
+      <w:proofErr w:type="spellStart"/>
+      <w:r>
+        <w:t>when</w:t>
+      </w:r>
+      <w:proofErr w:type="spellEnd"/>
+      <w:r>
+        <w:t>(</w:t>
+      </w:r>
+      <w:proofErr w:type="spellStart"/>
+      <w:r>
+        <w:t>col</w:t>
+      </w:r>
+      <w:proofErr w:type="spellEnd"/>
+      <w:r>
+        <w:t xml:space="preserve">("TIPO_DUEOF") == "M7", </w:t>
+      </w:r>
+      <w:proofErr w:type="spellStart"/>
+      <w:r>
+        <w:t>col</w:t>
+      </w:r>
+      <w:proofErr w:type="spellEnd"/>
+      <w:r>
+        <w:t>("VALOR")).</w:t>
+      </w:r>
+      <w:proofErr w:type="spellStart"/>
+      <w:r>
+        <w:t>otherwise</w:t>
+      </w:r>
+      <w:proofErr w:type="spellEnd"/>
+      <w:r>
+        <w:t>(0))</w:t>
+      </w:r>
+    </w:p>
+    <w:p>
+      <w:r>
+        <w:t xml:space="preserve">    )).alias("EMPENHO_A_LIQUIDAR") # EMPENHO_ATUALIZADO - LIQUIDADO</w:t>
+      </w:r>
+    </w:p>
+    <w:p/>
+    <w:p/>
+    <w:p>
+      <w:r>
+        <w:t>)</w:t>
+      </w:r>
+    </w:p>
+    <w:p/>
+    <w:p>
+      <w:r>
+        <w:t xml:space="preserve"># 2. Criamos a chave de ligação (11 dígitos) no </w:t>
+      </w:r>
+      <w:proofErr w:type="spellStart"/>
+      <w:r>
+        <w:t>dataframe</w:t>
+      </w:r>
+      <w:proofErr w:type="spellEnd"/>
+      <w:r>
+        <w:t xml:space="preserve"> de empenhos</w:t>
+      </w:r>
+    </w:p>
+    <w:p>
+      <w:proofErr w:type="spellStart"/>
+      <w:r>
+        <w:t>df_empenho_com_chave</w:t>
+      </w:r>
+      <w:proofErr w:type="spellEnd"/>
+      <w:r>
+        <w:t xml:space="preserve"> = </w:t>
+      </w:r>
+      <w:proofErr w:type="spellStart"/>
+      <w:r>
+        <w:t>df_empenho_agregado.withColumn</w:t>
+      </w:r>
+      <w:proofErr w:type="spellEnd"/>
+      <w:r>
+        <w:t xml:space="preserve">("CHAVE_DOTACAO", </w:t>
+      </w:r>
+      <w:proofErr w:type="spellStart"/>
+      <w:r>
+        <w:t>substring</w:t>
+      </w:r>
+      <w:proofErr w:type="spellEnd"/>
+      <w:r>
+        <w:t>(</w:t>
+      </w:r>
+      <w:proofErr w:type="spellStart"/>
+      <w:r>
+        <w:t>col</w:t>
+      </w:r>
+      <w:proofErr w:type="spellEnd"/>
+      <w:r>
+        <w:t>("NUMEMPENHO"), 1, 11))</w:t>
+      </w:r>
+    </w:p>
+    <w:p/>
+    <w:p>
+      <w:r>
+        <w:t xml:space="preserve"># 3. O JOIN Mágico: Cruzamos os empenhos com o </w:t>
+      </w:r>
+      <w:proofErr w:type="spellStart"/>
+      <w:r>
+        <w:t>df_dotacao</w:t>
+      </w:r>
+      <w:proofErr w:type="spellEnd"/>
+      <w:r>
+        <w:t xml:space="preserve"> que você já criou</w:t>
+      </w:r>
+    </w:p>
+    <w:p>
+      <w:proofErr w:type="spellStart"/>
+      <w:r>
+        <w:t>df_relatorio_final</w:t>
+      </w:r>
+      <w:proofErr w:type="spellEnd"/>
+      <w:r>
+        <w:t xml:space="preserve"> = </w:t>
+      </w:r>
+      <w:proofErr w:type="spellStart"/>
+      <w:r>
+        <w:t>df_empenho_com_chave.join</w:t>
+      </w:r>
+      <w:proofErr w:type="spellEnd"/>
+      <w:r>
+        <w:t>(</w:t>
+      </w:r>
+    </w:p>
+    <w:p>
+      <w:r>
+        <w:t xml:space="preserve">    </w:t>
+      </w:r>
+      <w:proofErr w:type="spellStart"/>
+      <w:r>
+        <w:t>df_dotacao</w:t>
+      </w:r>
+      <w:proofErr w:type="spellEnd"/>
+      <w:r>
+        <w:t xml:space="preserve">, </w:t>
+      </w:r>
+    </w:p>
+    <w:p>
+      <w:r>
+        <w:t xml:space="preserve">    </w:t>
+      </w:r>
+      <w:proofErr w:type="spellStart"/>
+      <w:r>
+        <w:t>df_empenho_com_chave.CHAVE_DOTACAO</w:t>
+      </w:r>
+      <w:proofErr w:type="spellEnd"/>
+      <w:r>
+        <w:t xml:space="preserve"> == </w:t>
+      </w:r>
+      <w:proofErr w:type="spellStart"/>
+      <w:r>
+        <w:t>df_dotacao.NUMDOTACAO</w:t>
+      </w:r>
+      <w:proofErr w:type="spellEnd"/>
+      <w:r>
+        <w:t xml:space="preserve">, </w:t>
+      </w:r>
+    </w:p>
+    <w:p>
+      <w:r>
+        <w:t xml:space="preserve">    "</w:t>
+      </w:r>
+      <w:proofErr w:type="spellStart"/>
+      <w:r>
+        <w:t>left</w:t>
+      </w:r>
+      <w:proofErr w:type="spellEnd"/>
+      <w:r>
+        <w:t>"</w:t>
+      </w:r>
+    </w:p>
+    <w:p>
+      <w:r>
+        <w:t>)</w:t>
+      </w:r>
+    </w:p>
+    <w:p/>
+    <w:p>
+      <w:r>
+        <w:t># 4. Seleção final das colunas para ficar limpo</w:t>
+      </w:r>
+    </w:p>
+    <w:p>
+      <w:proofErr w:type="spellStart"/>
+      <w:r>
+        <w:lastRenderedPageBreak/>
+        <w:t>df_final</w:t>
+      </w:r>
+      <w:proofErr w:type="spellEnd"/>
+      <w:r>
+        <w:t xml:space="preserve"> = </w:t>
+      </w:r>
+      <w:proofErr w:type="spellStart"/>
+      <w:r>
+        <w:t>df_relatorio_final.select</w:t>
+      </w:r>
+      <w:proofErr w:type="spellEnd"/>
+      <w:r>
+        <w:t>(</w:t>
+      </w:r>
+    </w:p>
+    <w:p>
+      <w:r>
+        <w:t xml:space="preserve">    "NUMEMPENHO",</w:t>
+      </w:r>
+    </w:p>
+    <w:p>
+      <w:r>
+        <w:t xml:space="preserve">    "NUMDOTACAO",</w:t>
+      </w:r>
+    </w:p>
+    <w:p>
+      <w:r>
+        <w:t xml:space="preserve">    "DOTACAO_INICIAL",  </w:t>
+      </w:r>
+    </w:p>
+    <w:p>
+      <w:r>
+        <w:t xml:space="preserve">    "DOTACAO_ATUALIZADA", </w:t>
+      </w:r>
+    </w:p>
+    <w:p>
+      <w:r>
+        <w:t xml:space="preserve">    "DOTACAO_EMPENHADA",  </w:t>
+      </w:r>
+    </w:p>
+    <w:p>
+      <w:r>
+        <w:t xml:space="preserve">    "DOTACAO_A_EMPENHAR", </w:t>
+      </w:r>
+    </w:p>
+    <w:p>
+      <w:r>
+        <w:t xml:space="preserve">    "EMPENHO_INICIAL", </w:t>
+      </w:r>
+    </w:p>
+    <w:p>
+      <w:r>
+        <w:t xml:space="preserve">    "EMPENHO_ATUALIZADO", </w:t>
+      </w:r>
+    </w:p>
+    <w:p>
+      <w:r>
+        <w:t xml:space="preserve">    "EMPENHO_A_LIQUIDAR", </w:t>
+      </w:r>
+    </w:p>
+    <w:p>
+      <w:r>
+        <w:t xml:space="preserve">    "LIQUIDADO",</w:t>
+      </w:r>
+    </w:p>
+    <w:p>
+      <w:r>
+        <w:t xml:space="preserve">    "LIQUIDACAO_PAGO",</w:t>
+      </w:r>
+    </w:p>
+    <w:p>
+      <w:r>
+        <w:t xml:space="preserve">    "LIQUIDACAO_A_PAGAR"    </w:t>
+      </w:r>
+    </w:p>
+    <w:p>
+      <w:r>
+        <w:t>).</w:t>
+      </w:r>
+      <w:proofErr w:type="spellStart"/>
+      <w:r>
+        <w:t>orderBy</w:t>
+      </w:r>
+      <w:proofErr w:type="spellEnd"/>
+      <w:r>
+        <w:t>("NUMEMPENHO")</w:t>
+      </w:r>
+    </w:p>
+    <w:p/>
+    <w:p>
+      <w:r>
+        <w:t># Visualização</w:t>
+      </w:r>
+    </w:p>
+    <w:p>
+      <w:r>
+        <w:t>display(</w:t>
+      </w:r>
+      <w:proofErr w:type="spellStart"/>
+      <w:r>
+        <w:t>df_final.limit</w:t>
+      </w:r>
+      <w:proofErr w:type="spellEnd"/>
+      <w:r>
+        <w:t>(10))</w:t>
+      </w:r>
+    </w:p>
+    <w:p/>
+    <w:p>
+      <w:r>
+        <w:t># COMMAND ----------</w:t>
+      </w:r>
+    </w:p>
+    <w:p/>
+    <w:p>
+      <w:r>
+        <w:t># EXPORTAÇÃO DAS TABELAS EM CSV</w:t>
+      </w:r>
+    </w:p>
+    <w:p/>
+    <w:p>
+      <w:r>
+        <w:t># 1. Configurações de Caminho e Credencial Global</w:t>
+      </w:r>
+    </w:p>
+    <w:p>
+      <w:proofErr w:type="spellStart"/>
+      <w:r>
+        <w:t>container_silver</w:t>
+      </w:r>
+      <w:proofErr w:type="spellEnd"/>
+      <w:r>
+        <w:t xml:space="preserve"> = "</w:t>
+      </w:r>
+      <w:proofErr w:type="spellStart"/>
+      <w:r>
+        <w:t>silver</w:t>
+      </w:r>
+      <w:proofErr w:type="spellEnd"/>
+      <w:r>
+        <w:t>-dados-processados"</w:t>
+      </w:r>
+    </w:p>
+    <w:p>
+      <w:proofErr w:type="spellStart"/>
+      <w:r>
+        <w:t>base_path</w:t>
+      </w:r>
+      <w:proofErr w:type="spellEnd"/>
+      <w:r>
+        <w:t xml:space="preserve"> = f"wasbs://{container_silver}@{storage_account_name}.blob.core.windows.net/tabelas_csv"</w:t>
+      </w:r>
+    </w:p>
+    <w:p/>
+    <w:p>
+      <w:r>
+        <w:lastRenderedPageBreak/>
+        <w:t># ISSO AQUI É A CHAVE: Define a permissão para TODO o notebook de uma vez</w:t>
+      </w:r>
+    </w:p>
+    <w:p>
+      <w:proofErr w:type="spellStart"/>
+      <w:r>
+        <w:t>spark.conf.set</w:t>
+      </w:r>
+      <w:proofErr w:type="spellEnd"/>
+      <w:r>
+        <w:t>(</w:t>
+      </w:r>
+    </w:p>
+    <w:p>
+      <w:r>
+        <w:t xml:space="preserve">    f"fs.azure.account.key.{storage_account_name}.blob.core.windows.net", </w:t>
+      </w:r>
+    </w:p>
+    <w:p>
+      <w:r>
+        <w:t xml:space="preserve">    </w:t>
+      </w:r>
+      <w:proofErr w:type="spellStart"/>
+      <w:r>
+        <w:t>storage_account_key</w:t>
+      </w:r>
+      <w:proofErr w:type="spellEnd"/>
+    </w:p>
+    <w:p>
+      <w:r>
+        <w:t>)</w:t>
+      </w:r>
+    </w:p>
+    <w:p/>
+    <w:p>
+      <w:r>
+        <w:t># 2. DEFINA OS NOMES PERSONALIZADOS</w:t>
+      </w:r>
+    </w:p>
+    <w:p>
+      <w:proofErr w:type="spellStart"/>
+      <w:r>
+        <w:t>export_map</w:t>
+      </w:r>
+      <w:proofErr w:type="spellEnd"/>
+      <w:r>
+        <w:t xml:space="preserve"> = {</w:t>
+      </w:r>
+    </w:p>
+    <w:p>
+      <w:r>
+        <w:t xml:space="preserve">    "</w:t>
+      </w:r>
+      <w:proofErr w:type="spellStart"/>
+      <w:r>
+        <w:t>df_final_linhas</w:t>
+      </w:r>
+      <w:proofErr w:type="spellEnd"/>
+      <w:r>
+        <w:t>": "</w:t>
+      </w:r>
+      <w:proofErr w:type="spellStart"/>
+      <w:r>
+        <w:t>base_eventos_linhas</w:t>
+      </w:r>
+      <w:proofErr w:type="spellEnd"/>
+      <w:r>
+        <w:t>",</w:t>
+      </w:r>
+    </w:p>
+    <w:p>
+      <w:r>
+        <w:t xml:space="preserve">    "</w:t>
+      </w:r>
+      <w:proofErr w:type="spellStart"/>
+      <w:r>
+        <w:t>df_dotacao</w:t>
+      </w:r>
+      <w:proofErr w:type="spellEnd"/>
+      <w:r>
+        <w:t>": "</w:t>
+      </w:r>
+      <w:proofErr w:type="spellStart"/>
+      <w:r>
+        <w:t>dotacao_consolidada</w:t>
+      </w:r>
+      <w:proofErr w:type="spellEnd"/>
+      <w:r>
+        <w:t>",</w:t>
+      </w:r>
+    </w:p>
+    <w:p>
+      <w:r>
+        <w:t xml:space="preserve">    "</w:t>
+      </w:r>
+      <w:proofErr w:type="spellStart"/>
+      <w:r>
+        <w:t>df_final</w:t>
+      </w:r>
+      <w:proofErr w:type="spellEnd"/>
+      <w:r>
+        <w:t>": "</w:t>
+      </w:r>
+      <w:proofErr w:type="spellStart"/>
+      <w:r>
+        <w:t>painel_empenhos_consolidado</w:t>
+      </w:r>
+      <w:proofErr w:type="spellEnd"/>
+      <w:r>
+        <w:t>"</w:t>
+      </w:r>
+    </w:p>
+    <w:p>
+      <w:r>
+        <w:t>}</w:t>
+      </w:r>
+    </w:p>
+    <w:p/>
+    <w:p>
+      <w:r>
+        <w:t>print("Iniciando exportação com nomes fixos e credenciais globais...")</w:t>
+      </w:r>
+    </w:p>
+    <w:p/>
+    <w:p>
+      <w:r>
+        <w:t xml:space="preserve">for </w:t>
+      </w:r>
+      <w:proofErr w:type="spellStart"/>
+      <w:r>
+        <w:t>df_origem</w:t>
+      </w:r>
+      <w:proofErr w:type="spellEnd"/>
+      <w:r>
+        <w:t xml:space="preserve">, </w:t>
+      </w:r>
+      <w:proofErr w:type="spellStart"/>
+      <w:r>
+        <w:t>nome_personalizado</w:t>
+      </w:r>
+      <w:proofErr w:type="spellEnd"/>
+      <w:r>
+        <w:t xml:space="preserve"> in </w:t>
+      </w:r>
+      <w:proofErr w:type="spellStart"/>
+      <w:r>
+        <w:t>export_map.items</w:t>
+      </w:r>
+      <w:proofErr w:type="spellEnd"/>
+      <w:r>
+        <w:t>():</w:t>
+      </w:r>
+    </w:p>
+    <w:p>
+      <w:r>
+        <w:t xml:space="preserve">    </w:t>
+      </w:r>
+      <w:proofErr w:type="spellStart"/>
+      <w:r>
+        <w:t>temp_folder</w:t>
+      </w:r>
+      <w:proofErr w:type="spellEnd"/>
+      <w:r>
+        <w:t xml:space="preserve"> = f"{</w:t>
+      </w:r>
+      <w:proofErr w:type="spellStart"/>
+      <w:r>
+        <w:t>base_path</w:t>
+      </w:r>
+      <w:proofErr w:type="spellEnd"/>
+      <w:r>
+        <w:t>}/{</w:t>
+      </w:r>
+      <w:proofErr w:type="spellStart"/>
+      <w:r>
+        <w:t>nome_personalizado</w:t>
+      </w:r>
+      <w:proofErr w:type="spellEnd"/>
+      <w:r>
+        <w:t>}_</w:t>
+      </w:r>
+      <w:proofErr w:type="spellStart"/>
+      <w:r>
+        <w:t>temp</w:t>
+      </w:r>
+      <w:proofErr w:type="spellEnd"/>
+      <w:r>
+        <w:t>"</w:t>
+      </w:r>
+    </w:p>
+    <w:p>
+      <w:r>
+        <w:t xml:space="preserve">    </w:t>
+      </w:r>
+      <w:proofErr w:type="spellStart"/>
+      <w:r>
+        <w:t>final_file_path</w:t>
+      </w:r>
+      <w:proofErr w:type="spellEnd"/>
+      <w:r>
+        <w:t xml:space="preserve"> = f"{</w:t>
+      </w:r>
+      <w:proofErr w:type="spellStart"/>
+      <w:r>
+        <w:t>base_path</w:t>
+      </w:r>
+      <w:proofErr w:type="spellEnd"/>
+      <w:r>
+        <w:t>}/{</w:t>
+      </w:r>
+      <w:proofErr w:type="spellStart"/>
+      <w:r>
+        <w:t>nome_personalizado</w:t>
+      </w:r>
+      <w:proofErr w:type="spellEnd"/>
+      <w:r>
+        <w:t>}.</w:t>
+      </w:r>
+      <w:proofErr w:type="spellStart"/>
+      <w:r>
+        <w:t>csv</w:t>
+      </w:r>
+      <w:proofErr w:type="spellEnd"/>
+      <w:r>
+        <w:t>"</w:t>
+      </w:r>
+    </w:p>
+    <w:p>
+      <w:r>
+        <w:t xml:space="preserve">    </w:t>
+      </w:r>
+    </w:p>
+    <w:p>
+      <w:r>
+        <w:t xml:space="preserve">    # Pega o DataFrame real pelo nome</w:t>
+      </w:r>
+    </w:p>
+    <w:p>
+      <w:r>
+        <w:t xml:space="preserve">    </w:t>
+      </w:r>
+      <w:proofErr w:type="spellStart"/>
+      <w:r>
+        <w:t>df_para_gravar</w:t>
+      </w:r>
+      <w:proofErr w:type="spellEnd"/>
+      <w:r>
+        <w:t xml:space="preserve"> = </w:t>
+      </w:r>
+      <w:proofErr w:type="spellStart"/>
+      <w:r>
+        <w:t>globals</w:t>
+      </w:r>
+      <w:proofErr w:type="spellEnd"/>
+      <w:r>
+        <w:t>()[</w:t>
+      </w:r>
+      <w:proofErr w:type="spellStart"/>
+      <w:r>
+        <w:t>df_origem</w:t>
+      </w:r>
+      <w:proofErr w:type="spellEnd"/>
+      <w:r>
+        <w:t>]</w:t>
+      </w:r>
+    </w:p>
+    <w:p>
+      <w:r>
+        <w:t xml:space="preserve">    </w:t>
+      </w:r>
+    </w:p>
+    <w:p>
+      <w:r>
+        <w:t xml:space="preserve">    print(</w:t>
+      </w:r>
+      <w:proofErr w:type="spellStart"/>
+      <w:r>
+        <w:t>f"Gerando</w:t>
+      </w:r>
+      <w:proofErr w:type="spellEnd"/>
+      <w:r>
+        <w:t xml:space="preserve"> arquivo: {</w:t>
+      </w:r>
+      <w:proofErr w:type="spellStart"/>
+      <w:r>
+        <w:t>nome_personalizado</w:t>
+      </w:r>
+      <w:proofErr w:type="spellEnd"/>
+      <w:r>
+        <w:t>}.</w:t>
+      </w:r>
+      <w:proofErr w:type="spellStart"/>
+      <w:r>
+        <w:t>csv</w:t>
+      </w:r>
+      <w:proofErr w:type="spellEnd"/>
+      <w:r>
+        <w:t>")</w:t>
+      </w:r>
+    </w:p>
+    <w:p>
+      <w:r>
+        <w:t xml:space="preserve">    </w:t>
+      </w:r>
+    </w:p>
+    <w:p>
+      <w:r>
+        <w:t xml:space="preserve">    # Etapa 1: Grava como pasta (agora a credencial já está no sistema)</w:t>
+      </w:r>
+    </w:p>
+    <w:p>
+      <w:r>
+        <w:t xml:space="preserve">    </w:t>
+      </w:r>
+      <w:proofErr w:type="spellStart"/>
+      <w:r>
+        <w:t>df_para_gravar.coalesce</w:t>
+      </w:r>
+      <w:proofErr w:type="spellEnd"/>
+      <w:r>
+        <w:t>(1).</w:t>
+      </w:r>
+      <w:proofErr w:type="spellStart"/>
+      <w:r>
+        <w:t>write.format</w:t>
+      </w:r>
+      <w:proofErr w:type="spellEnd"/>
+      <w:r>
+        <w:t>("</w:t>
+      </w:r>
+      <w:proofErr w:type="spellStart"/>
+      <w:r>
+        <w:t>csv</w:t>
+      </w:r>
+      <w:proofErr w:type="spellEnd"/>
+      <w:r>
+        <w:t>") \</w:t>
+      </w:r>
+    </w:p>
+    <w:p>
+      <w:r>
+        <w:lastRenderedPageBreak/>
+        <w:t xml:space="preserve">      .</w:t>
+      </w:r>
+      <w:proofErr w:type="spellStart"/>
+      <w:r>
+        <w:t>mode</w:t>
+      </w:r>
+      <w:proofErr w:type="spellEnd"/>
+      <w:r>
+        <w:t>("</w:t>
+      </w:r>
+      <w:proofErr w:type="spellStart"/>
+      <w:r>
+        <w:t>overwrite</w:t>
+      </w:r>
+      <w:proofErr w:type="spellEnd"/>
+      <w:r>
+        <w:t>") \</w:t>
+      </w:r>
+    </w:p>
+    <w:p>
+      <w:r>
+        <w:t xml:space="preserve">      .</w:t>
+      </w:r>
+      <w:proofErr w:type="spellStart"/>
+      <w:r>
+        <w:t>option</w:t>
+      </w:r>
+      <w:proofErr w:type="spellEnd"/>
+      <w:r>
+        <w:t>("header", "</w:t>
+      </w:r>
+      <w:proofErr w:type="spellStart"/>
+      <w:r>
+        <w:t>true</w:t>
+      </w:r>
+      <w:proofErr w:type="spellEnd"/>
+      <w:r>
+        <w:t>") \</w:t>
+      </w:r>
+    </w:p>
+    <w:p>
+      <w:r>
+        <w:t xml:space="preserve">      .</w:t>
+      </w:r>
+      <w:proofErr w:type="spellStart"/>
+      <w:r>
+        <w:t>option</w:t>
+      </w:r>
+      <w:proofErr w:type="spellEnd"/>
+      <w:r>
+        <w:t>("</w:t>
+      </w:r>
+      <w:proofErr w:type="spellStart"/>
+      <w:r>
+        <w:t>delimiter</w:t>
+      </w:r>
+      <w:proofErr w:type="spellEnd"/>
+      <w:r>
+        <w:t>", ";") \</w:t>
+      </w:r>
+    </w:p>
+    <w:p>
+      <w:r>
+        <w:t xml:space="preserve">      .</w:t>
+      </w:r>
+      <w:proofErr w:type="spellStart"/>
+      <w:r>
+        <w:t>save</w:t>
+      </w:r>
+      <w:proofErr w:type="spellEnd"/>
+      <w:r>
+        <w:t>(</w:t>
+      </w:r>
+      <w:proofErr w:type="spellStart"/>
+      <w:r>
+        <w:t>temp_folder</w:t>
+      </w:r>
+      <w:proofErr w:type="spellEnd"/>
+      <w:r>
+        <w:t>)</w:t>
+      </w:r>
+    </w:p>
+    <w:p>
+      <w:r>
+        <w:t xml:space="preserve">    </w:t>
+      </w:r>
+    </w:p>
+    <w:p>
+      <w:r>
+        <w:t xml:space="preserve">    # Etapa 2: Localiza o arquivo e renomeia</w:t>
+      </w:r>
+    </w:p>
+    <w:p>
+      <w:r>
+        <w:t xml:space="preserve">    # Agora o </w:t>
+      </w:r>
+      <w:proofErr w:type="spellStart"/>
+      <w:r>
+        <w:t>dbutils</w:t>
+      </w:r>
+      <w:proofErr w:type="spellEnd"/>
+      <w:r>
+        <w:t xml:space="preserve"> terá acesso porque configuramos o </w:t>
+      </w:r>
+      <w:proofErr w:type="spellStart"/>
+      <w:r>
+        <w:t>spark.conf.set</w:t>
+      </w:r>
+      <w:proofErr w:type="spellEnd"/>
+      <w:r>
+        <w:t xml:space="preserve"> acima</w:t>
+      </w:r>
+    </w:p>
+    <w:p>
+      <w:r>
+        <w:t xml:space="preserve">    files = dbutils.fs.ls(</w:t>
+      </w:r>
+      <w:proofErr w:type="spellStart"/>
+      <w:r>
+        <w:t>temp_folder</w:t>
+      </w:r>
+      <w:proofErr w:type="spellEnd"/>
+      <w:r>
+        <w:t>)</w:t>
+      </w:r>
+    </w:p>
+    <w:p>
+      <w:r>
+        <w:t xml:space="preserve">    </w:t>
+      </w:r>
+      <w:proofErr w:type="spellStart"/>
+      <w:r>
+        <w:t>csv_temp_file</w:t>
+      </w:r>
+      <w:proofErr w:type="spellEnd"/>
+      <w:r>
+        <w:t xml:space="preserve"> = [</w:t>
+      </w:r>
+      <w:proofErr w:type="spellStart"/>
+      <w:r>
+        <w:t>f.path</w:t>
+      </w:r>
+      <w:proofErr w:type="spellEnd"/>
+      <w:r>
+        <w:t xml:space="preserve"> for f in files </w:t>
+      </w:r>
+      <w:proofErr w:type="spellStart"/>
+      <w:r>
+        <w:t>if</w:t>
+      </w:r>
+      <w:proofErr w:type="spellEnd"/>
+      <w:r>
+        <w:t xml:space="preserve"> </w:t>
+      </w:r>
+      <w:proofErr w:type="spellStart"/>
+      <w:r>
+        <w:t>f.path.endswith</w:t>
+      </w:r>
+      <w:proofErr w:type="spellEnd"/>
+      <w:r>
+        <w:t>(".</w:t>
+      </w:r>
+      <w:proofErr w:type="spellStart"/>
+      <w:r>
+        <w:t>csv</w:t>
+      </w:r>
+      <w:proofErr w:type="spellEnd"/>
+      <w:r>
+        <w:t>")][0]</w:t>
+      </w:r>
+    </w:p>
+    <w:p>
+      <w:r>
+        <w:t xml:space="preserve">    </w:t>
+      </w:r>
+    </w:p>
+    <w:p>
+      <w:r>
+        <w:t xml:space="preserve">    </w:t>
+      </w:r>
+      <w:proofErr w:type="spellStart"/>
+      <w:r>
+        <w:t>dbutils.fs.cp</w:t>
+      </w:r>
+      <w:proofErr w:type="spellEnd"/>
+      <w:r>
+        <w:t>(</w:t>
+      </w:r>
+      <w:proofErr w:type="spellStart"/>
+      <w:r>
+        <w:t>csv_temp_file</w:t>
+      </w:r>
+      <w:proofErr w:type="spellEnd"/>
+      <w:r>
+        <w:t xml:space="preserve">, </w:t>
+      </w:r>
+      <w:proofErr w:type="spellStart"/>
+      <w:r>
+        <w:t>final_file_path</w:t>
+      </w:r>
+      <w:proofErr w:type="spellEnd"/>
+      <w:r>
+        <w:t>)</w:t>
+      </w:r>
+    </w:p>
+    <w:p>
+      <w:r>
+        <w:t xml:space="preserve">    dbutils.fs.rm(</w:t>
+      </w:r>
+      <w:proofErr w:type="spellStart"/>
+      <w:r>
+        <w:t>temp_folder</w:t>
+      </w:r>
+      <w:proofErr w:type="spellEnd"/>
+      <w:r>
+        <w:t>, recurse=</w:t>
+      </w:r>
+      <w:proofErr w:type="spellStart"/>
+      <w:r>
+        <w:t>True</w:t>
+      </w:r>
+      <w:proofErr w:type="spellEnd"/>
+      <w:r>
+        <w:t>)</w:t>
+      </w:r>
+    </w:p>
+    <w:p/>
+    <w:p>
+      <w:r>
+        <w:t>print("--- Sucesso! Arquivos nomeados corretamente no Azure. ---")</w:t>
+      </w:r>
+    </w:p>
+    <w:p/>
+    <w:p>
+      <w:pPr>
+        <w:jc w:val="center"/>
+        <w:rPr>
+          <w:rFonts w:ascii="Times New Roman" w:hAnsi="Times New Roman" w:cs="Times New Roman"/>
+        </w:rPr>
+      </w:pPr>
+    </w:p>
     <w:sectPr>
-      <w:footerReference w:type="default" r:id="rId14"/>
+      <w:footerReference w:type="default" r:id="rId19"/>
       <w:pgSz w:w="12240" w:h="15840"/>
       <w:pgMar w:top="1418" w:right="1701" w:bottom="1418" w:left="1701" w:header="720" w:footer="720" w:gutter="0"/>
       <w:cols w:space="720"/>
